--- a/filled_docs/individual_task/bachelors/knis/fourth_year_students/8th_semester/Авдеев_Виталий_Сергеевич_Прил 1_ИЗ на практику_Бакалавриат_КНиС_8 семестр.docx
+++ b/filled_docs/individual_task/bachelors/knis/fourth_year_students/8th_semester/Авдеев_Виталий_Сергеевич_Прил 1_ИЗ на практику_Бакалавриат_КНиС_8 семестр.docx
@@ -790,7 +790,6 @@
         </w:rPr>
         <w:t xml:space="preserve">: </w:t>
       </w:r>
-      <w:proofErr w:type="spellStart"/>
       <w:r>
         <w:rPr>
           <w:rFonts w:ascii="Times New Roman" w:eastAsia="Times New Roman" w:hAnsi="Times New Roman" w:cs="Times New Roman"/>
@@ -798,9 +797,19 @@
           <w:szCs w:val="24"/>
           <w:u w:val="single"/>
         </w:rPr>
-        <w:t>темаВКР</w:t>
-      </w:r>
-      <w:proofErr w:type="spellEnd"/>
+        <w:t>анализ по</w:t>
+      </w:r>
+      <w:bookmarkStart w:id="1" w:name="_GoBack"/>
+      <w:bookmarkEnd w:id="1"/>
+      <w:r>
+        <w:rPr>
+          <w:rFonts w:ascii="Times New Roman" w:eastAsia="Times New Roman" w:hAnsi="Times New Roman" w:cs="Times New Roman"/>
+          <w:sz w:val="24"/>
+          <w:szCs w:val="24"/>
+          <w:u w:val="single"/>
+        </w:rPr>
+        <w:t xml:space="preserve"> </w:t>
+      </w:r>
     </w:p>
     <w:p>
       <w:pPr>
@@ -813,8 +822,8 @@
           <w:szCs w:val="24"/>
         </w:rPr>
       </w:pPr>
-      <w:bookmarkStart w:id="1" w:name="_heading=h.30j0zll" w:colFirst="0" w:colLast="0"/>
-      <w:bookmarkEnd w:id="1"/>
+      <w:bookmarkStart w:id="2" w:name="_heading=h.30j0zll" w:colFirst="0" w:colLast="0"/>
+      <w:bookmarkEnd w:id="2"/>
       <w:r>
         <w:rPr>
           <w:rFonts w:ascii="Times New Roman" w:eastAsia="Times New Roman" w:hAnsi="Times New Roman" w:cs="Times New Roman"/>
@@ -6325,8 +6334,6 @@
           <w:rFonts w:ascii="Times New Roman" w:eastAsia="Times New Roman" w:hAnsi="Times New Roman" w:cs="Times New Roman"/>
         </w:rPr>
       </w:pPr>
-      <w:bookmarkStart w:id="2" w:name="_GoBack"/>
-      <w:bookmarkEnd w:id="2"/>
     </w:p>
     <w:p>
       <w:pPr>
@@ -7680,7 +7687,7 @@
 </file>
 
 <file path=customXml/itemProps2.xml><?xml version="1.0" encoding="utf-8"?>
-<ds:datastoreItem xmlns:ds="http://schemas.openxmlformats.org/officeDocument/2006/customXml" ds:itemID="{84E3C80F-114D-4A45-847F-38264481130C}">
+<ds:datastoreItem xmlns:ds="http://schemas.openxmlformats.org/officeDocument/2006/customXml" ds:itemID="{B6BBE81D-5DA8-41E5-BB22-0433E161BE73}">
   <ds:schemaRefs>
     <ds:schemaRef ds:uri="http://schemas.openxmlformats.org/officeDocument/2006/bibliography"/>
   </ds:schemaRefs>

--- a/filled_docs/individual_task/bachelors/knis/fourth_year_students/8th_semester/Авдеев_Виталий_Сергеевич_Прил 1_ИЗ на практику_Бакалавриат_КНиС_8 семестр.docx
+++ b/filled_docs/individual_task/bachelors/knis/fourth_year_students/8th_semester/Авдеев_Виталий_Сергеевич_Прил 1_ИЗ на практику_Бакалавриат_КНиС_8 семестр.docx
@@ -797,10 +797,19 @@
           <w:szCs w:val="24"/>
           <w:u w:val="single"/>
         </w:rPr>
-        <w:t>анализ по</w:t>
-      </w:r>
-      <w:bookmarkStart w:id="1" w:name="_GoBack"/>
-      <w:bookmarkEnd w:id="1"/>
+        <w:t xml:space="preserve">анализ </w:t>
+      </w:r>
+      <w:proofErr w:type="gramStart"/>
+      <w:r>
+        <w:rPr>
+          <w:rFonts w:ascii="Times New Roman" w:eastAsia="Times New Roman" w:hAnsi="Times New Roman" w:cs="Times New Roman"/>
+          <w:sz w:val="24"/>
+          <w:szCs w:val="24"/>
+          <w:u w:val="single"/>
+        </w:rPr>
+        <w:t>по</w:t>
+      </w:r>
+      <w:proofErr w:type="gramEnd"/>
       <w:r>
         <w:rPr>
           <w:rFonts w:ascii="Times New Roman" w:eastAsia="Times New Roman" w:hAnsi="Times New Roman" w:cs="Times New Roman"/>
@@ -822,8 +831,8 @@
           <w:szCs w:val="24"/>
         </w:rPr>
       </w:pPr>
-      <w:bookmarkStart w:id="2" w:name="_heading=h.30j0zll" w:colFirst="0" w:colLast="0"/>
-      <w:bookmarkEnd w:id="2"/>
+      <w:bookmarkStart w:id="1" w:name="_heading=h.30j0zll" w:colFirst="0" w:colLast="0"/>
+      <w:bookmarkEnd w:id="1"/>
       <w:r>
         <w:rPr>
           <w:rFonts w:ascii="Times New Roman" w:eastAsia="Times New Roman" w:hAnsi="Times New Roman" w:cs="Times New Roman"/>
@@ -1789,13 +1798,21 @@
             <w:r>
               <w:rPr>
                 <w:rFonts w:ascii="Times New Roman" w:eastAsia="Times New Roman" w:hAnsi="Times New Roman" w:cs="Times New Roman"/>
-                <w:i/>
+                <w:color w:val="FF0000"/>
+                <w:sz w:val="18"/>
+                <w:szCs w:val="18"/>
+              </w:rPr>
+              <w:t>19</w:t>
+            </w:r>
+            <w:r>
+              <w:rPr>
+                <w:rFonts w:ascii="Times New Roman" w:eastAsia="Times New Roman" w:hAnsi="Times New Roman" w:cs="Times New Roman"/>
                 <w:color w:val="FF0000"/>
                 <w:sz w:val="18"/>
                 <w:szCs w:val="18"/>
                 <w:lang w:val="en-US"/>
               </w:rPr>
-              <w:t>fpflwpflwpflw</w:t>
+              <w:t>.03.2025</w:t>
             </w:r>
           </w:p>
         </w:tc>
@@ -1980,11 +1997,35 @@
             <w:r>
               <w:rPr>
                 <w:rFonts w:ascii="Times New Roman" w:eastAsia="Times New Roman" w:hAnsi="Times New Roman" w:cs="Times New Roman"/>
+                <w:i/>
                 <w:color w:val="FF0000"/>
                 <w:sz w:val="18"/>
                 <w:szCs w:val="18"/>
+                <w:lang w:val="en-US"/>
               </w:rPr>
-              <w:t>01/01/1970</w:t>
+              <w:t>18</w:t>
+            </w:r>
+            <w:r>
+              <w:rPr>
+                <w:rFonts w:ascii="Times New Roman" w:eastAsia="Times New Roman" w:hAnsi="Times New Roman" w:cs="Times New Roman"/>
+                <w:i/>
+                <w:color w:val="FF0000"/>
+                <w:sz w:val="18"/>
+                <w:szCs w:val="18"/>
+                <w:lang w:val="en-US"/>
+              </w:rPr>
+              <w:t>.03</w:t>
+            </w:r>
+            <w:r>
+              <w:rPr>
+                <w:rFonts w:ascii="Times New Roman" w:eastAsia="Times New Roman" w:hAnsi="Times New Roman" w:cs="Times New Roman"/>
+                <w:i/>
+                <w:color w:val="FF0000"/>
+                <w:sz w:val="18"/>
+                <w:szCs w:val="18"/>
+                <w:lang w:val="en-US"/>
+              </w:rPr>
+              <w:t>.2025</w:t>
             </w:r>
           </w:p>
         </w:tc>
@@ -2010,31 +2051,12 @@
                 <w:color w:val="FF0000"/>
                 <w:sz w:val="18"/>
                 <w:szCs w:val="18"/>
+                <w:lang w:val="en-US"/>
               </w:rPr>
-              <w:t>Содержание работ должно быть конкретизировано и отражать непосредственную деятельность, связанную с целями практики, запланированными результатами обучения (указать все индикаторы достижения компетенций из программы практики в привязке к содержанию работ) и темой задания на практику.</w:t>
+              <w:t>wdkwodwokdoow</w:t>
             </w:r>
-          </w:p>
-          <w:p>
-            <w:pPr>
-              <w:rPr>
-                <w:rFonts w:ascii="Times New Roman" w:eastAsia="Times New Roman" w:hAnsi="Times New Roman" w:cs="Times New Roman"/>
-                <w:i/>
-                <w:color w:val="FF0000"/>
-                <w:sz w:val="18"/>
-                <w:szCs w:val="18"/>
-              </w:rPr>
-            </w:pPr>
-          </w:p>
-          <w:p>
-            <w:pPr>
-              <w:rPr>
-                <w:rFonts w:ascii="Times New Roman" w:eastAsia="Times New Roman" w:hAnsi="Times New Roman" w:cs="Times New Roman"/>
-                <w:i/>
-                <w:color w:val="FF0000"/>
-                <w:sz w:val="18"/>
-                <w:szCs w:val="18"/>
-              </w:rPr>
-            </w:pPr>
+            <w:bookmarkStart w:id="2" w:name="_GoBack"/>
+            <w:bookmarkEnd w:id="2"/>
             <w:r>
               <w:rPr>
                 <w:rFonts w:ascii="Times New Roman" w:eastAsia="Times New Roman" w:hAnsi="Times New Roman" w:cs="Times New Roman"/>
@@ -2043,203 +2065,7 @@
                 <w:sz w:val="18"/>
                 <w:szCs w:val="18"/>
               </w:rPr>
-              <w:t>Индикаторы достижения компетенций и результаты обучения из программы практики:</w:t>
-            </w:r>
-          </w:p>
-          <w:p>
-            <w:pPr>
-              <w:rPr>
-                <w:rFonts w:ascii="Times New Roman" w:eastAsia="Times New Roman" w:hAnsi="Times New Roman" w:cs="Times New Roman"/>
-                <w:i/>
-                <w:color w:val="FF0000"/>
-                <w:sz w:val="18"/>
-                <w:szCs w:val="18"/>
-              </w:rPr>
-            </w:pPr>
-            <w:r>
-              <w:rPr>
-                <w:rFonts w:ascii="Times New Roman" w:eastAsia="Times New Roman" w:hAnsi="Times New Roman" w:cs="Times New Roman"/>
-                <w:i/>
-                <w:color w:val="FF0000"/>
-                <w:sz w:val="18"/>
-                <w:szCs w:val="18"/>
-              </w:rPr>
-              <w:t>УК-1.1. Знать: методики сбора и обработки информации; актуальные российские и зарубежные источники информации в сфере профессиональной деятельности; метод системного анализа;</w:t>
-            </w:r>
-          </w:p>
-          <w:p>
-            <w:pPr>
-              <w:rPr>
-                <w:rFonts w:ascii="Times New Roman" w:eastAsia="Times New Roman" w:hAnsi="Times New Roman" w:cs="Times New Roman"/>
-                <w:i/>
-                <w:color w:val="FF0000"/>
-                <w:sz w:val="18"/>
-                <w:szCs w:val="18"/>
-              </w:rPr>
-            </w:pPr>
-            <w:r>
-              <w:rPr>
-                <w:rFonts w:ascii="Times New Roman" w:eastAsia="Times New Roman" w:hAnsi="Times New Roman" w:cs="Times New Roman"/>
-                <w:i/>
-                <w:color w:val="FF0000"/>
-                <w:sz w:val="18"/>
-                <w:szCs w:val="18"/>
-              </w:rPr>
-              <w:t>УК-6.1. Знать: основные приемы эффективного управления собственным временем; основные методики самоконтроля, саморазвития и самообразования на протяжении всей жизни</w:t>
-            </w:r>
-          </w:p>
-          <w:p>
-            <w:pPr>
-              <w:rPr>
-                <w:rFonts w:ascii="Times New Roman" w:eastAsia="Times New Roman" w:hAnsi="Times New Roman" w:cs="Times New Roman"/>
-                <w:i/>
-                <w:color w:val="FF0000"/>
-                <w:sz w:val="18"/>
-                <w:szCs w:val="18"/>
-              </w:rPr>
-            </w:pPr>
-            <w:r>
-              <w:rPr>
-                <w:rFonts w:ascii="Times New Roman" w:eastAsia="Times New Roman" w:hAnsi="Times New Roman" w:cs="Times New Roman"/>
-                <w:i/>
-                <w:color w:val="FF0000"/>
-                <w:sz w:val="18"/>
-                <w:szCs w:val="18"/>
-              </w:rPr>
-              <w:t>УК-6.2.</w:t>
-            </w:r>
-            <w:r>
-              <w:t xml:space="preserve"> </w:t>
-            </w:r>
-            <w:r>
-              <w:rPr>
-                <w:rFonts w:ascii="Times New Roman" w:eastAsia="Times New Roman" w:hAnsi="Times New Roman" w:cs="Times New Roman"/>
-                <w:i/>
-                <w:color w:val="FF0000"/>
-                <w:sz w:val="18"/>
-                <w:szCs w:val="18"/>
-              </w:rPr>
-              <w:t xml:space="preserve">Уметь: эффективно планировать и контролировать собственное время; использовать методы </w:t>
-            </w:r>
-            <w:proofErr w:type="spellStart"/>
-            <w:r>
-              <w:rPr>
-                <w:rFonts w:ascii="Times New Roman" w:eastAsia="Times New Roman" w:hAnsi="Times New Roman" w:cs="Times New Roman"/>
-                <w:i/>
-                <w:color w:val="FF0000"/>
-                <w:sz w:val="18"/>
-                <w:szCs w:val="18"/>
-              </w:rPr>
-              <w:t>саморегуляции</w:t>
-            </w:r>
-            <w:proofErr w:type="spellEnd"/>
-            <w:r>
-              <w:rPr>
-                <w:rFonts w:ascii="Times New Roman" w:eastAsia="Times New Roman" w:hAnsi="Times New Roman" w:cs="Times New Roman"/>
-                <w:i/>
-                <w:color w:val="FF0000"/>
-                <w:sz w:val="18"/>
-                <w:szCs w:val="18"/>
-              </w:rPr>
-              <w:t>, саморазвития и самообучения;</w:t>
-            </w:r>
-          </w:p>
-          <w:p>
-            <w:pPr>
-              <w:rPr>
-                <w:rFonts w:ascii="Times New Roman" w:eastAsia="Times New Roman" w:hAnsi="Times New Roman" w:cs="Times New Roman"/>
-                <w:i/>
-                <w:color w:val="FF0000"/>
-                <w:sz w:val="18"/>
-                <w:szCs w:val="18"/>
-              </w:rPr>
-            </w:pPr>
-            <w:r>
-              <w:rPr>
-                <w:rFonts w:ascii="Times New Roman" w:eastAsia="Times New Roman" w:hAnsi="Times New Roman" w:cs="Times New Roman"/>
-                <w:i/>
-                <w:color w:val="FF0000"/>
-                <w:sz w:val="18"/>
-                <w:szCs w:val="18"/>
-              </w:rPr>
-              <w:t xml:space="preserve">УК-6.3. Владеть: методами управления собственным временем; технологиями приобретения, использования и обновления </w:t>
-            </w:r>
-            <w:proofErr w:type="spellStart"/>
-            <w:proofErr w:type="gramStart"/>
-            <w:r>
-              <w:rPr>
-                <w:rFonts w:ascii="Times New Roman" w:eastAsia="Times New Roman" w:hAnsi="Times New Roman" w:cs="Times New Roman"/>
-                <w:i/>
-                <w:color w:val="FF0000"/>
-                <w:sz w:val="18"/>
-                <w:szCs w:val="18"/>
-              </w:rPr>
-              <w:t>социо</w:t>
-            </w:r>
-            <w:proofErr w:type="spellEnd"/>
-            <w:r>
-              <w:rPr>
-                <w:rFonts w:ascii="Times New Roman" w:eastAsia="Times New Roman" w:hAnsi="Times New Roman" w:cs="Times New Roman"/>
-                <w:i/>
-                <w:color w:val="FF0000"/>
-                <w:sz w:val="18"/>
-                <w:szCs w:val="18"/>
-              </w:rPr>
-              <w:t>-культурных</w:t>
-            </w:r>
-            <w:proofErr w:type="gramEnd"/>
-            <w:r>
-              <w:rPr>
-                <w:rFonts w:ascii="Times New Roman" w:eastAsia="Times New Roman" w:hAnsi="Times New Roman" w:cs="Times New Roman"/>
-                <w:i/>
-                <w:color w:val="FF0000"/>
-                <w:sz w:val="18"/>
-                <w:szCs w:val="18"/>
-              </w:rPr>
-              <w:t xml:space="preserve"> и профессиональных знаний, умений, и навыков; методиками саморазвития и самообразования в течение всей жизни.</w:t>
-            </w:r>
-          </w:p>
-          <w:p>
-            <w:pPr>
-              <w:rPr>
-                <w:rFonts w:ascii="Times New Roman" w:eastAsia="Times New Roman" w:hAnsi="Times New Roman" w:cs="Times New Roman"/>
-                <w:i/>
-                <w:color w:val="FF0000"/>
-                <w:sz w:val="18"/>
-                <w:szCs w:val="18"/>
-              </w:rPr>
-            </w:pPr>
-            <w:r>
-              <w:rPr>
-                <w:rFonts w:ascii="Times New Roman" w:eastAsia="Times New Roman" w:hAnsi="Times New Roman" w:cs="Times New Roman"/>
-                <w:i/>
-                <w:color w:val="FF0000"/>
-                <w:sz w:val="18"/>
-                <w:szCs w:val="18"/>
-              </w:rPr>
-              <w:t xml:space="preserve">ПКС-2.3. Уметь применять знания в области разработки </w:t>
-            </w:r>
-            <w:proofErr w:type="gramStart"/>
-            <w:r>
-              <w:rPr>
-                <w:rFonts w:ascii="Times New Roman" w:eastAsia="Times New Roman" w:hAnsi="Times New Roman" w:cs="Times New Roman"/>
-                <w:i/>
-                <w:color w:val="FF0000"/>
-                <w:sz w:val="18"/>
-                <w:szCs w:val="18"/>
-              </w:rPr>
-              <w:t>ПО</w:t>
-            </w:r>
-            <w:proofErr w:type="gramEnd"/>
-            <w:r>
-              <w:rPr>
-                <w:rFonts w:ascii="Times New Roman" w:eastAsia="Times New Roman" w:hAnsi="Times New Roman" w:cs="Times New Roman"/>
-                <w:i/>
-                <w:color w:val="FF0000"/>
-                <w:sz w:val="18"/>
-                <w:szCs w:val="18"/>
-              </w:rPr>
-              <w:t xml:space="preserve"> в предметной области  </w:t>
+              <w:t xml:space="preserve">  </w:t>
             </w:r>
           </w:p>
         </w:tc>
@@ -2363,7 +2189,7 @@
                 <w:szCs w:val="18"/>
                 <w:lang w:val="en-US"/>
               </w:rPr>
-              <w:t>393939393</w:t>
+              <w:t>10.05.2025</w:t>
             </w:r>
           </w:p>
         </w:tc>
@@ -3307,15 +3133,16 @@
         <w:rPr>
           <w:rFonts w:ascii="Times New Roman" w:eastAsia="Times New Roman" w:hAnsi="Times New Roman" w:cs="Times New Roman"/>
         </w:rPr>
-        <w:lastRenderedPageBreak/>
-        <w:t xml:space="preserve">Инструктаж обучающегося по ознакомлению с требованиями охраны труда, техники безопасности, пожарной безопасности, а также с правилами внутреннего трудового распорядка проведен с оформлением установленной документации </w:t>
-      </w:r>
-      <w:r>
-        <w:rPr>
-          <w:rFonts w:ascii="Times New Roman" w:eastAsia="Times New Roman" w:hAnsi="Times New Roman" w:cs="Times New Roman"/>
-        </w:rPr>
-        <w:t>бакДатаРук</w:t>
-      </w:r>
+        <w:t xml:space="preserve">Инструктаж обучающегося по ознакомлению с требованиями охраны труда, техники безопасности, пожарной безопасности, а также с правилами внутреннего трудового распорядка проведен с оформлением установленной документации </w:t>
+      </w:r>
+      <w:proofErr w:type="spellStart"/>
+      <w:r>
+        <w:rPr>
+          <w:rFonts w:ascii="Times New Roman" w:eastAsia="Times New Roman" w:hAnsi="Times New Roman" w:cs="Times New Roman"/>
+        </w:rPr>
+        <w:t>бакДатаРук</w:t>
+      </w:r>
+      <w:proofErr w:type="spellEnd"/>
       <w:r>
         <w:rPr>
           <w:rFonts w:ascii="Times New Roman" w:eastAsia="Times New Roman" w:hAnsi="Times New Roman" w:cs="Times New Roman"/>
@@ -3714,771 +3541,6 @@
         <w:rPr>
           <w:rFonts w:ascii="Times New Roman" w:eastAsia="Times New Roman" w:hAnsi="Times New Roman" w:cs="Times New Roman"/>
         </w:rPr>
-        <w:t xml:space="preserve">Инструктаж обучающегося по ознакомлению с требованиями охраны труда, техники безопасности, пожарной безопасности, а также с правилами внутреннего трудового распорядка проведен с оформлением установленной документации </w:t>
-      </w:r>
-      <w:proofErr w:type="spellStart"/>
-      <w:r>
-        <w:rPr>
-          <w:rFonts w:ascii="Times New Roman" w:eastAsia="Times New Roman" w:hAnsi="Times New Roman" w:cs="Times New Roman"/>
-        </w:rPr>
-        <w:t>бакДатаРук</w:t>
-      </w:r>
-      <w:proofErr w:type="spellEnd"/>
-      <w:r>
-        <w:rPr>
-          <w:rFonts w:ascii="Times New Roman" w:eastAsia="Times New Roman" w:hAnsi="Times New Roman" w:cs="Times New Roman"/>
-        </w:rPr>
-        <w:t xml:space="preserve">  </w:t>
-      </w:r>
-    </w:p>
-    <w:p>
-      <w:pPr>
-        <w:spacing w:before="240" w:after="0" w:line="240" w:lineRule="auto"/>
-        <w:ind w:firstLine="709"/>
-        <w:jc w:val="both"/>
-        <w:rPr>
-          <w:rFonts w:ascii="Times New Roman" w:eastAsia="Times New Roman" w:hAnsi="Times New Roman" w:cs="Times New Roman"/>
-        </w:rPr>
-      </w:pPr>
-      <w:r>
-        <w:rPr>
-          <w:rFonts w:ascii="Times New Roman" w:eastAsia="Times New Roman" w:hAnsi="Times New Roman" w:cs="Times New Roman"/>
-        </w:rPr>
-        <w:t xml:space="preserve">Инструктаж обучающегося по ознакомлению с требованиями охраны труда, техники безопасности, пожарной безопасности, а также с правилами внутреннего трудового распорядка проведен с оформлением установленной документации </w:t>
-      </w:r>
-      <w:proofErr w:type="spellStart"/>
-      <w:r>
-        <w:rPr>
-          <w:rFonts w:ascii="Times New Roman" w:eastAsia="Times New Roman" w:hAnsi="Times New Roman" w:cs="Times New Roman"/>
-        </w:rPr>
-        <w:t>бакДатаРук</w:t>
-      </w:r>
-      <w:proofErr w:type="spellEnd"/>
-      <w:r>
-        <w:rPr>
-          <w:rFonts w:ascii="Times New Roman" w:eastAsia="Times New Roman" w:hAnsi="Times New Roman" w:cs="Times New Roman"/>
-        </w:rPr>
-        <w:t xml:space="preserve">  </w:t>
-      </w:r>
-    </w:p>
-    <w:p>
-      <w:pPr>
-        <w:spacing w:before="240" w:after="0" w:line="240" w:lineRule="auto"/>
-        <w:ind w:firstLine="709"/>
-        <w:jc w:val="both"/>
-        <w:rPr>
-          <w:rFonts w:ascii="Times New Roman" w:eastAsia="Times New Roman" w:hAnsi="Times New Roman" w:cs="Times New Roman"/>
-        </w:rPr>
-      </w:pPr>
-      <w:r>
-        <w:rPr>
-          <w:rFonts w:ascii="Times New Roman" w:eastAsia="Times New Roman" w:hAnsi="Times New Roman" w:cs="Times New Roman"/>
-        </w:rPr>
-        <w:t xml:space="preserve">Инструктаж обучающегося по ознакомлению с требованиями охраны труда, техники безопасности, пожарной безопасности, а также с правилами внутреннего трудового распорядка проведен с оформлением установленной документации </w:t>
-      </w:r>
-      <w:proofErr w:type="spellStart"/>
-      <w:r>
-        <w:rPr>
-          <w:rFonts w:ascii="Times New Roman" w:eastAsia="Times New Roman" w:hAnsi="Times New Roman" w:cs="Times New Roman"/>
-        </w:rPr>
-        <w:t>бакДатаРук</w:t>
-      </w:r>
-      <w:proofErr w:type="spellEnd"/>
-      <w:r>
-        <w:rPr>
-          <w:rFonts w:ascii="Times New Roman" w:eastAsia="Times New Roman" w:hAnsi="Times New Roman" w:cs="Times New Roman"/>
-        </w:rPr>
-        <w:t xml:space="preserve">  </w:t>
-      </w:r>
-    </w:p>
-    <w:p>
-      <w:pPr>
-        <w:spacing w:before="240" w:after="0" w:line="240" w:lineRule="auto"/>
-        <w:ind w:firstLine="709"/>
-        <w:jc w:val="both"/>
-        <w:rPr>
-          <w:rFonts w:ascii="Times New Roman" w:eastAsia="Times New Roman" w:hAnsi="Times New Roman" w:cs="Times New Roman"/>
-        </w:rPr>
-      </w:pPr>
-      <w:r>
-        <w:rPr>
-          <w:rFonts w:ascii="Times New Roman" w:eastAsia="Times New Roman" w:hAnsi="Times New Roman" w:cs="Times New Roman"/>
-        </w:rPr>
-        <w:t xml:space="preserve">Инструктаж обучающегося по ознакомлению с требованиями охраны труда, техники безопасности, пожарной безопасности, а также с правилами внутреннего трудового распорядка проведен с оформлением установленной документации </w:t>
-      </w:r>
-      <w:proofErr w:type="spellStart"/>
-      <w:r>
-        <w:rPr>
-          <w:rFonts w:ascii="Times New Roman" w:eastAsia="Times New Roman" w:hAnsi="Times New Roman" w:cs="Times New Roman"/>
-        </w:rPr>
-        <w:t>бакДатаРук</w:t>
-      </w:r>
-      <w:proofErr w:type="spellEnd"/>
-      <w:r>
-        <w:rPr>
-          <w:rFonts w:ascii="Times New Roman" w:eastAsia="Times New Roman" w:hAnsi="Times New Roman" w:cs="Times New Roman"/>
-        </w:rPr>
-        <w:t xml:space="preserve">  </w:t>
-      </w:r>
-    </w:p>
-    <w:p>
-      <w:pPr>
-        <w:spacing w:before="240" w:after="0" w:line="240" w:lineRule="auto"/>
-        <w:ind w:firstLine="709"/>
-        <w:jc w:val="both"/>
-        <w:rPr>
-          <w:rFonts w:ascii="Times New Roman" w:eastAsia="Times New Roman" w:hAnsi="Times New Roman" w:cs="Times New Roman"/>
-        </w:rPr>
-      </w:pPr>
-      <w:r>
-        <w:rPr>
-          <w:rFonts w:ascii="Times New Roman" w:eastAsia="Times New Roman" w:hAnsi="Times New Roman" w:cs="Times New Roman"/>
-        </w:rPr>
-        <w:t xml:space="preserve">Инструктаж обучающегося по ознакомлению с требованиями охраны труда, техники безопасности, пожарной безопасности, а также с правилами внутреннего трудового распорядка проведен с оформлением установленной документации </w:t>
-      </w:r>
-      <w:proofErr w:type="spellStart"/>
-      <w:r>
-        <w:rPr>
-          <w:rFonts w:ascii="Times New Roman" w:eastAsia="Times New Roman" w:hAnsi="Times New Roman" w:cs="Times New Roman"/>
-        </w:rPr>
-        <w:t>бакДатаРук</w:t>
-      </w:r>
-      <w:proofErr w:type="spellEnd"/>
-      <w:r>
-        <w:rPr>
-          <w:rFonts w:ascii="Times New Roman" w:eastAsia="Times New Roman" w:hAnsi="Times New Roman" w:cs="Times New Roman"/>
-        </w:rPr>
-        <w:t xml:space="preserve">  </w:t>
-      </w:r>
-    </w:p>
-    <w:p>
-      <w:pPr>
-        <w:spacing w:before="240" w:after="0" w:line="240" w:lineRule="auto"/>
-        <w:ind w:firstLine="709"/>
-        <w:jc w:val="both"/>
-        <w:rPr>
-          <w:rFonts w:ascii="Times New Roman" w:eastAsia="Times New Roman" w:hAnsi="Times New Roman" w:cs="Times New Roman"/>
-        </w:rPr>
-      </w:pPr>
-      <w:r>
-        <w:rPr>
-          <w:rFonts w:ascii="Times New Roman" w:eastAsia="Times New Roman" w:hAnsi="Times New Roman" w:cs="Times New Roman"/>
-        </w:rPr>
-        <w:t xml:space="preserve">Инструктаж обучающегося по ознакомлению с требованиями охраны труда, техники безопасности, пожарной безопасности, а также с правилами внутреннего трудового распорядка проведен с оформлением установленной документации </w:t>
-      </w:r>
-      <w:proofErr w:type="spellStart"/>
-      <w:r>
-        <w:rPr>
-          <w:rFonts w:ascii="Times New Roman" w:eastAsia="Times New Roman" w:hAnsi="Times New Roman" w:cs="Times New Roman"/>
-        </w:rPr>
-        <w:t>бакДатаРук</w:t>
-      </w:r>
-      <w:proofErr w:type="spellEnd"/>
-      <w:r>
-        <w:rPr>
-          <w:rFonts w:ascii="Times New Roman" w:eastAsia="Times New Roman" w:hAnsi="Times New Roman" w:cs="Times New Roman"/>
-        </w:rPr>
-        <w:t xml:space="preserve">  </w:t>
-      </w:r>
-    </w:p>
-    <w:p>
-      <w:pPr>
-        <w:spacing w:before="240" w:after="0" w:line="240" w:lineRule="auto"/>
-        <w:ind w:firstLine="709"/>
-        <w:jc w:val="both"/>
-        <w:rPr>
-          <w:rFonts w:ascii="Times New Roman" w:eastAsia="Times New Roman" w:hAnsi="Times New Roman" w:cs="Times New Roman"/>
-        </w:rPr>
-      </w:pPr>
-      <w:r>
-        <w:rPr>
-          <w:rFonts w:ascii="Times New Roman" w:eastAsia="Times New Roman" w:hAnsi="Times New Roman" w:cs="Times New Roman"/>
-        </w:rPr>
-        <w:t xml:space="preserve">Инструктаж обучающегося по ознакомлению с требованиями охраны труда, техники безопасности, пожарной безопасности, а также с правилами внутреннего трудового распорядка проведен с оформлением установленной документации </w:t>
-      </w:r>
-      <w:proofErr w:type="spellStart"/>
-      <w:r>
-        <w:rPr>
-          <w:rFonts w:ascii="Times New Roman" w:eastAsia="Times New Roman" w:hAnsi="Times New Roman" w:cs="Times New Roman"/>
-        </w:rPr>
-        <w:t>бакДатаРук</w:t>
-      </w:r>
-      <w:proofErr w:type="spellEnd"/>
-      <w:r>
-        <w:rPr>
-          <w:rFonts w:ascii="Times New Roman" w:eastAsia="Times New Roman" w:hAnsi="Times New Roman" w:cs="Times New Roman"/>
-        </w:rPr>
-        <w:t xml:space="preserve">  </w:t>
-      </w:r>
-    </w:p>
-    <w:p>
-      <w:pPr>
-        <w:spacing w:before="240" w:after="0" w:line="240" w:lineRule="auto"/>
-        <w:jc w:val="both"/>
-        <w:rPr>
-          <w:rFonts w:ascii="Times New Roman" w:eastAsia="Times New Roman" w:hAnsi="Times New Roman" w:cs="Times New Roman"/>
-        </w:rPr>
-      </w:pPr>
-      <w:r>
-        <w:rPr>
-          <w:rFonts w:ascii="Times New Roman" w:eastAsia="Times New Roman" w:hAnsi="Times New Roman" w:cs="Times New Roman"/>
-        </w:rPr>
-        <w:t xml:space="preserve">Инструктаж обучающегося по ознакомлению с требованиями охраны труда, техники безопасности, пожарной безопасности, а также с правилами внутреннего трудового распорядка проведен с оформлением установленной документации </w:t>
-      </w:r>
-      <w:proofErr w:type="spellStart"/>
-      <w:r>
-        <w:rPr>
-          <w:rFonts w:ascii="Times New Roman" w:eastAsia="Times New Roman" w:hAnsi="Times New Roman" w:cs="Times New Roman"/>
-        </w:rPr>
-        <w:t>бакДатаРук</w:t>
-      </w:r>
-      <w:proofErr w:type="spellEnd"/>
-      <w:r>
-        <w:rPr>
-          <w:rFonts w:ascii="Times New Roman" w:eastAsia="Times New Roman" w:hAnsi="Times New Roman" w:cs="Times New Roman"/>
-        </w:rPr>
-        <w:t xml:space="preserve">  </w:t>
-      </w:r>
-    </w:p>
-    <w:p>
-      <w:pPr>
-        <w:spacing w:before="240" w:after="0" w:line="240" w:lineRule="auto"/>
-        <w:ind w:firstLine="709"/>
-        <w:jc w:val="both"/>
-        <w:rPr>
-          <w:rFonts w:ascii="Times New Roman" w:eastAsia="Times New Roman" w:hAnsi="Times New Roman" w:cs="Times New Roman"/>
-        </w:rPr>
-      </w:pPr>
-      <w:r>
-        <w:rPr>
-          <w:rFonts w:ascii="Times New Roman" w:eastAsia="Times New Roman" w:hAnsi="Times New Roman" w:cs="Times New Roman"/>
-        </w:rPr>
-        <w:t xml:space="preserve">Инструктаж обучающегося по ознакомлению с требованиями охраны труда, техники безопасности, пожарной безопасности, а также с правилами внутреннего трудового распорядка проведен с оформлением установленной документации </w:t>
-      </w:r>
-      <w:proofErr w:type="spellStart"/>
-      <w:r>
-        <w:rPr>
-          <w:rFonts w:ascii="Times New Roman" w:eastAsia="Times New Roman" w:hAnsi="Times New Roman" w:cs="Times New Roman"/>
-        </w:rPr>
-        <w:t>бакДатаРук</w:t>
-      </w:r>
-      <w:proofErr w:type="spellEnd"/>
-      <w:r>
-        <w:rPr>
-          <w:rFonts w:ascii="Times New Roman" w:eastAsia="Times New Roman" w:hAnsi="Times New Roman" w:cs="Times New Roman"/>
-        </w:rPr>
-        <w:t xml:space="preserve">  </w:t>
-      </w:r>
-    </w:p>
-    <w:p>
-      <w:pPr>
-        <w:spacing w:before="240" w:after="0" w:line="240" w:lineRule="auto"/>
-        <w:ind w:firstLine="709"/>
-        <w:jc w:val="both"/>
-        <w:rPr>
-          <w:rFonts w:ascii="Times New Roman" w:eastAsia="Times New Roman" w:hAnsi="Times New Roman" w:cs="Times New Roman"/>
-        </w:rPr>
-      </w:pPr>
-      <w:r>
-        <w:rPr>
-          <w:rFonts w:ascii="Times New Roman" w:eastAsia="Times New Roman" w:hAnsi="Times New Roman" w:cs="Times New Roman"/>
-        </w:rPr>
-        <w:t xml:space="preserve">Инструктаж обучающегося по ознакомлению с требованиями охраны труда, техники безопасности, пожарной безопасности, а также с правилами внутреннего трудового распорядка проведен с оформлением установленной документации </w:t>
-      </w:r>
-      <w:proofErr w:type="spellStart"/>
-      <w:r>
-        <w:rPr>
-          <w:rFonts w:ascii="Times New Roman" w:eastAsia="Times New Roman" w:hAnsi="Times New Roman" w:cs="Times New Roman"/>
-        </w:rPr>
-        <w:t>бакДатаРук</w:t>
-      </w:r>
-      <w:proofErr w:type="spellEnd"/>
-      <w:r>
-        <w:rPr>
-          <w:rFonts w:ascii="Times New Roman" w:eastAsia="Times New Roman" w:hAnsi="Times New Roman" w:cs="Times New Roman"/>
-        </w:rPr>
-        <w:t xml:space="preserve">  </w:t>
-      </w:r>
-    </w:p>
-    <w:p>
-      <w:pPr>
-        <w:spacing w:before="240" w:after="0" w:line="240" w:lineRule="auto"/>
-        <w:ind w:firstLine="709"/>
-        <w:jc w:val="both"/>
-        <w:rPr>
-          <w:rFonts w:ascii="Times New Roman" w:eastAsia="Times New Roman" w:hAnsi="Times New Roman" w:cs="Times New Roman"/>
-        </w:rPr>
-      </w:pPr>
-      <w:r>
-        <w:rPr>
-          <w:rFonts w:ascii="Times New Roman" w:eastAsia="Times New Roman" w:hAnsi="Times New Roman" w:cs="Times New Roman"/>
-        </w:rPr>
-        <w:t xml:space="preserve">Инструктаж обучающегося по ознакомлению с требованиями охраны труда, техники безопасности, пожарной безопасности, а также с правилами внутреннего трудового распорядка проведен с оформлением установленной документации </w:t>
-      </w:r>
-      <w:proofErr w:type="spellStart"/>
-      <w:r>
-        <w:rPr>
-          <w:rFonts w:ascii="Times New Roman" w:eastAsia="Times New Roman" w:hAnsi="Times New Roman" w:cs="Times New Roman"/>
-        </w:rPr>
-        <w:t>бакДатаРук</w:t>
-      </w:r>
-      <w:proofErr w:type="spellEnd"/>
-      <w:r>
-        <w:rPr>
-          <w:rFonts w:ascii="Times New Roman" w:eastAsia="Times New Roman" w:hAnsi="Times New Roman" w:cs="Times New Roman"/>
-        </w:rPr>
-        <w:t xml:space="preserve">  </w:t>
-      </w:r>
-    </w:p>
-    <w:p>
-      <w:pPr>
-        <w:spacing w:before="240" w:after="0" w:line="240" w:lineRule="auto"/>
-        <w:ind w:firstLine="709"/>
-        <w:jc w:val="both"/>
-        <w:rPr>
-          <w:rFonts w:ascii="Times New Roman" w:eastAsia="Times New Roman" w:hAnsi="Times New Roman" w:cs="Times New Roman"/>
-        </w:rPr>
-      </w:pPr>
-    </w:p>
-    <w:p>
-      <w:pPr>
-        <w:spacing w:before="240" w:after="0" w:line="240" w:lineRule="auto"/>
-        <w:ind w:firstLine="709"/>
-        <w:jc w:val="both"/>
-        <w:rPr>
-          <w:rFonts w:ascii="Times New Roman" w:eastAsia="Times New Roman" w:hAnsi="Times New Roman" w:cs="Times New Roman"/>
-        </w:rPr>
-      </w:pPr>
-      <w:r>
-        <w:rPr>
-          <w:rFonts w:ascii="Times New Roman" w:eastAsia="Times New Roman" w:hAnsi="Times New Roman" w:cs="Times New Roman"/>
-        </w:rPr>
-        <w:t xml:space="preserve">Инструктаж обучающегося по ознакомлению с требованиями охраны труда, техники безопасности, пожарной безопасности, а также с правилами внутреннего трудового распорядка проведен с оформлением установленной документации </w:t>
-      </w:r>
-      <w:proofErr w:type="spellStart"/>
-      <w:r>
-        <w:rPr>
-          <w:rFonts w:ascii="Times New Roman" w:eastAsia="Times New Roman" w:hAnsi="Times New Roman" w:cs="Times New Roman"/>
-        </w:rPr>
-        <w:t>бакДатаРук</w:t>
-      </w:r>
-      <w:proofErr w:type="spellEnd"/>
-      <w:r>
-        <w:rPr>
-          <w:rFonts w:ascii="Times New Roman" w:eastAsia="Times New Roman" w:hAnsi="Times New Roman" w:cs="Times New Roman"/>
-        </w:rPr>
-        <w:t xml:space="preserve">  </w:t>
-      </w:r>
-    </w:p>
-    <w:p>
-      <w:pPr>
-        <w:spacing w:before="240" w:after="0" w:line="240" w:lineRule="auto"/>
-        <w:ind w:firstLine="709"/>
-        <w:jc w:val="both"/>
-        <w:rPr>
-          <w:rFonts w:ascii="Times New Roman" w:eastAsia="Times New Roman" w:hAnsi="Times New Roman" w:cs="Times New Roman"/>
-        </w:rPr>
-      </w:pPr>
-      <w:r>
-        <w:rPr>
-          <w:rFonts w:ascii="Times New Roman" w:eastAsia="Times New Roman" w:hAnsi="Times New Roman" w:cs="Times New Roman"/>
-        </w:rPr>
-        <w:t xml:space="preserve">Инструктаж обучающегося по ознакомлению с требованиями охраны труда, техники безопасности, пожарной безопасности, а также с правилами внутреннего трудового распорядка проведен с оформлением установленной документации </w:t>
-      </w:r>
-      <w:proofErr w:type="spellStart"/>
-      <w:r>
-        <w:rPr>
-          <w:rFonts w:ascii="Times New Roman" w:eastAsia="Times New Roman" w:hAnsi="Times New Roman" w:cs="Times New Roman"/>
-        </w:rPr>
-        <w:t>бакДатаРук</w:t>
-      </w:r>
-      <w:proofErr w:type="spellEnd"/>
-      <w:r>
-        <w:rPr>
-          <w:rFonts w:ascii="Times New Roman" w:eastAsia="Times New Roman" w:hAnsi="Times New Roman" w:cs="Times New Roman"/>
-        </w:rPr>
-        <w:t xml:space="preserve">  </w:t>
-      </w:r>
-    </w:p>
-    <w:p>
-      <w:pPr>
-        <w:spacing w:before="240" w:after="0" w:line="240" w:lineRule="auto"/>
-        <w:ind w:firstLine="709"/>
-        <w:jc w:val="both"/>
-        <w:rPr>
-          <w:rFonts w:ascii="Times New Roman" w:eastAsia="Times New Roman" w:hAnsi="Times New Roman" w:cs="Times New Roman"/>
-        </w:rPr>
-      </w:pPr>
-      <w:r>
-        <w:rPr>
-          <w:rFonts w:ascii="Times New Roman" w:eastAsia="Times New Roman" w:hAnsi="Times New Roman" w:cs="Times New Roman"/>
-        </w:rPr>
-        <w:t xml:space="preserve">Инструктаж обучающегося по ознакомлению с требованиями охраны труда, техники безопасности, пожарной безопасности, а также с правилами внутреннего трудового распорядка проведен с оформлением установленной документации </w:t>
-      </w:r>
-      <w:proofErr w:type="spellStart"/>
-      <w:r>
-        <w:rPr>
-          <w:rFonts w:ascii="Times New Roman" w:eastAsia="Times New Roman" w:hAnsi="Times New Roman" w:cs="Times New Roman"/>
-        </w:rPr>
-        <w:t>бакДатаРук</w:t>
-      </w:r>
-      <w:proofErr w:type="spellEnd"/>
-      <w:r>
-        <w:rPr>
-          <w:rFonts w:ascii="Times New Roman" w:eastAsia="Times New Roman" w:hAnsi="Times New Roman" w:cs="Times New Roman"/>
-        </w:rPr>
-        <w:t xml:space="preserve">  </w:t>
-      </w:r>
-    </w:p>
-    <w:p>
-      <w:pPr>
-        <w:spacing w:before="240" w:after="0" w:line="240" w:lineRule="auto"/>
-        <w:ind w:firstLine="709"/>
-        <w:jc w:val="both"/>
-        <w:rPr>
-          <w:rFonts w:ascii="Times New Roman" w:eastAsia="Times New Roman" w:hAnsi="Times New Roman" w:cs="Times New Roman"/>
-        </w:rPr>
-      </w:pPr>
-      <w:r>
-        <w:rPr>
-          <w:rFonts w:ascii="Times New Roman" w:eastAsia="Times New Roman" w:hAnsi="Times New Roman" w:cs="Times New Roman"/>
-        </w:rPr>
-        <w:t xml:space="preserve">Инструктаж обучающегося по ознакомлению с требованиями охраны труда, техники безопасности, пожарной безопасности, а также с правилами внутреннего трудового распорядка проведен с оформлением установленной документации </w:t>
-      </w:r>
-      <w:proofErr w:type="spellStart"/>
-      <w:r>
-        <w:rPr>
-          <w:rFonts w:ascii="Times New Roman" w:eastAsia="Times New Roman" w:hAnsi="Times New Roman" w:cs="Times New Roman"/>
-        </w:rPr>
-        <w:t>бакДатаРук</w:t>
-      </w:r>
-      <w:proofErr w:type="spellEnd"/>
-      <w:r>
-        <w:rPr>
-          <w:rFonts w:ascii="Times New Roman" w:eastAsia="Times New Roman" w:hAnsi="Times New Roman" w:cs="Times New Roman"/>
-        </w:rPr>
-        <w:t xml:space="preserve">  </w:t>
-      </w:r>
-    </w:p>
-    <w:p>
-      <w:pPr>
-        <w:spacing w:before="240" w:after="0" w:line="240" w:lineRule="auto"/>
-        <w:jc w:val="both"/>
-        <w:rPr>
-          <w:rFonts w:ascii="Times New Roman" w:eastAsia="Times New Roman" w:hAnsi="Times New Roman" w:cs="Times New Roman"/>
-        </w:rPr>
-      </w:pPr>
-      <w:r>
-        <w:rPr>
-          <w:rFonts w:ascii="Times New Roman" w:eastAsia="Times New Roman" w:hAnsi="Times New Roman" w:cs="Times New Roman"/>
-        </w:rPr>
-        <w:t xml:space="preserve">Инструктаж обучающегося по ознакомлению с требованиями охраны труда, техники безопасности, пожарной безопасности, а также с правилами внутреннего трудового распорядка проведен с оформлением установленной документации </w:t>
-      </w:r>
-      <w:proofErr w:type="spellStart"/>
-      <w:r>
-        <w:rPr>
-          <w:rFonts w:ascii="Times New Roman" w:eastAsia="Times New Roman" w:hAnsi="Times New Roman" w:cs="Times New Roman"/>
-        </w:rPr>
-        <w:t>бакДатаРук</w:t>
-      </w:r>
-      <w:proofErr w:type="spellEnd"/>
-      <w:r>
-        <w:rPr>
-          <w:rFonts w:ascii="Times New Roman" w:eastAsia="Times New Roman" w:hAnsi="Times New Roman" w:cs="Times New Roman"/>
-        </w:rPr>
-        <w:t xml:space="preserve">  </w:t>
-      </w:r>
-    </w:p>
-    <w:p>
-      <w:pPr>
-        <w:spacing w:before="240" w:after="0" w:line="240" w:lineRule="auto"/>
-        <w:ind w:firstLine="709"/>
-        <w:jc w:val="both"/>
-        <w:rPr>
-          <w:rFonts w:ascii="Times New Roman" w:eastAsia="Times New Roman" w:hAnsi="Times New Roman" w:cs="Times New Roman"/>
-        </w:rPr>
-      </w:pPr>
-      <w:r>
-        <w:rPr>
-          <w:rFonts w:ascii="Times New Roman" w:eastAsia="Times New Roman" w:hAnsi="Times New Roman" w:cs="Times New Roman"/>
-        </w:rPr>
-        <w:t xml:space="preserve">Инструктаж обучающегося по ознакомлению с требованиями охраны труда, техники безопасности, пожарной безопасности, а также с правилами внутреннего трудового распорядка проведен с оформлением установленной документации </w:t>
-      </w:r>
-      <w:proofErr w:type="spellStart"/>
-      <w:r>
-        <w:rPr>
-          <w:rFonts w:ascii="Times New Roman" w:eastAsia="Times New Roman" w:hAnsi="Times New Roman" w:cs="Times New Roman"/>
-        </w:rPr>
-        <w:t>бакДатаРук</w:t>
-      </w:r>
-      <w:proofErr w:type="spellEnd"/>
-      <w:r>
-        <w:rPr>
-          <w:rFonts w:ascii="Times New Roman" w:eastAsia="Times New Roman" w:hAnsi="Times New Roman" w:cs="Times New Roman"/>
-        </w:rPr>
-        <w:t xml:space="preserve">  </w:t>
-      </w:r>
-    </w:p>
-    <w:p>
-      <w:pPr>
-        <w:spacing w:before="240" w:after="0" w:line="240" w:lineRule="auto"/>
-        <w:ind w:firstLine="709"/>
-        <w:jc w:val="both"/>
-        <w:rPr>
-          <w:rFonts w:ascii="Times New Roman" w:eastAsia="Times New Roman" w:hAnsi="Times New Roman" w:cs="Times New Roman"/>
-        </w:rPr>
-      </w:pPr>
-      <w:r>
-        <w:rPr>
-          <w:rFonts w:ascii="Times New Roman" w:eastAsia="Times New Roman" w:hAnsi="Times New Roman" w:cs="Times New Roman"/>
-        </w:rPr>
-        <w:t xml:space="preserve">Инструктаж обучающегося по ознакомлению с требованиями охраны труда, техники безопасности, пожарной безопасности, а также с правилами внутреннего трудового распорядка проведен с оформлением установленной документации </w:t>
-      </w:r>
-      <w:proofErr w:type="spellStart"/>
-      <w:r>
-        <w:rPr>
-          <w:rFonts w:ascii="Times New Roman" w:eastAsia="Times New Roman" w:hAnsi="Times New Roman" w:cs="Times New Roman"/>
-        </w:rPr>
-        <w:t>бакДатаРук</w:t>
-      </w:r>
-      <w:proofErr w:type="spellEnd"/>
-      <w:r>
-        <w:rPr>
-          <w:rFonts w:ascii="Times New Roman" w:eastAsia="Times New Roman" w:hAnsi="Times New Roman" w:cs="Times New Roman"/>
-        </w:rPr>
-        <w:t xml:space="preserve">  </w:t>
-      </w:r>
-    </w:p>
-    <w:p>
-      <w:pPr>
-        <w:spacing w:before="240" w:after="0" w:line="240" w:lineRule="auto"/>
-        <w:ind w:firstLine="709"/>
-        <w:jc w:val="both"/>
-        <w:rPr>
-          <w:rFonts w:ascii="Times New Roman" w:eastAsia="Times New Roman" w:hAnsi="Times New Roman" w:cs="Times New Roman"/>
-        </w:rPr>
-      </w:pPr>
-      <w:r>
-        <w:rPr>
-          <w:rFonts w:ascii="Times New Roman" w:eastAsia="Times New Roman" w:hAnsi="Times New Roman" w:cs="Times New Roman"/>
-        </w:rPr>
-        <w:t xml:space="preserve">Инструктаж обучающегося по ознакомлению с требованиями охраны труда, техники безопасности, пожарной безопасности, а также с правилами внутреннего трудового распорядка проведен с оформлением установленной документации </w:t>
-      </w:r>
-      <w:proofErr w:type="spellStart"/>
-      <w:r>
-        <w:rPr>
-          <w:rFonts w:ascii="Times New Roman" w:eastAsia="Times New Roman" w:hAnsi="Times New Roman" w:cs="Times New Roman"/>
-        </w:rPr>
-        <w:t>бакДатаРук</w:t>
-      </w:r>
-      <w:proofErr w:type="spellEnd"/>
-      <w:r>
-        <w:rPr>
-          <w:rFonts w:ascii="Times New Roman" w:eastAsia="Times New Roman" w:hAnsi="Times New Roman" w:cs="Times New Roman"/>
-        </w:rPr>
-        <w:t xml:space="preserve">  </w:t>
-      </w:r>
-    </w:p>
-    <w:p>
-      <w:pPr>
-        <w:rPr>
-          <w:rFonts w:ascii="Times New Roman" w:eastAsia="Times New Roman" w:hAnsi="Times New Roman" w:cs="Times New Roman"/>
-        </w:rPr>
-      </w:pPr>
-    </w:p>
-    <w:p>
-      <w:pPr>
-        <w:spacing w:before="240" w:after="0" w:line="240" w:lineRule="auto"/>
-        <w:ind w:firstLine="709"/>
-        <w:jc w:val="both"/>
-        <w:rPr>
-          <w:rFonts w:ascii="Times New Roman" w:eastAsia="Times New Roman" w:hAnsi="Times New Roman" w:cs="Times New Roman"/>
-        </w:rPr>
-      </w:pPr>
-      <w:r>
-        <w:rPr>
-          <w:rFonts w:ascii="Times New Roman" w:eastAsia="Times New Roman" w:hAnsi="Times New Roman" w:cs="Times New Roman"/>
-        </w:rPr>
-        <w:t xml:space="preserve">Инструктаж обучающегося по ознакомлению с требованиями охраны труда, техники безопасности, пожарной безопасности, а также с правилами внутреннего трудового распорядка проведен с оформлением установленной документации </w:t>
-      </w:r>
-      <w:proofErr w:type="spellStart"/>
-      <w:r>
-        <w:rPr>
-          <w:rFonts w:ascii="Times New Roman" w:eastAsia="Times New Roman" w:hAnsi="Times New Roman" w:cs="Times New Roman"/>
-        </w:rPr>
-        <w:t>бакДатаРук</w:t>
-      </w:r>
-      <w:proofErr w:type="spellEnd"/>
-      <w:r>
-        <w:rPr>
-          <w:rFonts w:ascii="Times New Roman" w:eastAsia="Times New Roman" w:hAnsi="Times New Roman" w:cs="Times New Roman"/>
-        </w:rPr>
-        <w:t xml:space="preserve">  </w:t>
-      </w:r>
-    </w:p>
-    <w:p>
-      <w:pPr>
-        <w:spacing w:before="240" w:after="0" w:line="240" w:lineRule="auto"/>
-        <w:ind w:firstLine="709"/>
-        <w:jc w:val="both"/>
-        <w:rPr>
-          <w:rFonts w:ascii="Times New Roman" w:eastAsia="Times New Roman" w:hAnsi="Times New Roman" w:cs="Times New Roman"/>
-        </w:rPr>
-      </w:pPr>
-      <w:r>
-        <w:rPr>
-          <w:rFonts w:ascii="Times New Roman" w:eastAsia="Times New Roman" w:hAnsi="Times New Roman" w:cs="Times New Roman"/>
-        </w:rPr>
-        <w:t xml:space="preserve">Инструктаж обучающегося по ознакомлению с требованиями охраны труда, техники безопасности, пожарной безопасности, а также с правилами внутреннего трудового распорядка проведен с оформлением установленной документации </w:t>
-      </w:r>
-      <w:proofErr w:type="spellStart"/>
-      <w:r>
-        <w:rPr>
-          <w:rFonts w:ascii="Times New Roman" w:eastAsia="Times New Roman" w:hAnsi="Times New Roman" w:cs="Times New Roman"/>
-        </w:rPr>
-        <w:t>бакДатаРук</w:t>
-      </w:r>
-      <w:proofErr w:type="spellEnd"/>
-      <w:r>
-        <w:rPr>
-          <w:rFonts w:ascii="Times New Roman" w:eastAsia="Times New Roman" w:hAnsi="Times New Roman" w:cs="Times New Roman"/>
-        </w:rPr>
-        <w:t xml:space="preserve">  </w:t>
-      </w:r>
-    </w:p>
-    <w:p>
-      <w:pPr>
-        <w:spacing w:before="240" w:after="0" w:line="240" w:lineRule="auto"/>
-        <w:ind w:firstLine="709"/>
-        <w:jc w:val="both"/>
-        <w:rPr>
-          <w:rFonts w:ascii="Times New Roman" w:eastAsia="Times New Roman" w:hAnsi="Times New Roman" w:cs="Times New Roman"/>
-        </w:rPr>
-      </w:pPr>
-      <w:r>
-        <w:rPr>
-          <w:rFonts w:ascii="Times New Roman" w:eastAsia="Times New Roman" w:hAnsi="Times New Roman" w:cs="Times New Roman"/>
-        </w:rPr>
-        <w:t xml:space="preserve">Инструктаж обучающегося по ознакомлению с требованиями охраны труда, техники безопасности, пожарной безопасности, а также с правилами внутреннего трудового распорядка проведен с оформлением установленной документации </w:t>
-      </w:r>
-      <w:proofErr w:type="spellStart"/>
-      <w:r>
-        <w:rPr>
-          <w:rFonts w:ascii="Times New Roman" w:eastAsia="Times New Roman" w:hAnsi="Times New Roman" w:cs="Times New Roman"/>
-        </w:rPr>
-        <w:t>бакДатаРук</w:t>
-      </w:r>
-      <w:proofErr w:type="spellEnd"/>
-      <w:r>
-        <w:rPr>
-          <w:rFonts w:ascii="Times New Roman" w:eastAsia="Times New Roman" w:hAnsi="Times New Roman" w:cs="Times New Roman"/>
-        </w:rPr>
-        <w:t xml:space="preserve">  </w:t>
-      </w:r>
-    </w:p>
-    <w:p>
-      <w:pPr>
-        <w:spacing w:before="240" w:after="0" w:line="240" w:lineRule="auto"/>
-        <w:ind w:firstLine="709"/>
-        <w:jc w:val="both"/>
-        <w:rPr>
-          <w:rFonts w:ascii="Times New Roman" w:eastAsia="Times New Roman" w:hAnsi="Times New Roman" w:cs="Times New Roman"/>
-        </w:rPr>
-      </w:pPr>
-      <w:r>
-        <w:rPr>
-          <w:rFonts w:ascii="Times New Roman" w:eastAsia="Times New Roman" w:hAnsi="Times New Roman" w:cs="Times New Roman"/>
-        </w:rPr>
-        <w:t xml:space="preserve">Инструктаж обучающегося по ознакомлению с требованиями охраны труда, техники безопасности, пожарной безопасности, а также с правилами внутреннего трудового распорядка проведен с оформлением установленной документации </w:t>
-      </w:r>
-      <w:proofErr w:type="spellStart"/>
-      <w:r>
-        <w:rPr>
-          <w:rFonts w:ascii="Times New Roman" w:eastAsia="Times New Roman" w:hAnsi="Times New Roman" w:cs="Times New Roman"/>
-        </w:rPr>
-        <w:t>бакДатаРук</w:t>
-      </w:r>
-      <w:proofErr w:type="spellEnd"/>
-      <w:r>
-        <w:rPr>
-          <w:rFonts w:ascii="Times New Roman" w:eastAsia="Times New Roman" w:hAnsi="Times New Roman" w:cs="Times New Roman"/>
-        </w:rPr>
-        <w:t xml:space="preserve">  </w:t>
-      </w:r>
-    </w:p>
-    <w:p>
-      <w:pPr>
-        <w:spacing w:before="240" w:after="0" w:line="240" w:lineRule="auto"/>
-        <w:ind w:firstLine="709"/>
-        <w:jc w:val="both"/>
-        <w:rPr>
-          <w:rFonts w:ascii="Times New Roman" w:eastAsia="Times New Roman" w:hAnsi="Times New Roman" w:cs="Times New Roman"/>
-        </w:rPr>
-      </w:pPr>
-      <w:r>
-        <w:rPr>
-          <w:rFonts w:ascii="Times New Roman" w:eastAsia="Times New Roman" w:hAnsi="Times New Roman" w:cs="Times New Roman"/>
-        </w:rPr>
-        <w:t xml:space="preserve">Инструктаж обучающегося по ознакомлению с требованиями охраны труда, техники безопасности, пожарной безопасности, а также с правилами внутреннего трудового распорядка проведен с оформлением установленной документации </w:t>
-      </w:r>
-      <w:proofErr w:type="spellStart"/>
-      <w:r>
-        <w:rPr>
-          <w:rFonts w:ascii="Times New Roman" w:eastAsia="Times New Roman" w:hAnsi="Times New Roman" w:cs="Times New Roman"/>
-        </w:rPr>
-        <w:t>бакДатаРук</w:t>
-      </w:r>
-      <w:proofErr w:type="spellEnd"/>
-      <w:r>
-        <w:rPr>
-          <w:rFonts w:ascii="Times New Roman" w:eastAsia="Times New Roman" w:hAnsi="Times New Roman" w:cs="Times New Roman"/>
-        </w:rPr>
-        <w:t xml:space="preserve">  </w:t>
-      </w:r>
-    </w:p>
-    <w:p>
-      <w:pPr>
-        <w:spacing w:before="240" w:after="0" w:line="240" w:lineRule="auto"/>
-        <w:ind w:firstLine="709"/>
-        <w:jc w:val="both"/>
-        <w:rPr>
-          <w:rFonts w:ascii="Times New Roman" w:eastAsia="Times New Roman" w:hAnsi="Times New Roman" w:cs="Times New Roman"/>
-        </w:rPr>
-      </w:pPr>
-      <w:r>
-        <w:rPr>
-          <w:rFonts w:ascii="Times New Roman" w:eastAsia="Times New Roman" w:hAnsi="Times New Roman" w:cs="Times New Roman"/>
-        </w:rPr>
-        <w:t xml:space="preserve">Инструктаж обучающегося по ознакомлению с требованиями охраны труда, техники безопасности, пожарной безопасности, а также с правилами внутреннего трудового распорядка проведен с оформлением установленной документации </w:t>
-      </w:r>
-      <w:proofErr w:type="spellStart"/>
-      <w:r>
-        <w:rPr>
-          <w:rFonts w:ascii="Times New Roman" w:eastAsia="Times New Roman" w:hAnsi="Times New Roman" w:cs="Times New Roman"/>
-        </w:rPr>
-        <w:t>бакДатаРук</w:t>
-      </w:r>
-      <w:proofErr w:type="spellEnd"/>
-      <w:r>
-        <w:rPr>
-          <w:rFonts w:ascii="Times New Roman" w:eastAsia="Times New Roman" w:hAnsi="Times New Roman" w:cs="Times New Roman"/>
-        </w:rPr>
-        <w:t xml:space="preserve">  </w:t>
-      </w:r>
-    </w:p>
-    <w:p>
-      <w:pPr>
-        <w:spacing w:before="240" w:after="0" w:line="240" w:lineRule="auto"/>
-        <w:ind w:firstLine="709"/>
-        <w:jc w:val="both"/>
-        <w:rPr>
-          <w:rFonts w:ascii="Times New Roman" w:eastAsia="Times New Roman" w:hAnsi="Times New Roman" w:cs="Times New Roman"/>
-        </w:rPr>
-      </w:pPr>
-      <w:r>
-        <w:rPr>
-          <w:rFonts w:ascii="Times New Roman" w:eastAsia="Times New Roman" w:hAnsi="Times New Roman" w:cs="Times New Roman"/>
-        </w:rPr>
         <w:lastRenderedPageBreak/>
         <w:t xml:space="preserve">Инструктаж обучающегося по ознакомлению с требованиями охраны труда, техники безопасности, пожарной безопасности, а также с правилами внутреннего трудового распорядка проведен с оформлением установленной документации </w:t>
       </w:r>
@@ -4520,401 +3582,415 @@
         <w:t>бакДатаРук</w:t>
       </w:r>
       <w:proofErr w:type="spellEnd"/>
-    </w:p>
-    <w:p>
-      <w:pPr>
-        <w:spacing w:before="240" w:after="0" w:line="240" w:lineRule="auto"/>
-        <w:ind w:firstLine="709"/>
-        <w:jc w:val="both"/>
-        <w:rPr>
-          <w:rFonts w:ascii="Times New Roman" w:eastAsia="Times New Roman" w:hAnsi="Times New Roman" w:cs="Times New Roman"/>
-        </w:rPr>
-      </w:pPr>
-      <w:r>
-        <w:rPr>
-          <w:rFonts w:ascii="Times New Roman" w:eastAsia="Times New Roman" w:hAnsi="Times New Roman" w:cs="Times New Roman"/>
-        </w:rPr>
-        <w:t xml:space="preserve">Инструктаж обучающегося по ознакомлению с требованиями охраны труда, техники безопасности, пожарной безопасности, а также с правилами внутреннего трудового распорядка проведен с оформлением установленной документации </w:t>
-      </w:r>
-      <w:proofErr w:type="spellStart"/>
-      <w:r>
-        <w:rPr>
-          <w:rFonts w:ascii="Times New Roman" w:eastAsia="Times New Roman" w:hAnsi="Times New Roman" w:cs="Times New Roman"/>
-        </w:rPr>
-        <w:t>бакДатаРук</w:t>
-      </w:r>
-      <w:proofErr w:type="spellEnd"/>
-      <w:r>
-        <w:rPr>
-          <w:rFonts w:ascii="Times New Roman" w:eastAsia="Times New Roman" w:hAnsi="Times New Roman" w:cs="Times New Roman"/>
-        </w:rPr>
-        <w:t xml:space="preserve">  </w:t>
-      </w:r>
-    </w:p>
-    <w:p>
-      <w:pPr>
-        <w:spacing w:before="240" w:after="0" w:line="240" w:lineRule="auto"/>
-        <w:ind w:firstLine="709"/>
-        <w:jc w:val="both"/>
-        <w:rPr>
-          <w:rFonts w:ascii="Times New Roman" w:eastAsia="Times New Roman" w:hAnsi="Times New Roman" w:cs="Times New Roman"/>
-        </w:rPr>
-      </w:pPr>
-      <w:r>
-        <w:rPr>
-          <w:rFonts w:ascii="Times New Roman" w:eastAsia="Times New Roman" w:hAnsi="Times New Roman" w:cs="Times New Roman"/>
-        </w:rPr>
-        <w:t xml:space="preserve">Инструктаж обучающегося по ознакомлению с требованиями охраны труда, техники безопасности, пожарной безопасности, а также с правилами внутреннего трудового распорядка проведен с оформлением установленной документации </w:t>
-      </w:r>
-      <w:proofErr w:type="spellStart"/>
-      <w:r>
-        <w:rPr>
-          <w:rFonts w:ascii="Times New Roman" w:eastAsia="Times New Roman" w:hAnsi="Times New Roman" w:cs="Times New Roman"/>
-        </w:rPr>
-        <w:t>бакДатаРук</w:t>
-      </w:r>
-      <w:proofErr w:type="spellEnd"/>
-      <w:r>
-        <w:rPr>
-          <w:rFonts w:ascii="Times New Roman" w:eastAsia="Times New Roman" w:hAnsi="Times New Roman" w:cs="Times New Roman"/>
-        </w:rPr>
-        <w:t xml:space="preserve">  </w:t>
-      </w:r>
-    </w:p>
-    <w:p>
-      <w:pPr>
-        <w:spacing w:before="240" w:after="0" w:line="240" w:lineRule="auto"/>
-        <w:ind w:firstLine="709"/>
-        <w:jc w:val="both"/>
-        <w:rPr>
-          <w:rFonts w:ascii="Times New Roman" w:eastAsia="Times New Roman" w:hAnsi="Times New Roman" w:cs="Times New Roman"/>
-        </w:rPr>
-      </w:pPr>
-      <w:r>
-        <w:rPr>
-          <w:rFonts w:ascii="Times New Roman" w:eastAsia="Times New Roman" w:hAnsi="Times New Roman" w:cs="Times New Roman"/>
-        </w:rPr>
-        <w:t xml:space="preserve">Инструктаж обучающегося по ознакомлению с требованиями охраны труда, техники безопасности, пожарной безопасности, а также с правилами внутреннего трудового распорядка проведен с оформлением установленной документации </w:t>
-      </w:r>
-      <w:proofErr w:type="spellStart"/>
-      <w:r>
-        <w:rPr>
-          <w:rFonts w:ascii="Times New Roman" w:eastAsia="Times New Roman" w:hAnsi="Times New Roman" w:cs="Times New Roman"/>
-        </w:rPr>
-        <w:t>бакДатаРук</w:t>
-      </w:r>
-      <w:proofErr w:type="spellEnd"/>
-      <w:r>
-        <w:rPr>
-          <w:rFonts w:ascii="Times New Roman" w:eastAsia="Times New Roman" w:hAnsi="Times New Roman" w:cs="Times New Roman"/>
-        </w:rPr>
-        <w:t xml:space="preserve">  </w:t>
-      </w:r>
-    </w:p>
-    <w:p>
-      <w:pPr>
-        <w:spacing w:before="240" w:after="0" w:line="240" w:lineRule="auto"/>
-        <w:ind w:firstLine="709"/>
-        <w:jc w:val="both"/>
-        <w:rPr>
-          <w:rFonts w:ascii="Times New Roman" w:eastAsia="Times New Roman" w:hAnsi="Times New Roman" w:cs="Times New Roman"/>
-        </w:rPr>
-      </w:pPr>
-      <w:r>
-        <w:rPr>
-          <w:rFonts w:ascii="Times New Roman" w:eastAsia="Times New Roman" w:hAnsi="Times New Roman" w:cs="Times New Roman"/>
-        </w:rPr>
-        <w:t xml:space="preserve">Инструктаж обучающегося по ознакомлению с требованиями охраны труда, техники безопасности, пожарной безопасности, а также с правилами внутреннего трудового распорядка проведен с оформлением установленной документации </w:t>
-      </w:r>
-      <w:proofErr w:type="spellStart"/>
-      <w:r>
-        <w:rPr>
-          <w:rFonts w:ascii="Times New Roman" w:eastAsia="Times New Roman" w:hAnsi="Times New Roman" w:cs="Times New Roman"/>
-        </w:rPr>
-        <w:t>бакДатаРук</w:t>
-      </w:r>
-      <w:proofErr w:type="spellEnd"/>
-      <w:r>
-        <w:rPr>
-          <w:rFonts w:ascii="Times New Roman" w:eastAsia="Times New Roman" w:hAnsi="Times New Roman" w:cs="Times New Roman"/>
-        </w:rPr>
-        <w:t xml:space="preserve">  </w:t>
-      </w:r>
-    </w:p>
-    <w:p>
-      <w:pPr>
-        <w:spacing w:before="240" w:after="0" w:line="240" w:lineRule="auto"/>
-        <w:ind w:firstLine="709"/>
-        <w:jc w:val="both"/>
-        <w:rPr>
-          <w:rFonts w:ascii="Times New Roman" w:eastAsia="Times New Roman" w:hAnsi="Times New Roman" w:cs="Times New Roman"/>
-        </w:rPr>
-      </w:pPr>
-      <w:r>
-        <w:rPr>
-          <w:rFonts w:ascii="Times New Roman" w:eastAsia="Times New Roman" w:hAnsi="Times New Roman" w:cs="Times New Roman"/>
-        </w:rPr>
-        <w:t xml:space="preserve">Инструктаж обучающегося по ознакомлению с требованиями охраны труда, техники безопасности, пожарной безопасности, а также с правилами внутреннего трудового распорядка проведен с оформлением установленной документации </w:t>
-      </w:r>
-      <w:proofErr w:type="spellStart"/>
-      <w:r>
-        <w:rPr>
-          <w:rFonts w:ascii="Times New Roman" w:eastAsia="Times New Roman" w:hAnsi="Times New Roman" w:cs="Times New Roman"/>
-        </w:rPr>
-        <w:t>бакДатаРук</w:t>
-      </w:r>
-      <w:proofErr w:type="spellEnd"/>
-      <w:r>
-        <w:rPr>
-          <w:rFonts w:ascii="Times New Roman" w:eastAsia="Times New Roman" w:hAnsi="Times New Roman" w:cs="Times New Roman"/>
-        </w:rPr>
-        <w:t xml:space="preserve">  </w:t>
-      </w:r>
-    </w:p>
-    <w:p>
-      <w:pPr>
-        <w:spacing w:before="240" w:after="0" w:line="240" w:lineRule="auto"/>
-        <w:ind w:firstLine="709"/>
-        <w:jc w:val="both"/>
-        <w:rPr>
-          <w:rFonts w:ascii="Times New Roman" w:eastAsia="Times New Roman" w:hAnsi="Times New Roman" w:cs="Times New Roman"/>
-        </w:rPr>
-      </w:pPr>
-      <w:r>
-        <w:rPr>
-          <w:rFonts w:ascii="Times New Roman" w:eastAsia="Times New Roman" w:hAnsi="Times New Roman" w:cs="Times New Roman"/>
-        </w:rPr>
-        <w:t xml:space="preserve">Инструктаж обучающегося по ознакомлению с требованиями охраны труда, техники безопасности, пожарной безопасности, а также с правилами внутреннего трудового распорядка проведен с оформлением установленной документации </w:t>
-      </w:r>
-      <w:proofErr w:type="spellStart"/>
-      <w:r>
-        <w:rPr>
-          <w:rFonts w:ascii="Times New Roman" w:eastAsia="Times New Roman" w:hAnsi="Times New Roman" w:cs="Times New Roman"/>
-        </w:rPr>
-        <w:t>бакДатаРук</w:t>
-      </w:r>
-      <w:proofErr w:type="spellEnd"/>
-      <w:r>
-        <w:rPr>
-          <w:rFonts w:ascii="Times New Roman" w:eastAsia="Times New Roman" w:hAnsi="Times New Roman" w:cs="Times New Roman"/>
-        </w:rPr>
-        <w:t xml:space="preserve">  </w:t>
-      </w:r>
-    </w:p>
-    <w:p>
-      <w:pPr>
-        <w:spacing w:before="240" w:after="0" w:line="240" w:lineRule="auto"/>
-        <w:ind w:firstLine="709"/>
-        <w:jc w:val="both"/>
-        <w:rPr>
-          <w:rFonts w:ascii="Times New Roman" w:eastAsia="Times New Roman" w:hAnsi="Times New Roman" w:cs="Times New Roman"/>
-        </w:rPr>
-      </w:pPr>
-      <w:r>
-        <w:rPr>
-          <w:rFonts w:ascii="Times New Roman" w:eastAsia="Times New Roman" w:hAnsi="Times New Roman" w:cs="Times New Roman"/>
-        </w:rPr>
-        <w:t xml:space="preserve">Инструктаж обучающегося по ознакомлению с требованиями охраны труда, техники безопасности, пожарной безопасности, а также с правилами внутреннего трудового распорядка проведен с оформлением установленной документации </w:t>
-      </w:r>
-      <w:proofErr w:type="spellStart"/>
-      <w:r>
-        <w:rPr>
-          <w:rFonts w:ascii="Times New Roman" w:eastAsia="Times New Roman" w:hAnsi="Times New Roman" w:cs="Times New Roman"/>
-        </w:rPr>
-        <w:t>бакДатаРук</w:t>
-      </w:r>
-      <w:proofErr w:type="spellEnd"/>
-      <w:r>
-        <w:rPr>
-          <w:rFonts w:ascii="Times New Roman" w:eastAsia="Times New Roman" w:hAnsi="Times New Roman" w:cs="Times New Roman"/>
-        </w:rPr>
-        <w:t xml:space="preserve">  </w:t>
-      </w:r>
-    </w:p>
-    <w:p>
-      <w:pPr>
-        <w:spacing w:before="240" w:after="0" w:line="240" w:lineRule="auto"/>
-        <w:ind w:firstLine="709"/>
-        <w:jc w:val="both"/>
-        <w:rPr>
-          <w:rFonts w:ascii="Times New Roman" w:eastAsia="Times New Roman" w:hAnsi="Times New Roman" w:cs="Times New Roman"/>
-        </w:rPr>
-      </w:pPr>
-      <w:r>
-        <w:rPr>
-          <w:rFonts w:ascii="Times New Roman" w:eastAsia="Times New Roman" w:hAnsi="Times New Roman" w:cs="Times New Roman"/>
-        </w:rPr>
-        <w:t xml:space="preserve">Инструктаж обучающегося по ознакомлению с требованиями охраны труда, техники безопасности, пожарной безопасности, а также с правилами внутреннего трудового распорядка проведен с оформлением установленной документации </w:t>
-      </w:r>
-      <w:proofErr w:type="spellStart"/>
-      <w:r>
-        <w:rPr>
-          <w:rFonts w:ascii="Times New Roman" w:eastAsia="Times New Roman" w:hAnsi="Times New Roman" w:cs="Times New Roman"/>
-        </w:rPr>
-        <w:t>бакДатаРук</w:t>
-      </w:r>
-      <w:proofErr w:type="spellEnd"/>
-      <w:r>
-        <w:rPr>
-          <w:rFonts w:ascii="Times New Roman" w:eastAsia="Times New Roman" w:hAnsi="Times New Roman" w:cs="Times New Roman"/>
-        </w:rPr>
-        <w:t xml:space="preserve">  </w:t>
-      </w:r>
-    </w:p>
-    <w:p>
-      <w:pPr>
-        <w:spacing w:before="240" w:after="0" w:line="240" w:lineRule="auto"/>
-        <w:ind w:firstLine="709"/>
-        <w:jc w:val="both"/>
-        <w:rPr>
-          <w:rFonts w:ascii="Times New Roman" w:eastAsia="Times New Roman" w:hAnsi="Times New Roman" w:cs="Times New Roman"/>
-        </w:rPr>
-      </w:pPr>
-      <w:r>
-        <w:rPr>
-          <w:rFonts w:ascii="Times New Roman" w:eastAsia="Times New Roman" w:hAnsi="Times New Roman" w:cs="Times New Roman"/>
-        </w:rPr>
-        <w:t xml:space="preserve">Инструктаж обучающегося по ознакомлению с требованиями охраны труда, техники безопасности, пожарной безопасности, а также с правилами внутреннего трудового распорядка проведен с оформлением установленной документации </w:t>
-      </w:r>
-      <w:proofErr w:type="spellStart"/>
-      <w:r>
-        <w:rPr>
-          <w:rFonts w:ascii="Times New Roman" w:eastAsia="Times New Roman" w:hAnsi="Times New Roman" w:cs="Times New Roman"/>
-        </w:rPr>
-        <w:t>бакДатаРук</w:t>
-      </w:r>
-      <w:proofErr w:type="spellEnd"/>
-      <w:r>
-        <w:rPr>
-          <w:rFonts w:ascii="Times New Roman" w:eastAsia="Times New Roman" w:hAnsi="Times New Roman" w:cs="Times New Roman"/>
-        </w:rPr>
-        <w:t xml:space="preserve">  </w:t>
-      </w:r>
-    </w:p>
-    <w:p>
-      <w:pPr>
-        <w:spacing w:before="240" w:after="0" w:line="240" w:lineRule="auto"/>
-        <w:ind w:firstLine="709"/>
-        <w:jc w:val="both"/>
-        <w:rPr>
-          <w:rFonts w:ascii="Times New Roman" w:eastAsia="Times New Roman" w:hAnsi="Times New Roman" w:cs="Times New Roman"/>
-        </w:rPr>
-      </w:pPr>
-      <w:r>
-        <w:rPr>
-          <w:rFonts w:ascii="Times New Roman" w:eastAsia="Times New Roman" w:hAnsi="Times New Roman" w:cs="Times New Roman"/>
-        </w:rPr>
-        <w:t xml:space="preserve">Инструктаж обучающегося по ознакомлению с требованиями охраны труда, техники безопасности, пожарной безопасности, а также с правилами внутреннего трудового распорядка проведен с оформлением установленной документации </w:t>
-      </w:r>
-      <w:proofErr w:type="spellStart"/>
-      <w:r>
-        <w:rPr>
-          <w:rFonts w:ascii="Times New Roman" w:eastAsia="Times New Roman" w:hAnsi="Times New Roman" w:cs="Times New Roman"/>
-        </w:rPr>
-        <w:t>бакДатаРук</w:t>
-      </w:r>
-      <w:proofErr w:type="spellEnd"/>
-      <w:r>
-        <w:rPr>
-          <w:rFonts w:ascii="Times New Roman" w:eastAsia="Times New Roman" w:hAnsi="Times New Roman" w:cs="Times New Roman"/>
-        </w:rPr>
-        <w:t xml:space="preserve">  </w:t>
-      </w:r>
-    </w:p>
-    <w:p>
-      <w:pPr>
-        <w:spacing w:before="240" w:after="0" w:line="240" w:lineRule="auto"/>
-        <w:ind w:firstLine="709"/>
-        <w:jc w:val="both"/>
-        <w:rPr>
-          <w:rFonts w:ascii="Times New Roman" w:eastAsia="Times New Roman" w:hAnsi="Times New Roman" w:cs="Times New Roman"/>
-        </w:rPr>
-      </w:pPr>
-      <w:r>
-        <w:rPr>
-          <w:rFonts w:ascii="Times New Roman" w:eastAsia="Times New Roman" w:hAnsi="Times New Roman" w:cs="Times New Roman"/>
-        </w:rPr>
-        <w:t xml:space="preserve">Инструктаж обучающегося по ознакомлению с требованиями охраны труда, техники безопасности, пожарной безопасности, а также с правилами внутреннего трудового распорядка проведен с оформлением установленной документации </w:t>
-      </w:r>
-      <w:proofErr w:type="spellStart"/>
-      <w:r>
-        <w:rPr>
-          <w:rFonts w:ascii="Times New Roman" w:eastAsia="Times New Roman" w:hAnsi="Times New Roman" w:cs="Times New Roman"/>
-        </w:rPr>
-        <w:t>бакДатаРук</w:t>
-      </w:r>
-      <w:proofErr w:type="spellEnd"/>
-      <w:r>
-        <w:rPr>
-          <w:rFonts w:ascii="Times New Roman" w:eastAsia="Times New Roman" w:hAnsi="Times New Roman" w:cs="Times New Roman"/>
-        </w:rPr>
-        <w:t xml:space="preserve">  </w:t>
-      </w:r>
-    </w:p>
-    <w:p>
-      <w:pPr>
-        <w:spacing w:before="240" w:after="0" w:line="240" w:lineRule="auto"/>
-        <w:ind w:firstLine="709"/>
-        <w:jc w:val="both"/>
-        <w:rPr>
-          <w:rFonts w:ascii="Times New Roman" w:eastAsia="Times New Roman" w:hAnsi="Times New Roman" w:cs="Times New Roman"/>
-        </w:rPr>
-      </w:pPr>
-      <w:r>
-        <w:rPr>
-          <w:rFonts w:ascii="Times New Roman" w:eastAsia="Times New Roman" w:hAnsi="Times New Roman" w:cs="Times New Roman"/>
-        </w:rPr>
-        <w:t xml:space="preserve">Инструктаж обучающегося по ознакомлению с требованиями охраны труда, техники безопасности, пожарной безопасности, а также с правилами внутреннего трудового распорядка проведен с оформлением установленной документации </w:t>
-      </w:r>
-      <w:proofErr w:type="spellStart"/>
-      <w:r>
-        <w:rPr>
-          <w:rFonts w:ascii="Times New Roman" w:eastAsia="Times New Roman" w:hAnsi="Times New Roman" w:cs="Times New Roman"/>
-        </w:rPr>
-        <w:t>бакДатаРук</w:t>
-      </w:r>
-      <w:proofErr w:type="spellEnd"/>
-      <w:r>
-        <w:rPr>
-          <w:rFonts w:ascii="Times New Roman" w:eastAsia="Times New Roman" w:hAnsi="Times New Roman" w:cs="Times New Roman"/>
-        </w:rPr>
-        <w:t xml:space="preserve">  </w:t>
-      </w:r>
-    </w:p>
-    <w:p>
-      <w:pPr>
-        <w:spacing w:before="240" w:after="0" w:line="240" w:lineRule="auto"/>
-        <w:ind w:firstLine="709"/>
-        <w:jc w:val="both"/>
-        <w:rPr>
-          <w:rFonts w:ascii="Times New Roman" w:eastAsia="Times New Roman" w:hAnsi="Times New Roman" w:cs="Times New Roman"/>
-        </w:rPr>
-      </w:pPr>
-      <w:r>
-        <w:rPr>
-          <w:rFonts w:ascii="Times New Roman" w:eastAsia="Times New Roman" w:hAnsi="Times New Roman" w:cs="Times New Roman"/>
-        </w:rPr>
-        <w:t xml:space="preserve">Инструктаж обучающегося по ознакомлению с требованиями охраны труда, техники безопасности, пожарной безопасности, а также с правилами внутреннего трудового распорядка проведен с оформлением установленной документации </w:t>
-      </w:r>
-      <w:proofErr w:type="spellStart"/>
-      <w:r>
-        <w:rPr>
-          <w:rFonts w:ascii="Times New Roman" w:eastAsia="Times New Roman" w:hAnsi="Times New Roman" w:cs="Times New Roman"/>
-        </w:rPr>
-        <w:t>бакДатаРук</w:t>
-      </w:r>
-      <w:proofErr w:type="spellEnd"/>
-      <w:r>
-        <w:rPr>
-          <w:rFonts w:ascii="Times New Roman" w:eastAsia="Times New Roman" w:hAnsi="Times New Roman" w:cs="Times New Roman"/>
-        </w:rPr>
-        <w:t xml:space="preserve">  </w:t>
-      </w:r>
-    </w:p>
-    <w:p>
-      <w:pPr>
-        <w:spacing w:before="240" w:after="0" w:line="240" w:lineRule="auto"/>
-        <w:ind w:firstLine="709"/>
+      <w:r>
+        <w:rPr>
+          <w:rFonts w:ascii="Times New Roman" w:eastAsia="Times New Roman" w:hAnsi="Times New Roman" w:cs="Times New Roman"/>
+        </w:rPr>
+        <w:t xml:space="preserve">  </w:t>
+      </w:r>
+    </w:p>
+    <w:p>
+      <w:pPr>
+        <w:spacing w:before="240" w:after="0" w:line="240" w:lineRule="auto"/>
+        <w:ind w:firstLine="709"/>
+        <w:jc w:val="both"/>
+        <w:rPr>
+          <w:rFonts w:ascii="Times New Roman" w:eastAsia="Times New Roman" w:hAnsi="Times New Roman" w:cs="Times New Roman"/>
+        </w:rPr>
+      </w:pPr>
+      <w:r>
+        <w:rPr>
+          <w:rFonts w:ascii="Times New Roman" w:eastAsia="Times New Roman" w:hAnsi="Times New Roman" w:cs="Times New Roman"/>
+        </w:rPr>
+        <w:t xml:space="preserve">Инструктаж обучающегося по ознакомлению с требованиями охраны труда, техники безопасности, пожарной безопасности, а также с правилами внутреннего трудового распорядка проведен с оформлением установленной документации </w:t>
+      </w:r>
+      <w:proofErr w:type="spellStart"/>
+      <w:r>
+        <w:rPr>
+          <w:rFonts w:ascii="Times New Roman" w:eastAsia="Times New Roman" w:hAnsi="Times New Roman" w:cs="Times New Roman"/>
+        </w:rPr>
+        <w:t>бакДатаРук</w:t>
+      </w:r>
+      <w:proofErr w:type="spellEnd"/>
+      <w:r>
+        <w:rPr>
+          <w:rFonts w:ascii="Times New Roman" w:eastAsia="Times New Roman" w:hAnsi="Times New Roman" w:cs="Times New Roman"/>
+        </w:rPr>
+        <w:t xml:space="preserve">  </w:t>
+      </w:r>
+    </w:p>
+    <w:p>
+      <w:pPr>
+        <w:spacing w:before="240" w:after="0" w:line="240" w:lineRule="auto"/>
+        <w:ind w:firstLine="709"/>
+        <w:jc w:val="both"/>
+        <w:rPr>
+          <w:rFonts w:ascii="Times New Roman" w:eastAsia="Times New Roman" w:hAnsi="Times New Roman" w:cs="Times New Roman"/>
+        </w:rPr>
+      </w:pPr>
+      <w:r>
+        <w:rPr>
+          <w:rFonts w:ascii="Times New Roman" w:eastAsia="Times New Roman" w:hAnsi="Times New Roman" w:cs="Times New Roman"/>
+        </w:rPr>
+        <w:t xml:space="preserve">Инструктаж обучающегося по ознакомлению с требованиями охраны труда, техники безопасности, пожарной безопасности, а также с правилами внутреннего трудового распорядка проведен с оформлением установленной документации </w:t>
+      </w:r>
+      <w:proofErr w:type="spellStart"/>
+      <w:r>
+        <w:rPr>
+          <w:rFonts w:ascii="Times New Roman" w:eastAsia="Times New Roman" w:hAnsi="Times New Roman" w:cs="Times New Roman"/>
+        </w:rPr>
+        <w:t>бакДатаРук</w:t>
+      </w:r>
+      <w:proofErr w:type="spellEnd"/>
+      <w:r>
+        <w:rPr>
+          <w:rFonts w:ascii="Times New Roman" w:eastAsia="Times New Roman" w:hAnsi="Times New Roman" w:cs="Times New Roman"/>
+        </w:rPr>
+        <w:t xml:space="preserve">  </w:t>
+      </w:r>
+    </w:p>
+    <w:p>
+      <w:pPr>
+        <w:spacing w:before="240" w:after="0" w:line="240" w:lineRule="auto"/>
+        <w:ind w:firstLine="709"/>
+        <w:jc w:val="both"/>
+        <w:rPr>
+          <w:rFonts w:ascii="Times New Roman" w:eastAsia="Times New Roman" w:hAnsi="Times New Roman" w:cs="Times New Roman"/>
+        </w:rPr>
+      </w:pPr>
+      <w:r>
+        <w:rPr>
+          <w:rFonts w:ascii="Times New Roman" w:eastAsia="Times New Roman" w:hAnsi="Times New Roman" w:cs="Times New Roman"/>
+        </w:rPr>
+        <w:t xml:space="preserve">Инструктаж обучающегося по ознакомлению с требованиями охраны труда, техники безопасности, пожарной безопасности, а также с правилами внутреннего трудового распорядка проведен с оформлением установленной документации </w:t>
+      </w:r>
+      <w:proofErr w:type="spellStart"/>
+      <w:r>
+        <w:rPr>
+          <w:rFonts w:ascii="Times New Roman" w:eastAsia="Times New Roman" w:hAnsi="Times New Roman" w:cs="Times New Roman"/>
+        </w:rPr>
+        <w:t>бакДатаРук</w:t>
+      </w:r>
+      <w:proofErr w:type="spellEnd"/>
+      <w:r>
+        <w:rPr>
+          <w:rFonts w:ascii="Times New Roman" w:eastAsia="Times New Roman" w:hAnsi="Times New Roman" w:cs="Times New Roman"/>
+        </w:rPr>
+        <w:t xml:space="preserve">  </w:t>
+      </w:r>
+    </w:p>
+    <w:p>
+      <w:pPr>
+        <w:spacing w:before="240" w:after="0" w:line="240" w:lineRule="auto"/>
+        <w:ind w:firstLine="709"/>
+        <w:jc w:val="both"/>
+        <w:rPr>
+          <w:rFonts w:ascii="Times New Roman" w:eastAsia="Times New Roman" w:hAnsi="Times New Roman" w:cs="Times New Roman"/>
+        </w:rPr>
+      </w:pPr>
+      <w:r>
+        <w:rPr>
+          <w:rFonts w:ascii="Times New Roman" w:eastAsia="Times New Roman" w:hAnsi="Times New Roman" w:cs="Times New Roman"/>
+        </w:rPr>
+        <w:t xml:space="preserve">Инструктаж обучающегося по ознакомлению с требованиями охраны труда, техники безопасности, пожарной безопасности, а также с правилами внутреннего трудового распорядка проведен с оформлением установленной документации </w:t>
+      </w:r>
+      <w:proofErr w:type="spellStart"/>
+      <w:r>
+        <w:rPr>
+          <w:rFonts w:ascii="Times New Roman" w:eastAsia="Times New Roman" w:hAnsi="Times New Roman" w:cs="Times New Roman"/>
+        </w:rPr>
+        <w:t>бакДатаРук</w:t>
+      </w:r>
+      <w:proofErr w:type="spellEnd"/>
+      <w:r>
+        <w:rPr>
+          <w:rFonts w:ascii="Times New Roman" w:eastAsia="Times New Roman" w:hAnsi="Times New Roman" w:cs="Times New Roman"/>
+        </w:rPr>
+        <w:t xml:space="preserve">  </w:t>
+      </w:r>
+    </w:p>
+    <w:p>
+      <w:pPr>
+        <w:spacing w:before="240" w:after="0" w:line="240" w:lineRule="auto"/>
+        <w:ind w:firstLine="709"/>
+        <w:jc w:val="both"/>
+        <w:rPr>
+          <w:rFonts w:ascii="Times New Roman" w:eastAsia="Times New Roman" w:hAnsi="Times New Roman" w:cs="Times New Roman"/>
+        </w:rPr>
+      </w:pPr>
+      <w:r>
+        <w:rPr>
+          <w:rFonts w:ascii="Times New Roman" w:eastAsia="Times New Roman" w:hAnsi="Times New Roman" w:cs="Times New Roman"/>
+        </w:rPr>
+        <w:t xml:space="preserve">Инструктаж обучающегося по ознакомлению с требованиями охраны труда, техники безопасности, пожарной безопасности, а также с правилами внутреннего трудового распорядка проведен с оформлением установленной документации </w:t>
+      </w:r>
+      <w:proofErr w:type="spellStart"/>
+      <w:r>
+        <w:rPr>
+          <w:rFonts w:ascii="Times New Roman" w:eastAsia="Times New Roman" w:hAnsi="Times New Roman" w:cs="Times New Roman"/>
+        </w:rPr>
+        <w:t>бакДатаРук</w:t>
+      </w:r>
+      <w:proofErr w:type="spellEnd"/>
+      <w:r>
+        <w:rPr>
+          <w:rFonts w:ascii="Times New Roman" w:eastAsia="Times New Roman" w:hAnsi="Times New Roman" w:cs="Times New Roman"/>
+        </w:rPr>
+        <w:t xml:space="preserve">  </w:t>
+      </w:r>
+    </w:p>
+    <w:p>
+      <w:pPr>
+        <w:spacing w:before="240" w:after="0" w:line="240" w:lineRule="auto"/>
+        <w:jc w:val="both"/>
+        <w:rPr>
+          <w:rFonts w:ascii="Times New Roman" w:eastAsia="Times New Roman" w:hAnsi="Times New Roman" w:cs="Times New Roman"/>
+        </w:rPr>
+      </w:pPr>
+      <w:r>
+        <w:rPr>
+          <w:rFonts w:ascii="Times New Roman" w:eastAsia="Times New Roman" w:hAnsi="Times New Roman" w:cs="Times New Roman"/>
+        </w:rPr>
+        <w:t xml:space="preserve">Инструктаж обучающегося по ознакомлению с требованиями охраны труда, техники безопасности, пожарной безопасности, а также с правилами внутреннего трудового распорядка проведен с оформлением установленной документации </w:t>
+      </w:r>
+      <w:proofErr w:type="spellStart"/>
+      <w:r>
+        <w:rPr>
+          <w:rFonts w:ascii="Times New Roman" w:eastAsia="Times New Roman" w:hAnsi="Times New Roman" w:cs="Times New Roman"/>
+        </w:rPr>
+        <w:t>бакДатаРук</w:t>
+      </w:r>
+      <w:proofErr w:type="spellEnd"/>
+      <w:r>
+        <w:rPr>
+          <w:rFonts w:ascii="Times New Roman" w:eastAsia="Times New Roman" w:hAnsi="Times New Roman" w:cs="Times New Roman"/>
+        </w:rPr>
+        <w:t xml:space="preserve">  </w:t>
+      </w:r>
+    </w:p>
+    <w:p>
+      <w:pPr>
+        <w:spacing w:before="240" w:after="0" w:line="240" w:lineRule="auto"/>
+        <w:ind w:firstLine="709"/>
+        <w:jc w:val="both"/>
+        <w:rPr>
+          <w:rFonts w:ascii="Times New Roman" w:eastAsia="Times New Roman" w:hAnsi="Times New Roman" w:cs="Times New Roman"/>
+        </w:rPr>
+      </w:pPr>
+      <w:r>
+        <w:rPr>
+          <w:rFonts w:ascii="Times New Roman" w:eastAsia="Times New Roman" w:hAnsi="Times New Roman" w:cs="Times New Roman"/>
+        </w:rPr>
+        <w:t xml:space="preserve">Инструктаж обучающегося по ознакомлению с требованиями охраны труда, техники безопасности, пожарной безопасности, а также с правилами внутреннего трудового распорядка проведен с оформлением установленной документации </w:t>
+      </w:r>
+      <w:proofErr w:type="spellStart"/>
+      <w:r>
+        <w:rPr>
+          <w:rFonts w:ascii="Times New Roman" w:eastAsia="Times New Roman" w:hAnsi="Times New Roman" w:cs="Times New Roman"/>
+        </w:rPr>
+        <w:t>бакДатаРук</w:t>
+      </w:r>
+      <w:proofErr w:type="spellEnd"/>
+      <w:r>
+        <w:rPr>
+          <w:rFonts w:ascii="Times New Roman" w:eastAsia="Times New Roman" w:hAnsi="Times New Roman" w:cs="Times New Roman"/>
+        </w:rPr>
+        <w:t xml:space="preserve">  </w:t>
+      </w:r>
+    </w:p>
+    <w:p>
+      <w:pPr>
+        <w:spacing w:before="240" w:after="0" w:line="240" w:lineRule="auto"/>
+        <w:ind w:firstLine="709"/>
+        <w:jc w:val="both"/>
+        <w:rPr>
+          <w:rFonts w:ascii="Times New Roman" w:eastAsia="Times New Roman" w:hAnsi="Times New Roman" w:cs="Times New Roman"/>
+        </w:rPr>
+      </w:pPr>
+      <w:r>
+        <w:rPr>
+          <w:rFonts w:ascii="Times New Roman" w:eastAsia="Times New Roman" w:hAnsi="Times New Roman" w:cs="Times New Roman"/>
+        </w:rPr>
+        <w:t xml:space="preserve">Инструктаж обучающегося по ознакомлению с требованиями охраны труда, техники безопасности, пожарной безопасности, а также с правилами внутреннего трудового распорядка проведен с оформлением установленной документации </w:t>
+      </w:r>
+      <w:proofErr w:type="spellStart"/>
+      <w:r>
+        <w:rPr>
+          <w:rFonts w:ascii="Times New Roman" w:eastAsia="Times New Roman" w:hAnsi="Times New Roman" w:cs="Times New Roman"/>
+        </w:rPr>
+        <w:t>бакДатаРук</w:t>
+      </w:r>
+      <w:proofErr w:type="spellEnd"/>
+      <w:r>
+        <w:rPr>
+          <w:rFonts w:ascii="Times New Roman" w:eastAsia="Times New Roman" w:hAnsi="Times New Roman" w:cs="Times New Roman"/>
+        </w:rPr>
+        <w:t xml:space="preserve">  </w:t>
+      </w:r>
+    </w:p>
+    <w:p>
+      <w:pPr>
+        <w:spacing w:before="240" w:after="0" w:line="240" w:lineRule="auto"/>
+        <w:ind w:firstLine="709"/>
+        <w:jc w:val="both"/>
+        <w:rPr>
+          <w:rFonts w:ascii="Times New Roman" w:eastAsia="Times New Roman" w:hAnsi="Times New Roman" w:cs="Times New Roman"/>
+        </w:rPr>
+      </w:pPr>
+      <w:r>
+        <w:rPr>
+          <w:rFonts w:ascii="Times New Roman" w:eastAsia="Times New Roman" w:hAnsi="Times New Roman" w:cs="Times New Roman"/>
+        </w:rPr>
+        <w:t xml:space="preserve">Инструктаж обучающегося по ознакомлению с требованиями охраны труда, техники безопасности, пожарной безопасности, а также с правилами внутреннего трудового распорядка проведен с оформлением установленной документации </w:t>
+      </w:r>
+      <w:proofErr w:type="spellStart"/>
+      <w:r>
+        <w:rPr>
+          <w:rFonts w:ascii="Times New Roman" w:eastAsia="Times New Roman" w:hAnsi="Times New Roman" w:cs="Times New Roman"/>
+        </w:rPr>
+        <w:t>бакДатаРук</w:t>
+      </w:r>
+      <w:proofErr w:type="spellEnd"/>
+      <w:r>
+        <w:rPr>
+          <w:rFonts w:ascii="Times New Roman" w:eastAsia="Times New Roman" w:hAnsi="Times New Roman" w:cs="Times New Roman"/>
+        </w:rPr>
+        <w:t xml:space="preserve">  </w:t>
+      </w:r>
+    </w:p>
+    <w:p>
+      <w:pPr>
+        <w:spacing w:before="240" w:after="0" w:line="240" w:lineRule="auto"/>
+        <w:ind w:firstLine="709"/>
+        <w:jc w:val="both"/>
+        <w:rPr>
+          <w:rFonts w:ascii="Times New Roman" w:eastAsia="Times New Roman" w:hAnsi="Times New Roman" w:cs="Times New Roman"/>
+        </w:rPr>
+      </w:pPr>
+    </w:p>
+    <w:p>
+      <w:pPr>
+        <w:spacing w:before="240" w:after="0" w:line="240" w:lineRule="auto"/>
+        <w:ind w:firstLine="709"/>
+        <w:jc w:val="both"/>
+        <w:rPr>
+          <w:rFonts w:ascii="Times New Roman" w:eastAsia="Times New Roman" w:hAnsi="Times New Roman" w:cs="Times New Roman"/>
+        </w:rPr>
+      </w:pPr>
+      <w:r>
+        <w:rPr>
+          <w:rFonts w:ascii="Times New Roman" w:eastAsia="Times New Roman" w:hAnsi="Times New Roman" w:cs="Times New Roman"/>
+        </w:rPr>
+        <w:t xml:space="preserve">Инструктаж обучающегося по ознакомлению с требованиями охраны труда, техники безопасности, пожарной безопасности, а также с правилами внутреннего трудового распорядка проведен с оформлением установленной документации </w:t>
+      </w:r>
+      <w:proofErr w:type="spellStart"/>
+      <w:r>
+        <w:rPr>
+          <w:rFonts w:ascii="Times New Roman" w:eastAsia="Times New Roman" w:hAnsi="Times New Roman" w:cs="Times New Roman"/>
+        </w:rPr>
+        <w:t>бакДатаРук</w:t>
+      </w:r>
+      <w:proofErr w:type="spellEnd"/>
+      <w:r>
+        <w:rPr>
+          <w:rFonts w:ascii="Times New Roman" w:eastAsia="Times New Roman" w:hAnsi="Times New Roman" w:cs="Times New Roman"/>
+        </w:rPr>
+        <w:t xml:space="preserve">  </w:t>
+      </w:r>
+    </w:p>
+    <w:p>
+      <w:pPr>
+        <w:spacing w:before="240" w:after="0" w:line="240" w:lineRule="auto"/>
+        <w:ind w:firstLine="709"/>
+        <w:jc w:val="both"/>
+        <w:rPr>
+          <w:rFonts w:ascii="Times New Roman" w:eastAsia="Times New Roman" w:hAnsi="Times New Roman" w:cs="Times New Roman"/>
+        </w:rPr>
+      </w:pPr>
+      <w:r>
+        <w:rPr>
+          <w:rFonts w:ascii="Times New Roman" w:eastAsia="Times New Roman" w:hAnsi="Times New Roman" w:cs="Times New Roman"/>
+        </w:rPr>
+        <w:t xml:space="preserve">Инструктаж обучающегося по ознакомлению с требованиями охраны труда, техники безопасности, пожарной безопасности, а также с правилами внутреннего трудового распорядка проведен с оформлением установленной документации </w:t>
+      </w:r>
+      <w:proofErr w:type="spellStart"/>
+      <w:r>
+        <w:rPr>
+          <w:rFonts w:ascii="Times New Roman" w:eastAsia="Times New Roman" w:hAnsi="Times New Roman" w:cs="Times New Roman"/>
+        </w:rPr>
+        <w:t>бакДатаРук</w:t>
+      </w:r>
+      <w:proofErr w:type="spellEnd"/>
+      <w:r>
+        <w:rPr>
+          <w:rFonts w:ascii="Times New Roman" w:eastAsia="Times New Roman" w:hAnsi="Times New Roman" w:cs="Times New Roman"/>
+        </w:rPr>
+        <w:t xml:space="preserve">  </w:t>
+      </w:r>
+    </w:p>
+    <w:p>
+      <w:pPr>
+        <w:spacing w:before="240" w:after="0" w:line="240" w:lineRule="auto"/>
+        <w:ind w:firstLine="709"/>
+        <w:jc w:val="both"/>
+        <w:rPr>
+          <w:rFonts w:ascii="Times New Roman" w:eastAsia="Times New Roman" w:hAnsi="Times New Roman" w:cs="Times New Roman"/>
+        </w:rPr>
+      </w:pPr>
+      <w:r>
+        <w:rPr>
+          <w:rFonts w:ascii="Times New Roman" w:eastAsia="Times New Roman" w:hAnsi="Times New Roman" w:cs="Times New Roman"/>
+        </w:rPr>
+        <w:t xml:space="preserve">Инструктаж обучающегося по ознакомлению с требованиями охраны труда, техники безопасности, пожарной безопасности, а также с правилами внутреннего трудового распорядка проведен с оформлением установленной документации </w:t>
+      </w:r>
+      <w:proofErr w:type="spellStart"/>
+      <w:r>
+        <w:rPr>
+          <w:rFonts w:ascii="Times New Roman" w:eastAsia="Times New Roman" w:hAnsi="Times New Roman" w:cs="Times New Roman"/>
+        </w:rPr>
+        <w:t>бакДатаРук</w:t>
+      </w:r>
+      <w:proofErr w:type="spellEnd"/>
+      <w:r>
+        <w:rPr>
+          <w:rFonts w:ascii="Times New Roman" w:eastAsia="Times New Roman" w:hAnsi="Times New Roman" w:cs="Times New Roman"/>
+        </w:rPr>
+        <w:t xml:space="preserve">  </w:t>
+      </w:r>
+    </w:p>
+    <w:p>
+      <w:pPr>
+        <w:spacing w:before="240" w:after="0" w:line="240" w:lineRule="auto"/>
+        <w:ind w:firstLine="709"/>
+        <w:jc w:val="both"/>
+        <w:rPr>
+          <w:rFonts w:ascii="Times New Roman" w:eastAsia="Times New Roman" w:hAnsi="Times New Roman" w:cs="Times New Roman"/>
+        </w:rPr>
+      </w:pPr>
+      <w:r>
+        <w:rPr>
+          <w:rFonts w:ascii="Times New Roman" w:eastAsia="Times New Roman" w:hAnsi="Times New Roman" w:cs="Times New Roman"/>
+        </w:rPr>
+        <w:t xml:space="preserve">Инструктаж обучающегося по ознакомлению с требованиями охраны труда, техники безопасности, пожарной безопасности, а также с правилами внутреннего трудового распорядка проведен с оформлением установленной документации </w:t>
+      </w:r>
+      <w:proofErr w:type="spellStart"/>
+      <w:r>
+        <w:rPr>
+          <w:rFonts w:ascii="Times New Roman" w:eastAsia="Times New Roman" w:hAnsi="Times New Roman" w:cs="Times New Roman"/>
+        </w:rPr>
+        <w:t>бакДатаРук</w:t>
+      </w:r>
+      <w:proofErr w:type="spellEnd"/>
+      <w:r>
+        <w:rPr>
+          <w:rFonts w:ascii="Times New Roman" w:eastAsia="Times New Roman" w:hAnsi="Times New Roman" w:cs="Times New Roman"/>
+        </w:rPr>
+        <w:t xml:space="preserve">  </w:t>
+      </w:r>
+    </w:p>
+    <w:p>
+      <w:pPr>
+        <w:spacing w:before="240" w:after="0" w:line="240" w:lineRule="auto"/>
         <w:jc w:val="both"/>
         <w:rPr>
           <w:rFonts w:ascii="Times New Roman" w:eastAsia="Times New Roman" w:hAnsi="Times New Roman" w:cs="Times New Roman"/>
@@ -5034,243 +4110,244 @@
     </w:p>
     <w:p>
       <w:pPr>
-        <w:spacing w:before="240" w:after="0" w:line="240" w:lineRule="auto"/>
-        <w:ind w:firstLine="709"/>
-        <w:jc w:val="both"/>
-        <w:rPr>
-          <w:rFonts w:ascii="Times New Roman" w:eastAsia="Times New Roman" w:hAnsi="Times New Roman" w:cs="Times New Roman"/>
-        </w:rPr>
-      </w:pPr>
-      <w:r>
-        <w:rPr>
-          <w:rFonts w:ascii="Times New Roman" w:eastAsia="Times New Roman" w:hAnsi="Times New Roman" w:cs="Times New Roman"/>
-        </w:rPr>
-        <w:t xml:space="preserve">Инструктаж обучающегося по ознакомлению с требованиями охраны труда, техники безопасности, пожарной безопасности, а также с правилами внутреннего трудового распорядка проведен с оформлением установленной документации </w:t>
-      </w:r>
-      <w:proofErr w:type="spellStart"/>
-      <w:r>
-        <w:rPr>
-          <w:rFonts w:ascii="Times New Roman" w:eastAsia="Times New Roman" w:hAnsi="Times New Roman" w:cs="Times New Roman"/>
-        </w:rPr>
-        <w:t>бакДатаРук</w:t>
-      </w:r>
-      <w:proofErr w:type="spellEnd"/>
-      <w:r>
-        <w:rPr>
-          <w:rFonts w:ascii="Times New Roman" w:eastAsia="Times New Roman" w:hAnsi="Times New Roman" w:cs="Times New Roman"/>
-        </w:rPr>
-        <w:t xml:space="preserve">  </w:t>
-      </w:r>
-    </w:p>
-    <w:p>
-      <w:pPr>
-        <w:spacing w:before="240" w:after="0" w:line="240" w:lineRule="auto"/>
-        <w:ind w:firstLine="709"/>
-        <w:jc w:val="both"/>
-        <w:rPr>
-          <w:rFonts w:ascii="Times New Roman" w:eastAsia="Times New Roman" w:hAnsi="Times New Roman" w:cs="Times New Roman"/>
-        </w:rPr>
-      </w:pPr>
-      <w:r>
-        <w:rPr>
-          <w:rFonts w:ascii="Times New Roman" w:eastAsia="Times New Roman" w:hAnsi="Times New Roman" w:cs="Times New Roman"/>
-        </w:rPr>
-        <w:t xml:space="preserve">Инструктаж обучающегося по ознакомлению с требованиями охраны труда, техники безопасности, пожарной безопасности, а также с правилами внутреннего трудового распорядка проведен с оформлением установленной документации </w:t>
-      </w:r>
-      <w:proofErr w:type="spellStart"/>
-      <w:r>
-        <w:rPr>
-          <w:rFonts w:ascii="Times New Roman" w:eastAsia="Times New Roman" w:hAnsi="Times New Roman" w:cs="Times New Roman"/>
-        </w:rPr>
-        <w:t>бакДатаРук</w:t>
-      </w:r>
-      <w:proofErr w:type="spellEnd"/>
-      <w:r>
-        <w:rPr>
-          <w:rFonts w:ascii="Times New Roman" w:eastAsia="Times New Roman" w:hAnsi="Times New Roman" w:cs="Times New Roman"/>
-        </w:rPr>
-        <w:t xml:space="preserve">  </w:t>
-      </w:r>
-    </w:p>
-    <w:p>
-      <w:pPr>
-        <w:spacing w:before="240" w:after="0" w:line="240" w:lineRule="auto"/>
-        <w:ind w:firstLine="709"/>
-        <w:jc w:val="both"/>
-        <w:rPr>
-          <w:rFonts w:ascii="Times New Roman" w:eastAsia="Times New Roman" w:hAnsi="Times New Roman" w:cs="Times New Roman"/>
-        </w:rPr>
-      </w:pPr>
-      <w:r>
-        <w:rPr>
-          <w:rFonts w:ascii="Times New Roman" w:eastAsia="Times New Roman" w:hAnsi="Times New Roman" w:cs="Times New Roman"/>
-        </w:rPr>
-        <w:t xml:space="preserve">Инструктаж обучающегося по ознакомлению с требованиями охраны труда, техники безопасности, пожарной безопасности, а также с правилами внутреннего трудового распорядка проведен с оформлением установленной документации </w:t>
-      </w:r>
-      <w:proofErr w:type="spellStart"/>
-      <w:r>
-        <w:rPr>
-          <w:rFonts w:ascii="Times New Roman" w:eastAsia="Times New Roman" w:hAnsi="Times New Roman" w:cs="Times New Roman"/>
-        </w:rPr>
-        <w:t>бакДатаРук</w:t>
-      </w:r>
-      <w:proofErr w:type="spellEnd"/>
-      <w:r>
-        <w:rPr>
-          <w:rFonts w:ascii="Times New Roman" w:eastAsia="Times New Roman" w:hAnsi="Times New Roman" w:cs="Times New Roman"/>
-        </w:rPr>
-        <w:t xml:space="preserve">  </w:t>
-      </w:r>
-    </w:p>
-    <w:p>
-      <w:pPr>
-        <w:spacing w:before="240" w:after="0" w:line="240" w:lineRule="auto"/>
-        <w:ind w:firstLine="709"/>
-        <w:jc w:val="both"/>
-        <w:rPr>
-          <w:rFonts w:ascii="Times New Roman" w:eastAsia="Times New Roman" w:hAnsi="Times New Roman" w:cs="Times New Roman"/>
-        </w:rPr>
-      </w:pPr>
-      <w:r>
-        <w:rPr>
-          <w:rFonts w:ascii="Times New Roman" w:eastAsia="Times New Roman" w:hAnsi="Times New Roman" w:cs="Times New Roman"/>
-        </w:rPr>
-        <w:t xml:space="preserve">Инструктаж обучающегося по ознакомлению с требованиями охраны труда, техники безопасности, пожарной безопасности, а также с правилами внутреннего трудового распорядка проведен с оформлением установленной документации </w:t>
-      </w:r>
-      <w:proofErr w:type="spellStart"/>
-      <w:r>
-        <w:rPr>
-          <w:rFonts w:ascii="Times New Roman" w:eastAsia="Times New Roman" w:hAnsi="Times New Roman" w:cs="Times New Roman"/>
-        </w:rPr>
-        <w:t>бакДатаРук</w:t>
-      </w:r>
-      <w:proofErr w:type="spellEnd"/>
-      <w:r>
-        <w:rPr>
-          <w:rFonts w:ascii="Times New Roman" w:eastAsia="Times New Roman" w:hAnsi="Times New Roman" w:cs="Times New Roman"/>
-        </w:rPr>
-        <w:t xml:space="preserve">  </w:t>
-      </w:r>
-    </w:p>
-    <w:p>
-      <w:pPr>
-        <w:spacing w:before="240" w:after="0" w:line="240" w:lineRule="auto"/>
-        <w:ind w:firstLine="709"/>
-        <w:jc w:val="both"/>
-        <w:rPr>
-          <w:rFonts w:ascii="Times New Roman" w:eastAsia="Times New Roman" w:hAnsi="Times New Roman" w:cs="Times New Roman"/>
-        </w:rPr>
-      </w:pPr>
-      <w:r>
-        <w:rPr>
-          <w:rFonts w:ascii="Times New Roman" w:eastAsia="Times New Roman" w:hAnsi="Times New Roman" w:cs="Times New Roman"/>
-        </w:rPr>
-        <w:t xml:space="preserve">Инструктаж обучающегося по ознакомлению с требованиями охраны труда, техники безопасности, пожарной безопасности, а также с правилами внутреннего трудового распорядка проведен с оформлением установленной документации </w:t>
-      </w:r>
-      <w:proofErr w:type="spellStart"/>
-      <w:r>
-        <w:rPr>
-          <w:rFonts w:ascii="Times New Roman" w:eastAsia="Times New Roman" w:hAnsi="Times New Roman" w:cs="Times New Roman"/>
-        </w:rPr>
-        <w:t>бакДатаРук</w:t>
-      </w:r>
-      <w:proofErr w:type="spellEnd"/>
-      <w:r>
-        <w:rPr>
-          <w:rFonts w:ascii="Times New Roman" w:eastAsia="Times New Roman" w:hAnsi="Times New Roman" w:cs="Times New Roman"/>
-        </w:rPr>
-        <w:t xml:space="preserve">  </w:t>
-      </w:r>
-    </w:p>
-    <w:p>
-      <w:pPr>
-        <w:spacing w:before="240" w:after="0" w:line="240" w:lineRule="auto"/>
-        <w:ind w:firstLine="709"/>
-        <w:jc w:val="both"/>
-        <w:rPr>
-          <w:rFonts w:ascii="Times New Roman" w:eastAsia="Times New Roman" w:hAnsi="Times New Roman" w:cs="Times New Roman"/>
-        </w:rPr>
-      </w:pPr>
-      <w:r>
-        <w:rPr>
-          <w:rFonts w:ascii="Times New Roman" w:eastAsia="Times New Roman" w:hAnsi="Times New Roman" w:cs="Times New Roman"/>
-        </w:rPr>
-        <w:t xml:space="preserve">Инструктаж обучающегося по ознакомлению с требованиями охраны труда, техники безопасности, пожарной безопасности, а также с правилами внутреннего трудового распорядка проведен с оформлением установленной документации </w:t>
-      </w:r>
-      <w:proofErr w:type="spellStart"/>
-      <w:r>
-        <w:rPr>
-          <w:rFonts w:ascii="Times New Roman" w:eastAsia="Times New Roman" w:hAnsi="Times New Roman" w:cs="Times New Roman"/>
-        </w:rPr>
-        <w:t>бакДатаРук</w:t>
-      </w:r>
-      <w:proofErr w:type="spellEnd"/>
-      <w:r>
-        <w:rPr>
-          <w:rFonts w:ascii="Times New Roman" w:eastAsia="Times New Roman" w:hAnsi="Times New Roman" w:cs="Times New Roman"/>
-        </w:rPr>
-        <w:t xml:space="preserve">  </w:t>
-      </w:r>
-    </w:p>
-    <w:p>
-      <w:pPr>
-        <w:spacing w:before="240" w:after="0" w:line="240" w:lineRule="auto"/>
-        <w:ind w:firstLine="709"/>
-        <w:jc w:val="both"/>
-        <w:rPr>
-          <w:rFonts w:ascii="Times New Roman" w:eastAsia="Times New Roman" w:hAnsi="Times New Roman" w:cs="Times New Roman"/>
-        </w:rPr>
-      </w:pPr>
-      <w:r>
-        <w:rPr>
-          <w:rFonts w:ascii="Times New Roman" w:eastAsia="Times New Roman" w:hAnsi="Times New Roman" w:cs="Times New Roman"/>
-        </w:rPr>
-        <w:t xml:space="preserve">Инструктаж обучающегося по ознакомлению с требованиями охраны труда, техники безопасности, пожарной безопасности, а также с правилами внутреннего трудового распорядка проведен с оформлением установленной документации </w:t>
-      </w:r>
-      <w:proofErr w:type="spellStart"/>
-      <w:r>
-        <w:rPr>
-          <w:rFonts w:ascii="Times New Roman" w:eastAsia="Times New Roman" w:hAnsi="Times New Roman" w:cs="Times New Roman"/>
-        </w:rPr>
-        <w:t>бакДатаРук</w:t>
-      </w:r>
-      <w:proofErr w:type="spellEnd"/>
-      <w:r>
-        <w:rPr>
-          <w:rFonts w:ascii="Times New Roman" w:eastAsia="Times New Roman" w:hAnsi="Times New Roman" w:cs="Times New Roman"/>
-        </w:rPr>
-        <w:t xml:space="preserve">  </w:t>
-      </w:r>
-    </w:p>
-    <w:p>
-      <w:pPr>
-        <w:spacing w:before="240" w:after="0" w:line="240" w:lineRule="auto"/>
-        <w:ind w:firstLine="709"/>
-        <w:jc w:val="both"/>
-        <w:rPr>
-          <w:rFonts w:ascii="Times New Roman" w:eastAsia="Times New Roman" w:hAnsi="Times New Roman" w:cs="Times New Roman"/>
-        </w:rPr>
-      </w:pPr>
-      <w:r>
-        <w:rPr>
-          <w:rFonts w:ascii="Times New Roman" w:eastAsia="Times New Roman" w:hAnsi="Times New Roman" w:cs="Times New Roman"/>
-        </w:rPr>
-        <w:t xml:space="preserve">Инструктаж обучающегося по ознакомлению с требованиями охраны труда, техники безопасности, пожарной безопасности, а также с правилами внутреннего трудового распорядка проведен с оформлением установленной документации </w:t>
-      </w:r>
-      <w:proofErr w:type="spellStart"/>
-      <w:r>
-        <w:rPr>
-          <w:rFonts w:ascii="Times New Roman" w:eastAsia="Times New Roman" w:hAnsi="Times New Roman" w:cs="Times New Roman"/>
-        </w:rPr>
-        <w:t>бакДатаРук</w:t>
-      </w:r>
-      <w:proofErr w:type="spellEnd"/>
-      <w:r>
-        <w:rPr>
-          <w:rFonts w:ascii="Times New Roman" w:eastAsia="Times New Roman" w:hAnsi="Times New Roman" w:cs="Times New Roman"/>
-        </w:rPr>
-        <w:t xml:space="preserve">  </w:t>
-      </w:r>
+        <w:rPr>
+          <w:rFonts w:ascii="Times New Roman" w:eastAsia="Times New Roman" w:hAnsi="Times New Roman" w:cs="Times New Roman"/>
+        </w:rPr>
+      </w:pPr>
+    </w:p>
+    <w:p>
+      <w:pPr>
+        <w:spacing w:before="240" w:after="0" w:line="240" w:lineRule="auto"/>
+        <w:ind w:firstLine="709"/>
+        <w:jc w:val="both"/>
+        <w:rPr>
+          <w:rFonts w:ascii="Times New Roman" w:eastAsia="Times New Roman" w:hAnsi="Times New Roman" w:cs="Times New Roman"/>
+        </w:rPr>
+      </w:pPr>
+      <w:r>
+        <w:rPr>
+          <w:rFonts w:ascii="Times New Roman" w:eastAsia="Times New Roman" w:hAnsi="Times New Roman" w:cs="Times New Roman"/>
+        </w:rPr>
+        <w:t xml:space="preserve">Инструктаж обучающегося по ознакомлению с требованиями охраны труда, техники безопасности, пожарной безопасности, а также с правилами внутреннего трудового распорядка проведен с оформлением установленной документации </w:t>
+      </w:r>
+      <w:proofErr w:type="spellStart"/>
+      <w:r>
+        <w:rPr>
+          <w:rFonts w:ascii="Times New Roman" w:eastAsia="Times New Roman" w:hAnsi="Times New Roman" w:cs="Times New Roman"/>
+        </w:rPr>
+        <w:t>бакДатаРук</w:t>
+      </w:r>
+      <w:proofErr w:type="spellEnd"/>
+      <w:r>
+        <w:rPr>
+          <w:rFonts w:ascii="Times New Roman" w:eastAsia="Times New Roman" w:hAnsi="Times New Roman" w:cs="Times New Roman"/>
+        </w:rPr>
+        <w:t xml:space="preserve">  </w:t>
+      </w:r>
+    </w:p>
+    <w:p>
+      <w:pPr>
+        <w:spacing w:before="240" w:after="0" w:line="240" w:lineRule="auto"/>
+        <w:ind w:firstLine="709"/>
+        <w:jc w:val="both"/>
+        <w:rPr>
+          <w:rFonts w:ascii="Times New Roman" w:eastAsia="Times New Roman" w:hAnsi="Times New Roman" w:cs="Times New Roman"/>
+        </w:rPr>
+      </w:pPr>
+      <w:r>
+        <w:rPr>
+          <w:rFonts w:ascii="Times New Roman" w:eastAsia="Times New Roman" w:hAnsi="Times New Roman" w:cs="Times New Roman"/>
+        </w:rPr>
+        <w:t xml:space="preserve">Инструктаж обучающегося по ознакомлению с требованиями охраны труда, техники безопасности, пожарной безопасности, а также с правилами внутреннего трудового распорядка проведен с оформлением установленной документации </w:t>
+      </w:r>
+      <w:proofErr w:type="spellStart"/>
+      <w:r>
+        <w:rPr>
+          <w:rFonts w:ascii="Times New Roman" w:eastAsia="Times New Roman" w:hAnsi="Times New Roman" w:cs="Times New Roman"/>
+        </w:rPr>
+        <w:t>бакДатаРук</w:t>
+      </w:r>
+      <w:proofErr w:type="spellEnd"/>
+      <w:r>
+        <w:rPr>
+          <w:rFonts w:ascii="Times New Roman" w:eastAsia="Times New Roman" w:hAnsi="Times New Roman" w:cs="Times New Roman"/>
+        </w:rPr>
+        <w:t xml:space="preserve">  </w:t>
+      </w:r>
+    </w:p>
+    <w:p>
+      <w:pPr>
+        <w:spacing w:before="240" w:after="0" w:line="240" w:lineRule="auto"/>
+        <w:ind w:firstLine="709"/>
+        <w:jc w:val="both"/>
+        <w:rPr>
+          <w:rFonts w:ascii="Times New Roman" w:eastAsia="Times New Roman" w:hAnsi="Times New Roman" w:cs="Times New Roman"/>
+        </w:rPr>
+      </w:pPr>
+      <w:r>
+        <w:rPr>
+          <w:rFonts w:ascii="Times New Roman" w:eastAsia="Times New Roman" w:hAnsi="Times New Roman" w:cs="Times New Roman"/>
+        </w:rPr>
+        <w:t xml:space="preserve">Инструктаж обучающегося по ознакомлению с требованиями охраны труда, техники безопасности, пожарной безопасности, а также с правилами внутреннего трудового распорядка проведен с оформлением установленной документации </w:t>
+      </w:r>
+      <w:proofErr w:type="spellStart"/>
+      <w:r>
+        <w:rPr>
+          <w:rFonts w:ascii="Times New Roman" w:eastAsia="Times New Roman" w:hAnsi="Times New Roman" w:cs="Times New Roman"/>
+        </w:rPr>
+        <w:t>бакДатаРук</w:t>
+      </w:r>
+      <w:proofErr w:type="spellEnd"/>
+      <w:r>
+        <w:rPr>
+          <w:rFonts w:ascii="Times New Roman" w:eastAsia="Times New Roman" w:hAnsi="Times New Roman" w:cs="Times New Roman"/>
+        </w:rPr>
+        <w:t xml:space="preserve">  </w:t>
+      </w:r>
+    </w:p>
+    <w:p>
+      <w:pPr>
+        <w:spacing w:before="240" w:after="0" w:line="240" w:lineRule="auto"/>
+        <w:ind w:firstLine="709"/>
+        <w:jc w:val="both"/>
+        <w:rPr>
+          <w:rFonts w:ascii="Times New Roman" w:eastAsia="Times New Roman" w:hAnsi="Times New Roman" w:cs="Times New Roman"/>
+        </w:rPr>
+      </w:pPr>
+      <w:r>
+        <w:rPr>
+          <w:rFonts w:ascii="Times New Roman" w:eastAsia="Times New Roman" w:hAnsi="Times New Roman" w:cs="Times New Roman"/>
+        </w:rPr>
+        <w:t xml:space="preserve">Инструктаж обучающегося по ознакомлению с требованиями охраны труда, техники безопасности, пожарной безопасности, а также с правилами внутреннего трудового распорядка проведен с оформлением установленной документации </w:t>
+      </w:r>
+      <w:proofErr w:type="spellStart"/>
+      <w:r>
+        <w:rPr>
+          <w:rFonts w:ascii="Times New Roman" w:eastAsia="Times New Roman" w:hAnsi="Times New Roman" w:cs="Times New Roman"/>
+        </w:rPr>
+        <w:t>бакДатаРук</w:t>
+      </w:r>
+      <w:proofErr w:type="spellEnd"/>
+      <w:r>
+        <w:rPr>
+          <w:rFonts w:ascii="Times New Roman" w:eastAsia="Times New Roman" w:hAnsi="Times New Roman" w:cs="Times New Roman"/>
+        </w:rPr>
+        <w:t xml:space="preserve">  </w:t>
+      </w:r>
+    </w:p>
+    <w:p>
+      <w:pPr>
+        <w:spacing w:before="240" w:after="0" w:line="240" w:lineRule="auto"/>
+        <w:ind w:firstLine="709"/>
+        <w:jc w:val="both"/>
+        <w:rPr>
+          <w:rFonts w:ascii="Times New Roman" w:eastAsia="Times New Roman" w:hAnsi="Times New Roman" w:cs="Times New Roman"/>
+        </w:rPr>
+      </w:pPr>
+      <w:r>
+        <w:rPr>
+          <w:rFonts w:ascii="Times New Roman" w:eastAsia="Times New Roman" w:hAnsi="Times New Roman" w:cs="Times New Roman"/>
+        </w:rPr>
+        <w:t xml:space="preserve">Инструктаж обучающегося по ознакомлению с требованиями охраны труда, техники безопасности, пожарной безопасности, а также с правилами внутреннего трудового распорядка проведен с оформлением установленной документации </w:t>
+      </w:r>
+      <w:proofErr w:type="spellStart"/>
+      <w:r>
+        <w:rPr>
+          <w:rFonts w:ascii="Times New Roman" w:eastAsia="Times New Roman" w:hAnsi="Times New Roman" w:cs="Times New Roman"/>
+        </w:rPr>
+        <w:t>бакДатаРук</w:t>
+      </w:r>
+      <w:proofErr w:type="spellEnd"/>
+      <w:r>
+        <w:rPr>
+          <w:rFonts w:ascii="Times New Roman" w:eastAsia="Times New Roman" w:hAnsi="Times New Roman" w:cs="Times New Roman"/>
+        </w:rPr>
+        <w:t xml:space="preserve">  </w:t>
+      </w:r>
+    </w:p>
+    <w:p>
+      <w:pPr>
+        <w:spacing w:before="240" w:after="0" w:line="240" w:lineRule="auto"/>
+        <w:ind w:firstLine="709"/>
+        <w:jc w:val="both"/>
+        <w:rPr>
+          <w:rFonts w:ascii="Times New Roman" w:eastAsia="Times New Roman" w:hAnsi="Times New Roman" w:cs="Times New Roman"/>
+        </w:rPr>
+      </w:pPr>
+      <w:r>
+        <w:rPr>
+          <w:rFonts w:ascii="Times New Roman" w:eastAsia="Times New Roman" w:hAnsi="Times New Roman" w:cs="Times New Roman"/>
+        </w:rPr>
+        <w:t xml:space="preserve">Инструктаж обучающегося по ознакомлению с требованиями охраны труда, техники безопасности, пожарной безопасности, а также с правилами внутреннего трудового распорядка проведен с оформлением установленной документации </w:t>
+      </w:r>
+      <w:proofErr w:type="spellStart"/>
+      <w:r>
+        <w:rPr>
+          <w:rFonts w:ascii="Times New Roman" w:eastAsia="Times New Roman" w:hAnsi="Times New Roman" w:cs="Times New Roman"/>
+        </w:rPr>
+        <w:t>бакДатаРук</w:t>
+      </w:r>
+      <w:proofErr w:type="spellEnd"/>
+      <w:r>
+        <w:rPr>
+          <w:rFonts w:ascii="Times New Roman" w:eastAsia="Times New Roman" w:hAnsi="Times New Roman" w:cs="Times New Roman"/>
+        </w:rPr>
+        <w:t xml:space="preserve">  </w:t>
+      </w:r>
+    </w:p>
+    <w:p>
+      <w:pPr>
+        <w:spacing w:before="240" w:after="0" w:line="240" w:lineRule="auto"/>
+        <w:ind w:firstLine="709"/>
+        <w:jc w:val="both"/>
+        <w:rPr>
+          <w:rFonts w:ascii="Times New Roman" w:eastAsia="Times New Roman" w:hAnsi="Times New Roman" w:cs="Times New Roman"/>
+        </w:rPr>
+      </w:pPr>
+      <w:r>
+        <w:rPr>
+          <w:rFonts w:ascii="Times New Roman" w:eastAsia="Times New Roman" w:hAnsi="Times New Roman" w:cs="Times New Roman"/>
+        </w:rPr>
+        <w:t xml:space="preserve">Инструктаж обучающегося по ознакомлению с требованиями охраны труда, техники безопасности, пожарной безопасности, а также с правилами внутреннего трудового распорядка проведен с оформлением установленной документации </w:t>
+      </w:r>
+      <w:proofErr w:type="spellStart"/>
+      <w:r>
+        <w:rPr>
+          <w:rFonts w:ascii="Times New Roman" w:eastAsia="Times New Roman" w:hAnsi="Times New Roman" w:cs="Times New Roman"/>
+        </w:rPr>
+        <w:t>бакДатаРук</w:t>
+      </w:r>
+      <w:proofErr w:type="spellEnd"/>
+      <w:r>
+        <w:rPr>
+          <w:rFonts w:ascii="Times New Roman" w:eastAsia="Times New Roman" w:hAnsi="Times New Roman" w:cs="Times New Roman"/>
+        </w:rPr>
+        <w:t xml:space="preserve">  </w:t>
+      </w:r>
+    </w:p>
+    <w:p>
+      <w:pPr>
+        <w:spacing w:before="240" w:after="0" w:line="240" w:lineRule="auto"/>
+        <w:ind w:firstLine="709"/>
+        <w:jc w:val="both"/>
+        <w:rPr>
+          <w:rFonts w:ascii="Times New Roman" w:eastAsia="Times New Roman" w:hAnsi="Times New Roman" w:cs="Times New Roman"/>
+        </w:rPr>
+      </w:pPr>
+      <w:r>
+        <w:rPr>
+          <w:rFonts w:ascii="Times New Roman" w:eastAsia="Times New Roman" w:hAnsi="Times New Roman" w:cs="Times New Roman"/>
+        </w:rPr>
+        <w:t xml:space="preserve">Инструктаж обучающегося по ознакомлению с требованиями охраны труда, техники безопасности, пожарной безопасности, а также с правилами внутреннего трудового распорядка проведен с оформлением установленной документации </w:t>
+      </w:r>
+      <w:proofErr w:type="spellStart"/>
+      <w:r>
+        <w:rPr>
+          <w:rFonts w:ascii="Times New Roman" w:eastAsia="Times New Roman" w:hAnsi="Times New Roman" w:cs="Times New Roman"/>
+        </w:rPr>
+        <w:t>бакДатаРук</w:t>
+      </w:r>
+      <w:proofErr w:type="spellEnd"/>
     </w:p>
     <w:p>
       <w:pPr>
@@ -5466,6 +4543,757 @@
         <w:rPr>
           <w:rFonts w:ascii="Times New Roman" w:eastAsia="Times New Roman" w:hAnsi="Times New Roman" w:cs="Times New Roman"/>
         </w:rPr>
+        <w:t xml:space="preserve">Инструктаж обучающегося по ознакомлению с требованиями охраны труда, техники безопасности, пожарной безопасности, а также с правилами внутреннего трудового распорядка проведен с оформлением установленной документации </w:t>
+      </w:r>
+      <w:proofErr w:type="spellStart"/>
+      <w:r>
+        <w:rPr>
+          <w:rFonts w:ascii="Times New Roman" w:eastAsia="Times New Roman" w:hAnsi="Times New Roman" w:cs="Times New Roman"/>
+        </w:rPr>
+        <w:t>бакДатаРук</w:t>
+      </w:r>
+      <w:proofErr w:type="spellEnd"/>
+      <w:r>
+        <w:rPr>
+          <w:rFonts w:ascii="Times New Roman" w:eastAsia="Times New Roman" w:hAnsi="Times New Roman" w:cs="Times New Roman"/>
+        </w:rPr>
+        <w:t xml:space="preserve">  </w:t>
+      </w:r>
+    </w:p>
+    <w:p>
+      <w:pPr>
+        <w:spacing w:before="240" w:after="0" w:line="240" w:lineRule="auto"/>
+        <w:ind w:firstLine="709"/>
+        <w:jc w:val="both"/>
+        <w:rPr>
+          <w:rFonts w:ascii="Times New Roman" w:eastAsia="Times New Roman" w:hAnsi="Times New Roman" w:cs="Times New Roman"/>
+        </w:rPr>
+      </w:pPr>
+      <w:r>
+        <w:rPr>
+          <w:rFonts w:ascii="Times New Roman" w:eastAsia="Times New Roman" w:hAnsi="Times New Roman" w:cs="Times New Roman"/>
+        </w:rPr>
+        <w:t xml:space="preserve">Инструктаж обучающегося по ознакомлению с требованиями охраны труда, техники безопасности, пожарной безопасности, а также с правилами внутреннего трудового распорядка проведен с оформлением установленной документации </w:t>
+      </w:r>
+      <w:proofErr w:type="spellStart"/>
+      <w:r>
+        <w:rPr>
+          <w:rFonts w:ascii="Times New Roman" w:eastAsia="Times New Roman" w:hAnsi="Times New Roman" w:cs="Times New Roman"/>
+        </w:rPr>
+        <w:t>бакДатаРук</w:t>
+      </w:r>
+      <w:proofErr w:type="spellEnd"/>
+      <w:r>
+        <w:rPr>
+          <w:rFonts w:ascii="Times New Roman" w:eastAsia="Times New Roman" w:hAnsi="Times New Roman" w:cs="Times New Roman"/>
+        </w:rPr>
+        <w:t xml:space="preserve">  </w:t>
+      </w:r>
+    </w:p>
+    <w:p>
+      <w:pPr>
+        <w:spacing w:before="240" w:after="0" w:line="240" w:lineRule="auto"/>
+        <w:ind w:firstLine="709"/>
+        <w:jc w:val="both"/>
+        <w:rPr>
+          <w:rFonts w:ascii="Times New Roman" w:eastAsia="Times New Roman" w:hAnsi="Times New Roman" w:cs="Times New Roman"/>
+        </w:rPr>
+      </w:pPr>
+      <w:r>
+        <w:rPr>
+          <w:rFonts w:ascii="Times New Roman" w:eastAsia="Times New Roman" w:hAnsi="Times New Roman" w:cs="Times New Roman"/>
+        </w:rPr>
+        <w:t xml:space="preserve">Инструктаж обучающегося по ознакомлению с требованиями охраны труда, техники безопасности, пожарной безопасности, а также с правилами внутреннего трудового распорядка проведен с оформлением установленной документации </w:t>
+      </w:r>
+      <w:proofErr w:type="spellStart"/>
+      <w:r>
+        <w:rPr>
+          <w:rFonts w:ascii="Times New Roman" w:eastAsia="Times New Roman" w:hAnsi="Times New Roman" w:cs="Times New Roman"/>
+        </w:rPr>
+        <w:t>бакДатаРук</w:t>
+      </w:r>
+      <w:proofErr w:type="spellEnd"/>
+      <w:r>
+        <w:rPr>
+          <w:rFonts w:ascii="Times New Roman" w:eastAsia="Times New Roman" w:hAnsi="Times New Roman" w:cs="Times New Roman"/>
+        </w:rPr>
+        <w:t xml:space="preserve">  </w:t>
+      </w:r>
+    </w:p>
+    <w:p>
+      <w:pPr>
+        <w:spacing w:before="240" w:after="0" w:line="240" w:lineRule="auto"/>
+        <w:ind w:firstLine="709"/>
+        <w:jc w:val="both"/>
+        <w:rPr>
+          <w:rFonts w:ascii="Times New Roman" w:eastAsia="Times New Roman" w:hAnsi="Times New Roman" w:cs="Times New Roman"/>
+        </w:rPr>
+      </w:pPr>
+      <w:r>
+        <w:rPr>
+          <w:rFonts w:ascii="Times New Roman" w:eastAsia="Times New Roman" w:hAnsi="Times New Roman" w:cs="Times New Roman"/>
+        </w:rPr>
+        <w:t xml:space="preserve">Инструктаж обучающегося по ознакомлению с требованиями охраны труда, техники безопасности, пожарной безопасности, а также с правилами внутреннего трудового распорядка проведен с оформлением установленной документации </w:t>
+      </w:r>
+      <w:proofErr w:type="spellStart"/>
+      <w:r>
+        <w:rPr>
+          <w:rFonts w:ascii="Times New Roman" w:eastAsia="Times New Roman" w:hAnsi="Times New Roman" w:cs="Times New Roman"/>
+        </w:rPr>
+        <w:t>бакДатаРук</w:t>
+      </w:r>
+      <w:proofErr w:type="spellEnd"/>
+      <w:r>
+        <w:rPr>
+          <w:rFonts w:ascii="Times New Roman" w:eastAsia="Times New Roman" w:hAnsi="Times New Roman" w:cs="Times New Roman"/>
+        </w:rPr>
+        <w:t xml:space="preserve">  </w:t>
+      </w:r>
+    </w:p>
+    <w:p>
+      <w:pPr>
+        <w:spacing w:before="240" w:after="0" w:line="240" w:lineRule="auto"/>
+        <w:ind w:firstLine="709"/>
+        <w:jc w:val="both"/>
+        <w:rPr>
+          <w:rFonts w:ascii="Times New Roman" w:eastAsia="Times New Roman" w:hAnsi="Times New Roman" w:cs="Times New Roman"/>
+        </w:rPr>
+      </w:pPr>
+      <w:r>
+        <w:rPr>
+          <w:rFonts w:ascii="Times New Roman" w:eastAsia="Times New Roman" w:hAnsi="Times New Roman" w:cs="Times New Roman"/>
+        </w:rPr>
+        <w:t xml:space="preserve">Инструктаж обучающегося по ознакомлению с требованиями охраны труда, техники безопасности, пожарной безопасности, а также с правилами внутреннего трудового распорядка проведен с оформлением установленной документации </w:t>
+      </w:r>
+      <w:proofErr w:type="spellStart"/>
+      <w:r>
+        <w:rPr>
+          <w:rFonts w:ascii="Times New Roman" w:eastAsia="Times New Roman" w:hAnsi="Times New Roman" w:cs="Times New Roman"/>
+        </w:rPr>
+        <w:t>бакДатаРук</w:t>
+      </w:r>
+      <w:proofErr w:type="spellEnd"/>
+      <w:r>
+        <w:rPr>
+          <w:rFonts w:ascii="Times New Roman" w:eastAsia="Times New Roman" w:hAnsi="Times New Roman" w:cs="Times New Roman"/>
+        </w:rPr>
+        <w:t xml:space="preserve">  </w:t>
+      </w:r>
+    </w:p>
+    <w:p>
+      <w:pPr>
+        <w:spacing w:before="240" w:after="0" w:line="240" w:lineRule="auto"/>
+        <w:ind w:firstLine="709"/>
+        <w:jc w:val="both"/>
+        <w:rPr>
+          <w:rFonts w:ascii="Times New Roman" w:eastAsia="Times New Roman" w:hAnsi="Times New Roman" w:cs="Times New Roman"/>
+        </w:rPr>
+      </w:pPr>
+      <w:r>
+        <w:rPr>
+          <w:rFonts w:ascii="Times New Roman" w:eastAsia="Times New Roman" w:hAnsi="Times New Roman" w:cs="Times New Roman"/>
+        </w:rPr>
+        <w:t xml:space="preserve">Инструктаж обучающегося по ознакомлению с требованиями охраны труда, техники безопасности, пожарной безопасности, а также с правилами внутреннего трудового распорядка проведен с оформлением установленной документации </w:t>
+      </w:r>
+      <w:proofErr w:type="spellStart"/>
+      <w:r>
+        <w:rPr>
+          <w:rFonts w:ascii="Times New Roman" w:eastAsia="Times New Roman" w:hAnsi="Times New Roman" w:cs="Times New Roman"/>
+        </w:rPr>
+        <w:t>бакДатаРук</w:t>
+      </w:r>
+      <w:proofErr w:type="spellEnd"/>
+      <w:r>
+        <w:rPr>
+          <w:rFonts w:ascii="Times New Roman" w:eastAsia="Times New Roman" w:hAnsi="Times New Roman" w:cs="Times New Roman"/>
+        </w:rPr>
+        <w:t xml:space="preserve">  </w:t>
+      </w:r>
+    </w:p>
+    <w:p>
+      <w:pPr>
+        <w:spacing w:before="240" w:after="0" w:line="240" w:lineRule="auto"/>
+        <w:ind w:firstLine="709"/>
+        <w:jc w:val="both"/>
+        <w:rPr>
+          <w:rFonts w:ascii="Times New Roman" w:eastAsia="Times New Roman" w:hAnsi="Times New Roman" w:cs="Times New Roman"/>
+        </w:rPr>
+      </w:pPr>
+      <w:r>
+        <w:rPr>
+          <w:rFonts w:ascii="Times New Roman" w:eastAsia="Times New Roman" w:hAnsi="Times New Roman" w:cs="Times New Roman"/>
+        </w:rPr>
+        <w:t xml:space="preserve">Инструктаж обучающегося по ознакомлению с требованиями охраны труда, техники безопасности, пожарной безопасности, а также с правилами внутреннего трудового распорядка проведен с оформлением установленной документации </w:t>
+      </w:r>
+      <w:proofErr w:type="spellStart"/>
+      <w:r>
+        <w:rPr>
+          <w:rFonts w:ascii="Times New Roman" w:eastAsia="Times New Roman" w:hAnsi="Times New Roman" w:cs="Times New Roman"/>
+        </w:rPr>
+        <w:t>бакДатаРук</w:t>
+      </w:r>
+      <w:proofErr w:type="spellEnd"/>
+      <w:r>
+        <w:rPr>
+          <w:rFonts w:ascii="Times New Roman" w:eastAsia="Times New Roman" w:hAnsi="Times New Roman" w:cs="Times New Roman"/>
+        </w:rPr>
+        <w:t xml:space="preserve">  </w:t>
+      </w:r>
+    </w:p>
+    <w:p>
+      <w:pPr>
+        <w:spacing w:before="240" w:after="0" w:line="240" w:lineRule="auto"/>
+        <w:ind w:firstLine="709"/>
+        <w:jc w:val="both"/>
+        <w:rPr>
+          <w:rFonts w:ascii="Times New Roman" w:eastAsia="Times New Roman" w:hAnsi="Times New Roman" w:cs="Times New Roman"/>
+        </w:rPr>
+      </w:pPr>
+      <w:r>
+        <w:rPr>
+          <w:rFonts w:ascii="Times New Roman" w:eastAsia="Times New Roman" w:hAnsi="Times New Roman" w:cs="Times New Roman"/>
+        </w:rPr>
+        <w:t xml:space="preserve">Инструктаж обучающегося по ознакомлению с требованиями охраны труда, техники безопасности, пожарной безопасности, а также с правилами внутреннего трудового распорядка проведен с оформлением установленной документации </w:t>
+      </w:r>
+      <w:proofErr w:type="spellStart"/>
+      <w:r>
+        <w:rPr>
+          <w:rFonts w:ascii="Times New Roman" w:eastAsia="Times New Roman" w:hAnsi="Times New Roman" w:cs="Times New Roman"/>
+        </w:rPr>
+        <w:t>бакДатаРук</w:t>
+      </w:r>
+      <w:proofErr w:type="spellEnd"/>
+      <w:r>
+        <w:rPr>
+          <w:rFonts w:ascii="Times New Roman" w:eastAsia="Times New Roman" w:hAnsi="Times New Roman" w:cs="Times New Roman"/>
+        </w:rPr>
+        <w:t xml:space="preserve">  </w:t>
+      </w:r>
+    </w:p>
+    <w:p>
+      <w:pPr>
+        <w:spacing w:before="240" w:after="0" w:line="240" w:lineRule="auto"/>
+        <w:ind w:firstLine="709"/>
+        <w:jc w:val="both"/>
+        <w:rPr>
+          <w:rFonts w:ascii="Times New Roman" w:eastAsia="Times New Roman" w:hAnsi="Times New Roman" w:cs="Times New Roman"/>
+        </w:rPr>
+      </w:pPr>
+      <w:r>
+        <w:rPr>
+          <w:rFonts w:ascii="Times New Roman" w:eastAsia="Times New Roman" w:hAnsi="Times New Roman" w:cs="Times New Roman"/>
+        </w:rPr>
+        <w:t xml:space="preserve">Инструктаж обучающегося по ознакомлению с требованиями охраны труда, техники безопасности, пожарной безопасности, а также с правилами внутреннего трудового распорядка проведен с оформлением установленной документации </w:t>
+      </w:r>
+      <w:proofErr w:type="spellStart"/>
+      <w:r>
+        <w:rPr>
+          <w:rFonts w:ascii="Times New Roman" w:eastAsia="Times New Roman" w:hAnsi="Times New Roman" w:cs="Times New Roman"/>
+        </w:rPr>
+        <w:t>бакДатаРук</w:t>
+      </w:r>
+      <w:proofErr w:type="spellEnd"/>
+      <w:r>
+        <w:rPr>
+          <w:rFonts w:ascii="Times New Roman" w:eastAsia="Times New Roman" w:hAnsi="Times New Roman" w:cs="Times New Roman"/>
+        </w:rPr>
+        <w:t xml:space="preserve">  </w:t>
+      </w:r>
+    </w:p>
+    <w:p>
+      <w:pPr>
+        <w:spacing w:before="240" w:after="0" w:line="240" w:lineRule="auto"/>
+        <w:ind w:firstLine="709"/>
+        <w:jc w:val="both"/>
+        <w:rPr>
+          <w:rFonts w:ascii="Times New Roman" w:eastAsia="Times New Roman" w:hAnsi="Times New Roman" w:cs="Times New Roman"/>
+        </w:rPr>
+      </w:pPr>
+      <w:r>
+        <w:rPr>
+          <w:rFonts w:ascii="Times New Roman" w:eastAsia="Times New Roman" w:hAnsi="Times New Roman" w:cs="Times New Roman"/>
+        </w:rPr>
+        <w:t xml:space="preserve">Инструктаж обучающегося по ознакомлению с требованиями охраны труда, техники безопасности, пожарной безопасности, а также с правилами внутреннего трудового распорядка проведен с оформлением установленной документации </w:t>
+      </w:r>
+      <w:proofErr w:type="spellStart"/>
+      <w:r>
+        <w:rPr>
+          <w:rFonts w:ascii="Times New Roman" w:eastAsia="Times New Roman" w:hAnsi="Times New Roman" w:cs="Times New Roman"/>
+        </w:rPr>
+        <w:t>бакДатаРук</w:t>
+      </w:r>
+      <w:proofErr w:type="spellEnd"/>
+      <w:r>
+        <w:rPr>
+          <w:rFonts w:ascii="Times New Roman" w:eastAsia="Times New Roman" w:hAnsi="Times New Roman" w:cs="Times New Roman"/>
+        </w:rPr>
+        <w:t xml:space="preserve">  </w:t>
+      </w:r>
+    </w:p>
+    <w:p>
+      <w:pPr>
+        <w:spacing w:before="240" w:after="0" w:line="240" w:lineRule="auto"/>
+        <w:ind w:firstLine="709"/>
+        <w:jc w:val="both"/>
+        <w:rPr>
+          <w:rFonts w:ascii="Times New Roman" w:eastAsia="Times New Roman" w:hAnsi="Times New Roman" w:cs="Times New Roman"/>
+        </w:rPr>
+      </w:pPr>
+      <w:r>
+        <w:rPr>
+          <w:rFonts w:ascii="Times New Roman" w:eastAsia="Times New Roman" w:hAnsi="Times New Roman" w:cs="Times New Roman"/>
+        </w:rPr>
+        <w:t xml:space="preserve">Инструктаж обучающегося по ознакомлению с требованиями охраны труда, техники безопасности, пожарной безопасности, а также с правилами внутреннего трудового распорядка проведен с оформлением установленной документации </w:t>
+      </w:r>
+      <w:proofErr w:type="spellStart"/>
+      <w:r>
+        <w:rPr>
+          <w:rFonts w:ascii="Times New Roman" w:eastAsia="Times New Roman" w:hAnsi="Times New Roman" w:cs="Times New Roman"/>
+        </w:rPr>
+        <w:t>бакДатаРук</w:t>
+      </w:r>
+      <w:proofErr w:type="spellEnd"/>
+      <w:r>
+        <w:rPr>
+          <w:rFonts w:ascii="Times New Roman" w:eastAsia="Times New Roman" w:hAnsi="Times New Roman" w:cs="Times New Roman"/>
+        </w:rPr>
+        <w:t xml:space="preserve">  </w:t>
+      </w:r>
+    </w:p>
+    <w:p>
+      <w:pPr>
+        <w:spacing w:before="240" w:after="0" w:line="240" w:lineRule="auto"/>
+        <w:ind w:firstLine="709"/>
+        <w:jc w:val="both"/>
+        <w:rPr>
+          <w:rFonts w:ascii="Times New Roman" w:eastAsia="Times New Roman" w:hAnsi="Times New Roman" w:cs="Times New Roman"/>
+        </w:rPr>
+      </w:pPr>
+      <w:r>
+        <w:rPr>
+          <w:rFonts w:ascii="Times New Roman" w:eastAsia="Times New Roman" w:hAnsi="Times New Roman" w:cs="Times New Roman"/>
+        </w:rPr>
+        <w:t xml:space="preserve">Инструктаж обучающегося по ознакомлению с требованиями охраны труда, техники безопасности, пожарной безопасности, а также с правилами внутреннего трудового распорядка проведен с оформлением установленной документации </w:t>
+      </w:r>
+      <w:proofErr w:type="spellStart"/>
+      <w:r>
+        <w:rPr>
+          <w:rFonts w:ascii="Times New Roman" w:eastAsia="Times New Roman" w:hAnsi="Times New Roman" w:cs="Times New Roman"/>
+        </w:rPr>
+        <w:t>бакДатаРук</w:t>
+      </w:r>
+      <w:proofErr w:type="spellEnd"/>
+      <w:r>
+        <w:rPr>
+          <w:rFonts w:ascii="Times New Roman" w:eastAsia="Times New Roman" w:hAnsi="Times New Roman" w:cs="Times New Roman"/>
+        </w:rPr>
+        <w:t xml:space="preserve">  </w:t>
+      </w:r>
+    </w:p>
+    <w:p>
+      <w:pPr>
+        <w:spacing w:before="240" w:after="0" w:line="240" w:lineRule="auto"/>
+        <w:ind w:firstLine="709"/>
+        <w:jc w:val="both"/>
+        <w:rPr>
+          <w:rFonts w:ascii="Times New Roman" w:eastAsia="Times New Roman" w:hAnsi="Times New Roman" w:cs="Times New Roman"/>
+        </w:rPr>
+      </w:pPr>
+      <w:r>
+        <w:rPr>
+          <w:rFonts w:ascii="Times New Roman" w:eastAsia="Times New Roman" w:hAnsi="Times New Roman" w:cs="Times New Roman"/>
+        </w:rPr>
+        <w:lastRenderedPageBreak/>
+        <w:t xml:space="preserve">Инструктаж обучающегося по ознакомлению с требованиями охраны труда, техники безопасности, пожарной безопасности, а также с правилами внутреннего трудового распорядка проведен с оформлением установленной документации </w:t>
+      </w:r>
+      <w:proofErr w:type="spellStart"/>
+      <w:r>
+        <w:rPr>
+          <w:rFonts w:ascii="Times New Roman" w:eastAsia="Times New Roman" w:hAnsi="Times New Roman" w:cs="Times New Roman"/>
+        </w:rPr>
+        <w:t>бакДатаРук</w:t>
+      </w:r>
+      <w:proofErr w:type="spellEnd"/>
+      <w:r>
+        <w:rPr>
+          <w:rFonts w:ascii="Times New Roman" w:eastAsia="Times New Roman" w:hAnsi="Times New Roman" w:cs="Times New Roman"/>
+        </w:rPr>
+        <w:t xml:space="preserve">  </w:t>
+      </w:r>
+    </w:p>
+    <w:p>
+      <w:pPr>
+        <w:spacing w:before="240" w:after="0" w:line="240" w:lineRule="auto"/>
+        <w:ind w:firstLine="709"/>
+        <w:jc w:val="both"/>
+        <w:rPr>
+          <w:rFonts w:ascii="Times New Roman" w:eastAsia="Times New Roman" w:hAnsi="Times New Roman" w:cs="Times New Roman"/>
+        </w:rPr>
+      </w:pPr>
+      <w:r>
+        <w:rPr>
+          <w:rFonts w:ascii="Times New Roman" w:eastAsia="Times New Roman" w:hAnsi="Times New Roman" w:cs="Times New Roman"/>
+        </w:rPr>
+        <w:t xml:space="preserve">Инструктаж обучающегося по ознакомлению с требованиями охраны труда, техники безопасности, пожарной безопасности, а также с правилами внутреннего трудового распорядка проведен с оформлением установленной документации </w:t>
+      </w:r>
+      <w:proofErr w:type="spellStart"/>
+      <w:r>
+        <w:rPr>
+          <w:rFonts w:ascii="Times New Roman" w:eastAsia="Times New Roman" w:hAnsi="Times New Roman" w:cs="Times New Roman"/>
+        </w:rPr>
+        <w:t>бакДатаРук</w:t>
+      </w:r>
+      <w:proofErr w:type="spellEnd"/>
+      <w:r>
+        <w:rPr>
+          <w:rFonts w:ascii="Times New Roman" w:eastAsia="Times New Roman" w:hAnsi="Times New Roman" w:cs="Times New Roman"/>
+        </w:rPr>
+        <w:t xml:space="preserve">  </w:t>
+      </w:r>
+    </w:p>
+    <w:p>
+      <w:pPr>
+        <w:spacing w:before="240" w:after="0" w:line="240" w:lineRule="auto"/>
+        <w:ind w:firstLine="709"/>
+        <w:jc w:val="both"/>
+        <w:rPr>
+          <w:rFonts w:ascii="Times New Roman" w:eastAsia="Times New Roman" w:hAnsi="Times New Roman" w:cs="Times New Roman"/>
+        </w:rPr>
+      </w:pPr>
+      <w:r>
+        <w:rPr>
+          <w:rFonts w:ascii="Times New Roman" w:eastAsia="Times New Roman" w:hAnsi="Times New Roman" w:cs="Times New Roman"/>
+        </w:rPr>
+        <w:t xml:space="preserve">Инструктаж обучающегося по ознакомлению с требованиями охраны труда, техники безопасности, пожарной безопасности, а также с правилами внутреннего трудового распорядка проведен с оформлением установленной документации </w:t>
+      </w:r>
+      <w:proofErr w:type="spellStart"/>
+      <w:r>
+        <w:rPr>
+          <w:rFonts w:ascii="Times New Roman" w:eastAsia="Times New Roman" w:hAnsi="Times New Roman" w:cs="Times New Roman"/>
+        </w:rPr>
+        <w:t>бакДатаРук</w:t>
+      </w:r>
+      <w:proofErr w:type="spellEnd"/>
+      <w:r>
+        <w:rPr>
+          <w:rFonts w:ascii="Times New Roman" w:eastAsia="Times New Roman" w:hAnsi="Times New Roman" w:cs="Times New Roman"/>
+        </w:rPr>
+        <w:t xml:space="preserve">  </w:t>
+      </w:r>
+    </w:p>
+    <w:p>
+      <w:pPr>
+        <w:spacing w:before="240" w:after="0" w:line="240" w:lineRule="auto"/>
+        <w:ind w:firstLine="709"/>
+        <w:jc w:val="both"/>
+        <w:rPr>
+          <w:rFonts w:ascii="Times New Roman" w:eastAsia="Times New Roman" w:hAnsi="Times New Roman" w:cs="Times New Roman"/>
+        </w:rPr>
+      </w:pPr>
+      <w:r>
+        <w:rPr>
+          <w:rFonts w:ascii="Times New Roman" w:eastAsia="Times New Roman" w:hAnsi="Times New Roman" w:cs="Times New Roman"/>
+        </w:rPr>
+        <w:t xml:space="preserve">Инструктаж обучающегося по ознакомлению с требованиями охраны труда, техники безопасности, пожарной безопасности, а также с правилами внутреннего трудового распорядка проведен с оформлением установленной документации </w:t>
+      </w:r>
+      <w:proofErr w:type="spellStart"/>
+      <w:r>
+        <w:rPr>
+          <w:rFonts w:ascii="Times New Roman" w:eastAsia="Times New Roman" w:hAnsi="Times New Roman" w:cs="Times New Roman"/>
+        </w:rPr>
+        <w:t>бакДатаРук</w:t>
+      </w:r>
+      <w:proofErr w:type="spellEnd"/>
+      <w:r>
+        <w:rPr>
+          <w:rFonts w:ascii="Times New Roman" w:eastAsia="Times New Roman" w:hAnsi="Times New Roman" w:cs="Times New Roman"/>
+        </w:rPr>
+        <w:t xml:space="preserve">  </w:t>
+      </w:r>
+    </w:p>
+    <w:p>
+      <w:pPr>
+        <w:spacing w:before="240" w:after="0" w:line="240" w:lineRule="auto"/>
+        <w:ind w:firstLine="709"/>
+        <w:jc w:val="both"/>
+        <w:rPr>
+          <w:rFonts w:ascii="Times New Roman" w:eastAsia="Times New Roman" w:hAnsi="Times New Roman" w:cs="Times New Roman"/>
+        </w:rPr>
+      </w:pPr>
+      <w:r>
+        <w:rPr>
+          <w:rFonts w:ascii="Times New Roman" w:eastAsia="Times New Roman" w:hAnsi="Times New Roman" w:cs="Times New Roman"/>
+        </w:rPr>
+        <w:t xml:space="preserve">Инструктаж обучающегося по ознакомлению с требованиями охраны труда, техники безопасности, пожарной безопасности, а также с правилами внутреннего трудового распорядка проведен с оформлением установленной документации </w:t>
+      </w:r>
+      <w:proofErr w:type="spellStart"/>
+      <w:r>
+        <w:rPr>
+          <w:rFonts w:ascii="Times New Roman" w:eastAsia="Times New Roman" w:hAnsi="Times New Roman" w:cs="Times New Roman"/>
+        </w:rPr>
+        <w:t>бакДатаРук</w:t>
+      </w:r>
+      <w:proofErr w:type="spellEnd"/>
+      <w:r>
+        <w:rPr>
+          <w:rFonts w:ascii="Times New Roman" w:eastAsia="Times New Roman" w:hAnsi="Times New Roman" w:cs="Times New Roman"/>
+        </w:rPr>
+        <w:t xml:space="preserve">  </w:t>
+      </w:r>
+    </w:p>
+    <w:p>
+      <w:pPr>
+        <w:spacing w:before="240" w:after="0" w:line="240" w:lineRule="auto"/>
+        <w:ind w:firstLine="709"/>
+        <w:jc w:val="both"/>
+        <w:rPr>
+          <w:rFonts w:ascii="Times New Roman" w:eastAsia="Times New Roman" w:hAnsi="Times New Roman" w:cs="Times New Roman"/>
+        </w:rPr>
+      </w:pPr>
+      <w:r>
+        <w:rPr>
+          <w:rFonts w:ascii="Times New Roman" w:eastAsia="Times New Roman" w:hAnsi="Times New Roman" w:cs="Times New Roman"/>
+        </w:rPr>
+        <w:t xml:space="preserve">Инструктаж обучающегося по ознакомлению с требованиями охраны труда, техники безопасности, пожарной безопасности, а также с правилами внутреннего трудового распорядка проведен с оформлением установленной документации </w:t>
+      </w:r>
+      <w:proofErr w:type="spellStart"/>
+      <w:r>
+        <w:rPr>
+          <w:rFonts w:ascii="Times New Roman" w:eastAsia="Times New Roman" w:hAnsi="Times New Roman" w:cs="Times New Roman"/>
+        </w:rPr>
+        <w:t>бакДатаРук</w:t>
+      </w:r>
+      <w:proofErr w:type="spellEnd"/>
+      <w:r>
+        <w:rPr>
+          <w:rFonts w:ascii="Times New Roman" w:eastAsia="Times New Roman" w:hAnsi="Times New Roman" w:cs="Times New Roman"/>
+        </w:rPr>
+        <w:t xml:space="preserve">  </w:t>
+      </w:r>
+    </w:p>
+    <w:p>
+      <w:pPr>
+        <w:spacing w:before="240" w:after="0" w:line="240" w:lineRule="auto"/>
+        <w:ind w:firstLine="709"/>
+        <w:jc w:val="both"/>
+        <w:rPr>
+          <w:rFonts w:ascii="Times New Roman" w:eastAsia="Times New Roman" w:hAnsi="Times New Roman" w:cs="Times New Roman"/>
+        </w:rPr>
+      </w:pPr>
+      <w:r>
+        <w:rPr>
+          <w:rFonts w:ascii="Times New Roman" w:eastAsia="Times New Roman" w:hAnsi="Times New Roman" w:cs="Times New Roman"/>
+        </w:rPr>
+        <w:t xml:space="preserve">Инструктаж обучающегося по ознакомлению с требованиями охраны труда, техники безопасности, пожарной безопасности, а также с правилами внутреннего трудового распорядка проведен с оформлением установленной документации </w:t>
+      </w:r>
+      <w:proofErr w:type="spellStart"/>
+      <w:r>
+        <w:rPr>
+          <w:rFonts w:ascii="Times New Roman" w:eastAsia="Times New Roman" w:hAnsi="Times New Roman" w:cs="Times New Roman"/>
+        </w:rPr>
+        <w:t>бакДатаРук</w:t>
+      </w:r>
+      <w:proofErr w:type="spellEnd"/>
+      <w:r>
+        <w:rPr>
+          <w:rFonts w:ascii="Times New Roman" w:eastAsia="Times New Roman" w:hAnsi="Times New Roman" w:cs="Times New Roman"/>
+        </w:rPr>
+        <w:t xml:space="preserve">  </w:t>
+      </w:r>
+    </w:p>
+    <w:p>
+      <w:pPr>
+        <w:spacing w:before="240" w:after="0" w:line="240" w:lineRule="auto"/>
+        <w:ind w:firstLine="709"/>
+        <w:jc w:val="both"/>
+        <w:rPr>
+          <w:rFonts w:ascii="Times New Roman" w:eastAsia="Times New Roman" w:hAnsi="Times New Roman" w:cs="Times New Roman"/>
+        </w:rPr>
+      </w:pPr>
+      <w:r>
+        <w:rPr>
+          <w:rFonts w:ascii="Times New Roman" w:eastAsia="Times New Roman" w:hAnsi="Times New Roman" w:cs="Times New Roman"/>
+        </w:rPr>
+        <w:t xml:space="preserve">Инструктаж обучающегося по ознакомлению с требованиями охраны труда, техники безопасности, пожарной безопасности, а также с правилами внутреннего трудового распорядка проведен с оформлением установленной документации </w:t>
+      </w:r>
+      <w:proofErr w:type="spellStart"/>
+      <w:r>
+        <w:rPr>
+          <w:rFonts w:ascii="Times New Roman" w:eastAsia="Times New Roman" w:hAnsi="Times New Roman" w:cs="Times New Roman"/>
+        </w:rPr>
+        <w:t>бакДатаРук</w:t>
+      </w:r>
+      <w:proofErr w:type="spellEnd"/>
+      <w:r>
+        <w:rPr>
+          <w:rFonts w:ascii="Times New Roman" w:eastAsia="Times New Roman" w:hAnsi="Times New Roman" w:cs="Times New Roman"/>
+        </w:rPr>
+        <w:t xml:space="preserve">  </w:t>
+      </w:r>
+    </w:p>
+    <w:p>
+      <w:pPr>
+        <w:spacing w:before="240" w:after="0" w:line="240" w:lineRule="auto"/>
+        <w:ind w:firstLine="709"/>
+        <w:jc w:val="both"/>
+        <w:rPr>
+          <w:rFonts w:ascii="Times New Roman" w:eastAsia="Times New Roman" w:hAnsi="Times New Roman" w:cs="Times New Roman"/>
+        </w:rPr>
+      </w:pPr>
+      <w:r>
+        <w:rPr>
+          <w:rFonts w:ascii="Times New Roman" w:eastAsia="Times New Roman" w:hAnsi="Times New Roman" w:cs="Times New Roman"/>
+        </w:rPr>
+        <w:t xml:space="preserve">Инструктаж обучающегося по ознакомлению с требованиями охраны труда, техники безопасности, пожарной безопасности, а также с правилами внутреннего трудового распорядка проведен с оформлением установленной документации </w:t>
+      </w:r>
+      <w:proofErr w:type="spellStart"/>
+      <w:r>
+        <w:rPr>
+          <w:rFonts w:ascii="Times New Roman" w:eastAsia="Times New Roman" w:hAnsi="Times New Roman" w:cs="Times New Roman"/>
+        </w:rPr>
+        <w:t>бакДатаРук</w:t>
+      </w:r>
+      <w:proofErr w:type="spellEnd"/>
+      <w:r>
+        <w:rPr>
+          <w:rFonts w:ascii="Times New Roman" w:eastAsia="Times New Roman" w:hAnsi="Times New Roman" w:cs="Times New Roman"/>
+        </w:rPr>
+        <w:t xml:space="preserve">  </w:t>
+      </w:r>
+    </w:p>
+    <w:p>
+      <w:pPr>
+        <w:spacing w:before="240" w:after="0" w:line="240" w:lineRule="auto"/>
+        <w:ind w:firstLine="709"/>
+        <w:jc w:val="both"/>
+        <w:rPr>
+          <w:rFonts w:ascii="Times New Roman" w:eastAsia="Times New Roman" w:hAnsi="Times New Roman" w:cs="Times New Roman"/>
+        </w:rPr>
+      </w:pPr>
+      <w:r>
+        <w:rPr>
+          <w:rFonts w:ascii="Times New Roman" w:eastAsia="Times New Roman" w:hAnsi="Times New Roman" w:cs="Times New Roman"/>
+        </w:rPr>
+        <w:t xml:space="preserve">Инструктаж обучающегося по ознакомлению с требованиями охраны труда, техники безопасности, пожарной безопасности, а также с правилами внутреннего трудового распорядка проведен с оформлением установленной документации </w:t>
+      </w:r>
+      <w:proofErr w:type="spellStart"/>
+      <w:r>
+        <w:rPr>
+          <w:rFonts w:ascii="Times New Roman" w:eastAsia="Times New Roman" w:hAnsi="Times New Roman" w:cs="Times New Roman"/>
+        </w:rPr>
+        <w:t>бакДатаРук</w:t>
+      </w:r>
+      <w:proofErr w:type="spellEnd"/>
+      <w:r>
+        <w:rPr>
+          <w:rFonts w:ascii="Times New Roman" w:eastAsia="Times New Roman" w:hAnsi="Times New Roman" w:cs="Times New Roman"/>
+        </w:rPr>
+        <w:t xml:space="preserve">  </w:t>
+      </w:r>
+    </w:p>
+    <w:p>
+      <w:pPr>
+        <w:spacing w:before="240" w:after="0" w:line="240" w:lineRule="auto"/>
+        <w:ind w:firstLine="709"/>
+        <w:jc w:val="both"/>
+        <w:rPr>
+          <w:rFonts w:ascii="Times New Roman" w:eastAsia="Times New Roman" w:hAnsi="Times New Roman" w:cs="Times New Roman"/>
+        </w:rPr>
+      </w:pPr>
+      <w:r>
+        <w:rPr>
+          <w:rFonts w:ascii="Times New Roman" w:eastAsia="Times New Roman" w:hAnsi="Times New Roman" w:cs="Times New Roman"/>
+        </w:rPr>
+        <w:t xml:space="preserve">Инструктаж обучающегося по ознакомлению с требованиями охраны труда, техники безопасности, пожарной безопасности, а также с правилами внутреннего трудового распорядка проведен с оформлением установленной документации </w:t>
+      </w:r>
+      <w:proofErr w:type="spellStart"/>
+      <w:r>
+        <w:rPr>
+          <w:rFonts w:ascii="Times New Roman" w:eastAsia="Times New Roman" w:hAnsi="Times New Roman" w:cs="Times New Roman"/>
+        </w:rPr>
+        <w:t>бакДатаРук</w:t>
+      </w:r>
+      <w:proofErr w:type="spellEnd"/>
+      <w:r>
+        <w:rPr>
+          <w:rFonts w:ascii="Times New Roman" w:eastAsia="Times New Roman" w:hAnsi="Times New Roman" w:cs="Times New Roman"/>
+        </w:rPr>
+        <w:t xml:space="preserve">  </w:t>
+      </w:r>
+    </w:p>
+    <w:p>
+      <w:pPr>
+        <w:spacing w:before="240" w:after="0" w:line="240" w:lineRule="auto"/>
+        <w:ind w:firstLine="709"/>
+        <w:jc w:val="both"/>
+        <w:rPr>
+          <w:rFonts w:ascii="Times New Roman" w:eastAsia="Times New Roman" w:hAnsi="Times New Roman" w:cs="Times New Roman"/>
+        </w:rPr>
+      </w:pPr>
+      <w:r>
+        <w:rPr>
+          <w:rFonts w:ascii="Times New Roman" w:eastAsia="Times New Roman" w:hAnsi="Times New Roman" w:cs="Times New Roman"/>
+        </w:rPr>
+        <w:t xml:space="preserve">Инструктаж обучающегося по ознакомлению с требованиями охраны труда, техники безопасности, пожарной безопасности, а также с правилами внутреннего трудового распорядка проведен с оформлением установленной документации </w:t>
+      </w:r>
+      <w:proofErr w:type="spellStart"/>
+      <w:r>
+        <w:rPr>
+          <w:rFonts w:ascii="Times New Roman" w:eastAsia="Times New Roman" w:hAnsi="Times New Roman" w:cs="Times New Roman"/>
+        </w:rPr>
+        <w:t>бакДатаРук</w:t>
+      </w:r>
+      <w:proofErr w:type="spellEnd"/>
+      <w:r>
+        <w:rPr>
+          <w:rFonts w:ascii="Times New Roman" w:eastAsia="Times New Roman" w:hAnsi="Times New Roman" w:cs="Times New Roman"/>
+        </w:rPr>
+        <w:t xml:space="preserve">  </w:t>
+      </w:r>
+    </w:p>
+    <w:p>
+      <w:pPr>
+        <w:spacing w:before="240" w:after="0" w:line="240" w:lineRule="auto"/>
+        <w:ind w:firstLine="709"/>
+        <w:jc w:val="both"/>
+        <w:rPr>
+          <w:rFonts w:ascii="Times New Roman" w:eastAsia="Times New Roman" w:hAnsi="Times New Roman" w:cs="Times New Roman"/>
+        </w:rPr>
+      </w:pPr>
+      <w:r>
+        <w:rPr>
+          <w:rFonts w:ascii="Times New Roman" w:eastAsia="Times New Roman" w:hAnsi="Times New Roman" w:cs="Times New Roman"/>
+        </w:rPr>
+        <w:t xml:space="preserve">Инструктаж обучающегося по ознакомлению с требованиями охраны труда, техники безопасности, пожарной безопасности, а также с правилами внутреннего трудового распорядка проведен с оформлением установленной документации </w:t>
+      </w:r>
+      <w:proofErr w:type="spellStart"/>
+      <w:r>
+        <w:rPr>
+          <w:rFonts w:ascii="Times New Roman" w:eastAsia="Times New Roman" w:hAnsi="Times New Roman" w:cs="Times New Roman"/>
+        </w:rPr>
+        <w:t>бакДатаРук</w:t>
+      </w:r>
+      <w:proofErr w:type="spellEnd"/>
+      <w:r>
+        <w:rPr>
+          <w:rFonts w:ascii="Times New Roman" w:eastAsia="Times New Roman" w:hAnsi="Times New Roman" w:cs="Times New Roman"/>
+        </w:rPr>
+        <w:t xml:space="preserve">  </w:t>
+      </w:r>
+    </w:p>
+    <w:p>
+      <w:pPr>
+        <w:spacing w:before="240" w:after="0" w:line="240" w:lineRule="auto"/>
+        <w:ind w:firstLine="709"/>
+        <w:jc w:val="both"/>
+        <w:rPr>
+          <w:rFonts w:ascii="Times New Roman" w:eastAsia="Times New Roman" w:hAnsi="Times New Roman" w:cs="Times New Roman"/>
+        </w:rPr>
+      </w:pPr>
+      <w:r>
+        <w:rPr>
+          <w:rFonts w:ascii="Times New Roman" w:eastAsia="Times New Roman" w:hAnsi="Times New Roman" w:cs="Times New Roman"/>
+        </w:rPr>
         <w:t>Инструктаж обучающегося по ознакомлению с требованиями охраны труда, техники безопасности, пожарной безопасности, а также с правилами внутреннего трудового распорядка проведен с оформлением установ</w:t>
       </w:r>
       <w:r>
@@ -5526,306 +5354,6 @@
         <w:rPr>
           <w:rFonts w:ascii="Times New Roman" w:eastAsia="Times New Roman" w:hAnsi="Times New Roman" w:cs="Times New Roman"/>
         </w:rPr>
-        <w:t xml:space="preserve">Инструктаж обучающегося по ознакомлению с требованиями охраны труда, техники безопасности, пожарной безопасности, а также с правилами внутреннего трудового распорядка проведен с оформлением установленной документации </w:t>
-      </w:r>
-      <w:proofErr w:type="spellStart"/>
-      <w:r>
-        <w:rPr>
-          <w:rFonts w:ascii="Times New Roman" w:eastAsia="Times New Roman" w:hAnsi="Times New Roman" w:cs="Times New Roman"/>
-        </w:rPr>
-        <w:t>бакДатаРук</w:t>
-      </w:r>
-      <w:proofErr w:type="spellEnd"/>
-      <w:r>
-        <w:rPr>
-          <w:rFonts w:ascii="Times New Roman" w:eastAsia="Times New Roman" w:hAnsi="Times New Roman" w:cs="Times New Roman"/>
-        </w:rPr>
-        <w:t xml:space="preserve">  </w:t>
-      </w:r>
-    </w:p>
-    <w:p>
-      <w:pPr>
-        <w:spacing w:before="240" w:after="0" w:line="240" w:lineRule="auto"/>
-        <w:ind w:firstLine="709"/>
-        <w:jc w:val="both"/>
-        <w:rPr>
-          <w:rFonts w:ascii="Times New Roman" w:eastAsia="Times New Roman" w:hAnsi="Times New Roman" w:cs="Times New Roman"/>
-        </w:rPr>
-      </w:pPr>
-      <w:r>
-        <w:rPr>
-          <w:rFonts w:ascii="Times New Roman" w:eastAsia="Times New Roman" w:hAnsi="Times New Roman" w:cs="Times New Roman"/>
-        </w:rPr>
-        <w:t xml:space="preserve">Инструктаж обучающегося по ознакомлению с требованиями охраны труда, техники безопасности, пожарной безопасности, а также с правилами внутреннего трудового распорядка проведен с оформлением установленной документации </w:t>
-      </w:r>
-      <w:proofErr w:type="spellStart"/>
-      <w:r>
-        <w:rPr>
-          <w:rFonts w:ascii="Times New Roman" w:eastAsia="Times New Roman" w:hAnsi="Times New Roman" w:cs="Times New Roman"/>
-        </w:rPr>
-        <w:t>бакДатаРук</w:t>
-      </w:r>
-      <w:proofErr w:type="spellEnd"/>
-      <w:r>
-        <w:rPr>
-          <w:rFonts w:ascii="Times New Roman" w:eastAsia="Times New Roman" w:hAnsi="Times New Roman" w:cs="Times New Roman"/>
-        </w:rPr>
-        <w:t xml:space="preserve">  </w:t>
-      </w:r>
-    </w:p>
-    <w:p>
-      <w:pPr>
-        <w:spacing w:before="240" w:after="0" w:line="240" w:lineRule="auto"/>
-        <w:ind w:firstLine="709"/>
-        <w:jc w:val="both"/>
-        <w:rPr>
-          <w:rFonts w:ascii="Times New Roman" w:eastAsia="Times New Roman" w:hAnsi="Times New Roman" w:cs="Times New Roman"/>
-        </w:rPr>
-      </w:pPr>
-      <w:r>
-        <w:rPr>
-          <w:rFonts w:ascii="Times New Roman" w:eastAsia="Times New Roman" w:hAnsi="Times New Roman" w:cs="Times New Roman"/>
-        </w:rPr>
-        <w:t xml:space="preserve">Инструктаж обучающегося по ознакомлению с требованиями охраны труда, техники безопасности, пожарной безопасности, а также с правилами внутреннего трудового распорядка проведен с оформлением установленной документации </w:t>
-      </w:r>
-      <w:proofErr w:type="spellStart"/>
-      <w:r>
-        <w:rPr>
-          <w:rFonts w:ascii="Times New Roman" w:eastAsia="Times New Roman" w:hAnsi="Times New Roman" w:cs="Times New Roman"/>
-        </w:rPr>
-        <w:t>бакДатаРук</w:t>
-      </w:r>
-      <w:proofErr w:type="spellEnd"/>
-      <w:r>
-        <w:rPr>
-          <w:rFonts w:ascii="Times New Roman" w:eastAsia="Times New Roman" w:hAnsi="Times New Roman" w:cs="Times New Roman"/>
-        </w:rPr>
-        <w:t xml:space="preserve">  </w:t>
-      </w:r>
-    </w:p>
-    <w:p>
-      <w:pPr>
-        <w:spacing w:before="240" w:after="0" w:line="240" w:lineRule="auto"/>
-        <w:ind w:firstLine="709"/>
-        <w:jc w:val="both"/>
-        <w:rPr>
-          <w:rFonts w:ascii="Times New Roman" w:eastAsia="Times New Roman" w:hAnsi="Times New Roman" w:cs="Times New Roman"/>
-        </w:rPr>
-      </w:pPr>
-      <w:r>
-        <w:rPr>
-          <w:rFonts w:ascii="Times New Roman" w:eastAsia="Times New Roman" w:hAnsi="Times New Roman" w:cs="Times New Roman"/>
-        </w:rPr>
-        <w:t xml:space="preserve">Инструктаж обучающегося по ознакомлению с требованиями охраны труда, техники безопасности, пожарной безопасности, а также с правилами внутреннего трудового распорядка проведен с оформлением установленной документации </w:t>
-      </w:r>
-      <w:proofErr w:type="spellStart"/>
-      <w:r>
-        <w:rPr>
-          <w:rFonts w:ascii="Times New Roman" w:eastAsia="Times New Roman" w:hAnsi="Times New Roman" w:cs="Times New Roman"/>
-        </w:rPr>
-        <w:t>бакДатаРук</w:t>
-      </w:r>
-      <w:proofErr w:type="spellEnd"/>
-      <w:r>
-        <w:rPr>
-          <w:rFonts w:ascii="Times New Roman" w:eastAsia="Times New Roman" w:hAnsi="Times New Roman" w:cs="Times New Roman"/>
-        </w:rPr>
-        <w:t xml:space="preserve">  </w:t>
-      </w:r>
-    </w:p>
-    <w:p>
-      <w:pPr>
-        <w:spacing w:before="240" w:after="0" w:line="240" w:lineRule="auto"/>
-        <w:ind w:firstLine="709"/>
-        <w:jc w:val="both"/>
-        <w:rPr>
-          <w:rFonts w:ascii="Times New Roman" w:eastAsia="Times New Roman" w:hAnsi="Times New Roman" w:cs="Times New Roman"/>
-        </w:rPr>
-      </w:pPr>
-      <w:r>
-        <w:rPr>
-          <w:rFonts w:ascii="Times New Roman" w:eastAsia="Times New Roman" w:hAnsi="Times New Roman" w:cs="Times New Roman"/>
-        </w:rPr>
-        <w:t xml:space="preserve">Инструктаж обучающегося по ознакомлению с требованиями охраны труда, техники безопасности, пожарной безопасности, а также с правилами внутреннего трудового распорядка проведен с оформлением установленной документации </w:t>
-      </w:r>
-      <w:proofErr w:type="spellStart"/>
-      <w:r>
-        <w:rPr>
-          <w:rFonts w:ascii="Times New Roman" w:eastAsia="Times New Roman" w:hAnsi="Times New Roman" w:cs="Times New Roman"/>
-        </w:rPr>
-        <w:t>бакДатаРук</w:t>
-      </w:r>
-      <w:proofErr w:type="spellEnd"/>
-      <w:r>
-        <w:rPr>
-          <w:rFonts w:ascii="Times New Roman" w:eastAsia="Times New Roman" w:hAnsi="Times New Roman" w:cs="Times New Roman"/>
-        </w:rPr>
-        <w:t xml:space="preserve">  </w:t>
-      </w:r>
-    </w:p>
-    <w:p>
-      <w:pPr>
-        <w:spacing w:before="240" w:after="0" w:line="240" w:lineRule="auto"/>
-        <w:ind w:firstLine="709"/>
-        <w:jc w:val="both"/>
-        <w:rPr>
-          <w:rFonts w:ascii="Times New Roman" w:eastAsia="Times New Roman" w:hAnsi="Times New Roman" w:cs="Times New Roman"/>
-        </w:rPr>
-      </w:pPr>
-      <w:r>
-        <w:rPr>
-          <w:rFonts w:ascii="Times New Roman" w:eastAsia="Times New Roman" w:hAnsi="Times New Roman" w:cs="Times New Roman"/>
-        </w:rPr>
-        <w:t xml:space="preserve">Инструктаж обучающегося по ознакомлению с требованиями охраны труда, техники безопасности, пожарной безопасности, а также с правилами внутреннего трудового распорядка проведен с оформлением установленной документации </w:t>
-      </w:r>
-      <w:proofErr w:type="spellStart"/>
-      <w:r>
-        <w:rPr>
-          <w:rFonts w:ascii="Times New Roman" w:eastAsia="Times New Roman" w:hAnsi="Times New Roman" w:cs="Times New Roman"/>
-        </w:rPr>
-        <w:t>бакДатаРук</w:t>
-      </w:r>
-      <w:proofErr w:type="spellEnd"/>
-      <w:r>
-        <w:rPr>
-          <w:rFonts w:ascii="Times New Roman" w:eastAsia="Times New Roman" w:hAnsi="Times New Roman" w:cs="Times New Roman"/>
-        </w:rPr>
-        <w:t xml:space="preserve">  </w:t>
-      </w:r>
-    </w:p>
-    <w:p>
-      <w:pPr>
-        <w:spacing w:before="240" w:after="0" w:line="240" w:lineRule="auto"/>
-        <w:ind w:firstLine="709"/>
-        <w:jc w:val="both"/>
-        <w:rPr>
-          <w:rFonts w:ascii="Times New Roman" w:eastAsia="Times New Roman" w:hAnsi="Times New Roman" w:cs="Times New Roman"/>
-        </w:rPr>
-      </w:pPr>
-      <w:r>
-        <w:rPr>
-          <w:rFonts w:ascii="Times New Roman" w:eastAsia="Times New Roman" w:hAnsi="Times New Roman" w:cs="Times New Roman"/>
-        </w:rPr>
-        <w:t xml:space="preserve">Инструктаж обучающегося по ознакомлению с требованиями охраны труда, техники безопасности, пожарной безопасности, а также с правилами внутреннего трудового распорядка проведен с оформлением установленной документации </w:t>
-      </w:r>
-      <w:proofErr w:type="spellStart"/>
-      <w:r>
-        <w:rPr>
-          <w:rFonts w:ascii="Times New Roman" w:eastAsia="Times New Roman" w:hAnsi="Times New Roman" w:cs="Times New Roman"/>
-        </w:rPr>
-        <w:t>бакДатаРук</w:t>
-      </w:r>
-      <w:proofErr w:type="spellEnd"/>
-      <w:r>
-        <w:rPr>
-          <w:rFonts w:ascii="Times New Roman" w:eastAsia="Times New Roman" w:hAnsi="Times New Roman" w:cs="Times New Roman"/>
-        </w:rPr>
-        <w:t xml:space="preserve">  </w:t>
-      </w:r>
-    </w:p>
-    <w:p>
-      <w:pPr>
-        <w:spacing w:before="240" w:after="0" w:line="240" w:lineRule="auto"/>
-        <w:ind w:firstLine="709"/>
-        <w:jc w:val="both"/>
-        <w:rPr>
-          <w:rFonts w:ascii="Times New Roman" w:eastAsia="Times New Roman" w:hAnsi="Times New Roman" w:cs="Times New Roman"/>
-        </w:rPr>
-      </w:pPr>
-      <w:r>
-        <w:rPr>
-          <w:rFonts w:ascii="Times New Roman" w:eastAsia="Times New Roman" w:hAnsi="Times New Roman" w:cs="Times New Roman"/>
-        </w:rPr>
-        <w:t xml:space="preserve">Инструктаж обучающегося по ознакомлению с требованиями охраны труда, техники безопасности, пожарной безопасности, а также с правилами внутреннего трудового распорядка проведен с оформлением установленной документации </w:t>
-      </w:r>
-      <w:proofErr w:type="spellStart"/>
-      <w:r>
-        <w:rPr>
-          <w:rFonts w:ascii="Times New Roman" w:eastAsia="Times New Roman" w:hAnsi="Times New Roman" w:cs="Times New Roman"/>
-        </w:rPr>
-        <w:t>бакДатаРук</w:t>
-      </w:r>
-      <w:proofErr w:type="spellEnd"/>
-      <w:r>
-        <w:rPr>
-          <w:rFonts w:ascii="Times New Roman" w:eastAsia="Times New Roman" w:hAnsi="Times New Roman" w:cs="Times New Roman"/>
-        </w:rPr>
-        <w:t xml:space="preserve">  </w:t>
-      </w:r>
-    </w:p>
-    <w:p>
-      <w:pPr>
-        <w:spacing w:before="240" w:after="0" w:line="240" w:lineRule="auto"/>
-        <w:ind w:firstLine="709"/>
-        <w:jc w:val="both"/>
-        <w:rPr>
-          <w:rFonts w:ascii="Times New Roman" w:eastAsia="Times New Roman" w:hAnsi="Times New Roman" w:cs="Times New Roman"/>
-        </w:rPr>
-      </w:pPr>
-      <w:r>
-        <w:rPr>
-          <w:rFonts w:ascii="Times New Roman" w:eastAsia="Times New Roman" w:hAnsi="Times New Roman" w:cs="Times New Roman"/>
-        </w:rPr>
-        <w:t xml:space="preserve">Инструктаж обучающегося по ознакомлению с требованиями охраны труда, техники безопасности, пожарной безопасности, а также с правилами внутреннего трудового распорядка проведен с оформлением установленной документации </w:t>
-      </w:r>
-      <w:proofErr w:type="spellStart"/>
-      <w:r>
-        <w:rPr>
-          <w:rFonts w:ascii="Times New Roman" w:eastAsia="Times New Roman" w:hAnsi="Times New Roman" w:cs="Times New Roman"/>
-        </w:rPr>
-        <w:t>бакДатаРук</w:t>
-      </w:r>
-      <w:proofErr w:type="spellEnd"/>
-      <w:r>
-        <w:rPr>
-          <w:rFonts w:ascii="Times New Roman" w:eastAsia="Times New Roman" w:hAnsi="Times New Roman" w:cs="Times New Roman"/>
-        </w:rPr>
-        <w:t xml:space="preserve">  </w:t>
-      </w:r>
-    </w:p>
-    <w:p>
-      <w:pPr>
-        <w:spacing w:before="240" w:after="0" w:line="240" w:lineRule="auto"/>
-        <w:ind w:firstLine="709"/>
-        <w:jc w:val="both"/>
-        <w:rPr>
-          <w:rFonts w:ascii="Times New Roman" w:eastAsia="Times New Roman" w:hAnsi="Times New Roman" w:cs="Times New Roman"/>
-        </w:rPr>
-      </w:pPr>
-      <w:r>
-        <w:rPr>
-          <w:rFonts w:ascii="Times New Roman" w:eastAsia="Times New Roman" w:hAnsi="Times New Roman" w:cs="Times New Roman"/>
-        </w:rPr>
-        <w:t xml:space="preserve">Инструктаж обучающегося по ознакомлению с требованиями охраны труда, техники безопасности, пожарной безопасности, а также с правилами внутреннего трудового распорядка проведен с оформлением установленной документации </w:t>
-      </w:r>
-      <w:proofErr w:type="spellStart"/>
-      <w:r>
-        <w:rPr>
-          <w:rFonts w:ascii="Times New Roman" w:eastAsia="Times New Roman" w:hAnsi="Times New Roman" w:cs="Times New Roman"/>
-        </w:rPr>
-        <w:t>бакДатаРук</w:t>
-      </w:r>
-      <w:proofErr w:type="spellEnd"/>
-      <w:r>
-        <w:rPr>
-          <w:rFonts w:ascii="Times New Roman" w:eastAsia="Times New Roman" w:hAnsi="Times New Roman" w:cs="Times New Roman"/>
-        </w:rPr>
-        <w:t xml:space="preserve">  </w:t>
-      </w:r>
-    </w:p>
-    <w:p>
-      <w:pPr>
-        <w:spacing w:before="240" w:after="0" w:line="240" w:lineRule="auto"/>
-        <w:ind w:firstLine="709"/>
-        <w:jc w:val="both"/>
-        <w:rPr>
-          <w:rFonts w:ascii="Times New Roman" w:eastAsia="Times New Roman" w:hAnsi="Times New Roman" w:cs="Times New Roman"/>
-        </w:rPr>
-      </w:pPr>
-      <w:r>
-        <w:rPr>
-          <w:rFonts w:ascii="Times New Roman" w:eastAsia="Times New Roman" w:hAnsi="Times New Roman" w:cs="Times New Roman"/>
-        </w:rPr>
         <w:lastRenderedPageBreak/>
         <w:t xml:space="preserve">Инструктаж обучающегося по ознакомлению с требованиями охраны труда, техники безопасности, пожарной безопасности, а также с правилами внутреннего трудового распорядка проведен с оформлением установленной документации </w:t>
       </w:r>
@@ -6278,6 +5806,306 @@
           <w:rFonts w:ascii="Times New Roman" w:eastAsia="Times New Roman" w:hAnsi="Times New Roman" w:cs="Times New Roman"/>
         </w:rPr>
         <w:lastRenderedPageBreak/>
+        <w:t xml:space="preserve">Инструктаж обучающегося по ознакомлению с требованиями охраны труда, техники безопасности, пожарной безопасности, а также с правилами внутреннего трудового распорядка проведен с оформлением установленной документации </w:t>
+      </w:r>
+      <w:proofErr w:type="spellStart"/>
+      <w:r>
+        <w:rPr>
+          <w:rFonts w:ascii="Times New Roman" w:eastAsia="Times New Roman" w:hAnsi="Times New Roman" w:cs="Times New Roman"/>
+        </w:rPr>
+        <w:t>бакДатаРук</w:t>
+      </w:r>
+      <w:proofErr w:type="spellEnd"/>
+      <w:r>
+        <w:rPr>
+          <w:rFonts w:ascii="Times New Roman" w:eastAsia="Times New Roman" w:hAnsi="Times New Roman" w:cs="Times New Roman"/>
+        </w:rPr>
+        <w:t xml:space="preserve">  </w:t>
+      </w:r>
+    </w:p>
+    <w:p>
+      <w:pPr>
+        <w:spacing w:before="240" w:after="0" w:line="240" w:lineRule="auto"/>
+        <w:ind w:firstLine="709"/>
+        <w:jc w:val="both"/>
+        <w:rPr>
+          <w:rFonts w:ascii="Times New Roman" w:eastAsia="Times New Roman" w:hAnsi="Times New Roman" w:cs="Times New Roman"/>
+        </w:rPr>
+      </w:pPr>
+      <w:r>
+        <w:rPr>
+          <w:rFonts w:ascii="Times New Roman" w:eastAsia="Times New Roman" w:hAnsi="Times New Roman" w:cs="Times New Roman"/>
+        </w:rPr>
+        <w:t xml:space="preserve">Инструктаж обучающегося по ознакомлению с требованиями охраны труда, техники безопасности, пожарной безопасности, а также с правилами внутреннего трудового распорядка проведен с оформлением установленной документации </w:t>
+      </w:r>
+      <w:proofErr w:type="spellStart"/>
+      <w:r>
+        <w:rPr>
+          <w:rFonts w:ascii="Times New Roman" w:eastAsia="Times New Roman" w:hAnsi="Times New Roman" w:cs="Times New Roman"/>
+        </w:rPr>
+        <w:t>бакДатаРук</w:t>
+      </w:r>
+      <w:proofErr w:type="spellEnd"/>
+      <w:r>
+        <w:rPr>
+          <w:rFonts w:ascii="Times New Roman" w:eastAsia="Times New Roman" w:hAnsi="Times New Roman" w:cs="Times New Roman"/>
+        </w:rPr>
+        <w:t xml:space="preserve">  </w:t>
+      </w:r>
+    </w:p>
+    <w:p>
+      <w:pPr>
+        <w:spacing w:before="240" w:after="0" w:line="240" w:lineRule="auto"/>
+        <w:ind w:firstLine="709"/>
+        <w:jc w:val="both"/>
+        <w:rPr>
+          <w:rFonts w:ascii="Times New Roman" w:eastAsia="Times New Roman" w:hAnsi="Times New Roman" w:cs="Times New Roman"/>
+        </w:rPr>
+      </w:pPr>
+      <w:r>
+        <w:rPr>
+          <w:rFonts w:ascii="Times New Roman" w:eastAsia="Times New Roman" w:hAnsi="Times New Roman" w:cs="Times New Roman"/>
+        </w:rPr>
+        <w:t xml:space="preserve">Инструктаж обучающегося по ознакомлению с требованиями охраны труда, техники безопасности, пожарной безопасности, а также с правилами внутреннего трудового распорядка проведен с оформлением установленной документации </w:t>
+      </w:r>
+      <w:proofErr w:type="spellStart"/>
+      <w:r>
+        <w:rPr>
+          <w:rFonts w:ascii="Times New Roman" w:eastAsia="Times New Roman" w:hAnsi="Times New Roman" w:cs="Times New Roman"/>
+        </w:rPr>
+        <w:t>бакДатаРук</w:t>
+      </w:r>
+      <w:proofErr w:type="spellEnd"/>
+      <w:r>
+        <w:rPr>
+          <w:rFonts w:ascii="Times New Roman" w:eastAsia="Times New Roman" w:hAnsi="Times New Roman" w:cs="Times New Roman"/>
+        </w:rPr>
+        <w:t xml:space="preserve">  </w:t>
+      </w:r>
+    </w:p>
+    <w:p>
+      <w:pPr>
+        <w:spacing w:before="240" w:after="0" w:line="240" w:lineRule="auto"/>
+        <w:ind w:firstLine="709"/>
+        <w:jc w:val="both"/>
+        <w:rPr>
+          <w:rFonts w:ascii="Times New Roman" w:eastAsia="Times New Roman" w:hAnsi="Times New Roman" w:cs="Times New Roman"/>
+        </w:rPr>
+      </w:pPr>
+      <w:r>
+        <w:rPr>
+          <w:rFonts w:ascii="Times New Roman" w:eastAsia="Times New Roman" w:hAnsi="Times New Roman" w:cs="Times New Roman"/>
+        </w:rPr>
+        <w:t xml:space="preserve">Инструктаж обучающегося по ознакомлению с требованиями охраны труда, техники безопасности, пожарной безопасности, а также с правилами внутреннего трудового распорядка проведен с оформлением установленной документации </w:t>
+      </w:r>
+      <w:proofErr w:type="spellStart"/>
+      <w:r>
+        <w:rPr>
+          <w:rFonts w:ascii="Times New Roman" w:eastAsia="Times New Roman" w:hAnsi="Times New Roman" w:cs="Times New Roman"/>
+        </w:rPr>
+        <w:t>бакДатаРук</w:t>
+      </w:r>
+      <w:proofErr w:type="spellEnd"/>
+      <w:r>
+        <w:rPr>
+          <w:rFonts w:ascii="Times New Roman" w:eastAsia="Times New Roman" w:hAnsi="Times New Roman" w:cs="Times New Roman"/>
+        </w:rPr>
+        <w:t xml:space="preserve">  </w:t>
+      </w:r>
+    </w:p>
+    <w:p>
+      <w:pPr>
+        <w:spacing w:before="240" w:after="0" w:line="240" w:lineRule="auto"/>
+        <w:ind w:firstLine="709"/>
+        <w:jc w:val="both"/>
+        <w:rPr>
+          <w:rFonts w:ascii="Times New Roman" w:eastAsia="Times New Roman" w:hAnsi="Times New Roman" w:cs="Times New Roman"/>
+        </w:rPr>
+      </w:pPr>
+      <w:r>
+        <w:rPr>
+          <w:rFonts w:ascii="Times New Roman" w:eastAsia="Times New Roman" w:hAnsi="Times New Roman" w:cs="Times New Roman"/>
+        </w:rPr>
+        <w:t xml:space="preserve">Инструктаж обучающегося по ознакомлению с требованиями охраны труда, техники безопасности, пожарной безопасности, а также с правилами внутреннего трудового распорядка проведен с оформлением установленной документации </w:t>
+      </w:r>
+      <w:proofErr w:type="spellStart"/>
+      <w:r>
+        <w:rPr>
+          <w:rFonts w:ascii="Times New Roman" w:eastAsia="Times New Roman" w:hAnsi="Times New Roman" w:cs="Times New Roman"/>
+        </w:rPr>
+        <w:t>бакДатаРук</w:t>
+      </w:r>
+      <w:proofErr w:type="spellEnd"/>
+      <w:r>
+        <w:rPr>
+          <w:rFonts w:ascii="Times New Roman" w:eastAsia="Times New Roman" w:hAnsi="Times New Roman" w:cs="Times New Roman"/>
+        </w:rPr>
+        <w:t xml:space="preserve">  </w:t>
+      </w:r>
+    </w:p>
+    <w:p>
+      <w:pPr>
+        <w:spacing w:before="240" w:after="0" w:line="240" w:lineRule="auto"/>
+        <w:ind w:firstLine="709"/>
+        <w:jc w:val="both"/>
+        <w:rPr>
+          <w:rFonts w:ascii="Times New Roman" w:eastAsia="Times New Roman" w:hAnsi="Times New Roman" w:cs="Times New Roman"/>
+        </w:rPr>
+      </w:pPr>
+      <w:r>
+        <w:rPr>
+          <w:rFonts w:ascii="Times New Roman" w:eastAsia="Times New Roman" w:hAnsi="Times New Roman" w:cs="Times New Roman"/>
+        </w:rPr>
+        <w:t xml:space="preserve">Инструктаж обучающегося по ознакомлению с требованиями охраны труда, техники безопасности, пожарной безопасности, а также с правилами внутреннего трудового распорядка проведен с оформлением установленной документации </w:t>
+      </w:r>
+      <w:proofErr w:type="spellStart"/>
+      <w:r>
+        <w:rPr>
+          <w:rFonts w:ascii="Times New Roman" w:eastAsia="Times New Roman" w:hAnsi="Times New Roman" w:cs="Times New Roman"/>
+        </w:rPr>
+        <w:t>бакДатаРук</w:t>
+      </w:r>
+      <w:proofErr w:type="spellEnd"/>
+      <w:r>
+        <w:rPr>
+          <w:rFonts w:ascii="Times New Roman" w:eastAsia="Times New Roman" w:hAnsi="Times New Roman" w:cs="Times New Roman"/>
+        </w:rPr>
+        <w:t xml:space="preserve">  </w:t>
+      </w:r>
+    </w:p>
+    <w:p>
+      <w:pPr>
+        <w:spacing w:before="240" w:after="0" w:line="240" w:lineRule="auto"/>
+        <w:ind w:firstLine="709"/>
+        <w:jc w:val="both"/>
+        <w:rPr>
+          <w:rFonts w:ascii="Times New Roman" w:eastAsia="Times New Roman" w:hAnsi="Times New Roman" w:cs="Times New Roman"/>
+        </w:rPr>
+      </w:pPr>
+      <w:r>
+        <w:rPr>
+          <w:rFonts w:ascii="Times New Roman" w:eastAsia="Times New Roman" w:hAnsi="Times New Roman" w:cs="Times New Roman"/>
+        </w:rPr>
+        <w:t xml:space="preserve">Инструктаж обучающегося по ознакомлению с требованиями охраны труда, техники безопасности, пожарной безопасности, а также с правилами внутреннего трудового распорядка проведен с оформлением установленной документации </w:t>
+      </w:r>
+      <w:proofErr w:type="spellStart"/>
+      <w:r>
+        <w:rPr>
+          <w:rFonts w:ascii="Times New Roman" w:eastAsia="Times New Roman" w:hAnsi="Times New Roman" w:cs="Times New Roman"/>
+        </w:rPr>
+        <w:t>бакДатаРук</w:t>
+      </w:r>
+      <w:proofErr w:type="spellEnd"/>
+      <w:r>
+        <w:rPr>
+          <w:rFonts w:ascii="Times New Roman" w:eastAsia="Times New Roman" w:hAnsi="Times New Roman" w:cs="Times New Roman"/>
+        </w:rPr>
+        <w:t xml:space="preserve">  </w:t>
+      </w:r>
+    </w:p>
+    <w:p>
+      <w:pPr>
+        <w:spacing w:before="240" w:after="0" w:line="240" w:lineRule="auto"/>
+        <w:ind w:firstLine="709"/>
+        <w:jc w:val="both"/>
+        <w:rPr>
+          <w:rFonts w:ascii="Times New Roman" w:eastAsia="Times New Roman" w:hAnsi="Times New Roman" w:cs="Times New Roman"/>
+        </w:rPr>
+      </w:pPr>
+      <w:r>
+        <w:rPr>
+          <w:rFonts w:ascii="Times New Roman" w:eastAsia="Times New Roman" w:hAnsi="Times New Roman" w:cs="Times New Roman"/>
+        </w:rPr>
+        <w:t xml:space="preserve">Инструктаж обучающегося по ознакомлению с требованиями охраны труда, техники безопасности, пожарной безопасности, а также с правилами внутреннего трудового распорядка проведен с оформлением установленной документации </w:t>
+      </w:r>
+      <w:proofErr w:type="spellStart"/>
+      <w:r>
+        <w:rPr>
+          <w:rFonts w:ascii="Times New Roman" w:eastAsia="Times New Roman" w:hAnsi="Times New Roman" w:cs="Times New Roman"/>
+        </w:rPr>
+        <w:t>бакДатаРук</w:t>
+      </w:r>
+      <w:proofErr w:type="spellEnd"/>
+      <w:r>
+        <w:rPr>
+          <w:rFonts w:ascii="Times New Roman" w:eastAsia="Times New Roman" w:hAnsi="Times New Roman" w:cs="Times New Roman"/>
+        </w:rPr>
+        <w:t xml:space="preserve">  </w:t>
+      </w:r>
+    </w:p>
+    <w:p>
+      <w:pPr>
+        <w:spacing w:before="240" w:after="0" w:line="240" w:lineRule="auto"/>
+        <w:ind w:firstLine="709"/>
+        <w:jc w:val="both"/>
+        <w:rPr>
+          <w:rFonts w:ascii="Times New Roman" w:eastAsia="Times New Roman" w:hAnsi="Times New Roman" w:cs="Times New Roman"/>
+        </w:rPr>
+      </w:pPr>
+      <w:r>
+        <w:rPr>
+          <w:rFonts w:ascii="Times New Roman" w:eastAsia="Times New Roman" w:hAnsi="Times New Roman" w:cs="Times New Roman"/>
+        </w:rPr>
+        <w:t xml:space="preserve">Инструктаж обучающегося по ознакомлению с требованиями охраны труда, техники безопасности, пожарной безопасности, а также с правилами внутреннего трудового распорядка проведен с оформлением установленной документации </w:t>
+      </w:r>
+      <w:proofErr w:type="spellStart"/>
+      <w:r>
+        <w:rPr>
+          <w:rFonts w:ascii="Times New Roman" w:eastAsia="Times New Roman" w:hAnsi="Times New Roman" w:cs="Times New Roman"/>
+        </w:rPr>
+        <w:t>бакДатаРук</w:t>
+      </w:r>
+      <w:proofErr w:type="spellEnd"/>
+      <w:r>
+        <w:rPr>
+          <w:rFonts w:ascii="Times New Roman" w:eastAsia="Times New Roman" w:hAnsi="Times New Roman" w:cs="Times New Roman"/>
+        </w:rPr>
+        <w:t xml:space="preserve">  </w:t>
+      </w:r>
+    </w:p>
+    <w:p>
+      <w:pPr>
+        <w:spacing w:before="240" w:after="0" w:line="240" w:lineRule="auto"/>
+        <w:ind w:firstLine="709"/>
+        <w:jc w:val="both"/>
+        <w:rPr>
+          <w:rFonts w:ascii="Times New Roman" w:eastAsia="Times New Roman" w:hAnsi="Times New Roman" w:cs="Times New Roman"/>
+        </w:rPr>
+      </w:pPr>
+      <w:r>
+        <w:rPr>
+          <w:rFonts w:ascii="Times New Roman" w:eastAsia="Times New Roman" w:hAnsi="Times New Roman" w:cs="Times New Roman"/>
+        </w:rPr>
+        <w:t xml:space="preserve">Инструктаж обучающегося по ознакомлению с требованиями охраны труда, техники безопасности, пожарной безопасности, а также с правилами внутреннего трудового распорядка проведен с оформлением установленной документации </w:t>
+      </w:r>
+      <w:proofErr w:type="spellStart"/>
+      <w:r>
+        <w:rPr>
+          <w:rFonts w:ascii="Times New Roman" w:eastAsia="Times New Roman" w:hAnsi="Times New Roman" w:cs="Times New Roman"/>
+        </w:rPr>
+        <w:t>бакДатаРук</w:t>
+      </w:r>
+      <w:proofErr w:type="spellEnd"/>
+      <w:r>
+        <w:rPr>
+          <w:rFonts w:ascii="Times New Roman" w:eastAsia="Times New Roman" w:hAnsi="Times New Roman" w:cs="Times New Roman"/>
+        </w:rPr>
+        <w:t xml:space="preserve">  </w:t>
+      </w:r>
+    </w:p>
+    <w:p>
+      <w:pPr>
+        <w:spacing w:before="240" w:after="0" w:line="240" w:lineRule="auto"/>
+        <w:ind w:firstLine="709"/>
+        <w:jc w:val="both"/>
+        <w:rPr>
+          <w:rFonts w:ascii="Times New Roman" w:eastAsia="Times New Roman" w:hAnsi="Times New Roman" w:cs="Times New Roman"/>
+        </w:rPr>
+      </w:pPr>
+      <w:r>
+        <w:rPr>
+          <w:rFonts w:ascii="Times New Roman" w:eastAsia="Times New Roman" w:hAnsi="Times New Roman" w:cs="Times New Roman"/>
+        </w:rPr>
         <w:t xml:space="preserve">Инструктаж обучающегося по ознакомлению с требованиями охраны труда, техники безопасности, пожарной безопасности, а также с правилами внутреннего трудового распорядка проведен с оформлением установленной документации </w:t>
       </w:r>
       <w:proofErr w:type="spellStart"/>
@@ -7687,7 +7515,7 @@
 </file>
 
 <file path=customXml/itemProps2.xml><?xml version="1.0" encoding="utf-8"?>
-<ds:datastoreItem xmlns:ds="http://schemas.openxmlformats.org/officeDocument/2006/customXml" ds:itemID="{B6BBE81D-5DA8-41E5-BB22-0433E161BE73}">
+<ds:datastoreItem xmlns:ds="http://schemas.openxmlformats.org/officeDocument/2006/customXml" ds:itemID="{3B1D7571-54FC-44ED-B69B-1E9CB32025FD}">
   <ds:schemaRefs>
     <ds:schemaRef ds:uri="http://schemas.openxmlformats.org/officeDocument/2006/bibliography"/>
   </ds:schemaRefs>
